--- a/documentos/resources/plano_trabalho_multievento.docx
+++ b/documentos/resources/plano_trabalho_multievento.docx
@@ -2,11 +2,11 @@
 <file path=word/document.xml><?xml version="1.0" encoding="utf-8"?>
 <w:document xmlns:o="urn:schemas-microsoft-com:office:office" xmlns:r="http://schemas.openxmlformats.org/officeDocument/2006/relationships" xmlns:v="urn:schemas-microsoft-com:vml" xmlns:w="http://schemas.openxmlformats.org/wordprocessingml/2006/main" xmlns:w10="urn:schemas-microsoft-com:office:word" xmlns:wp="http://schemas.openxmlformats.org/drawingml/2006/wordprocessingDrawing" xmlns:pic="http://schemas.openxmlformats.org/drawingml/2006/picture" xmlns:wps="http://schemas.microsoft.com/office/word/2010/wordprocessingShape" xmlns:wpg="http://schemas.microsoft.com/office/word/2010/wordprocessingGroup" xmlns:mc="http://schemas.openxmlformats.org/markup-compatibility/2006" xmlns:wp14="http://schemas.microsoft.com/office/word/2010/wordprocessingDrawing" xmlns:w14="http://schemas.microsoft.com/office/word/2010/wordml" xmlns:w15="http://schemas.microsoft.com/office/word/2012/wordml" mc:Ignorable="w14 wp14 w15">
   <w:body>
-    <w:p xmlns:wp14="http://schemas.microsoft.com/office/word/2010/wordml" wp14:textId="77777777">
-      <w:pPr>
-        <w:pStyle w:val="Normal"/>
-        <w:widowControl w:val="false"/>
-        <w:spacing w:before="147" w:after="0" w:line="240" w:lineRule="auto"/>
+    <w:p>
+      <w:pPr>
+        <w:pStyle w:val="Normal"/>
+        <w:widowControl w:val="false"/>
+        <w:spacing w:lineRule="auto" w:line="240" w:before="147" w:after="0"/>
         <w:jc w:val="center"/>
         <w:rPr>
           <w:b/>
@@ -26,11 +26,11 @@
         </w:rPr>
       </w:r>
     </w:p>
-    <w:p xmlns:wp14="http://schemas.microsoft.com/office/word/2010/wordml" wp14:textId="77777777">
-      <w:pPr>
-        <w:pStyle w:val="Normal"/>
-        <w:widowControl w:val="false"/>
-        <w:spacing w:before="147" w:after="0" w:line="240" w:lineRule="auto"/>
+    <w:p>
+      <w:pPr>
+        <w:pStyle w:val="Normal"/>
+        <w:widowControl w:val="false"/>
+        <w:spacing w:lineRule="auto" w:line="240" w:before="147" w:after="0"/>
         <w:jc w:val="center"/>
         <w:rPr>
           <w:b/>
@@ -50,11 +50,11 @@
         </w:rPr>
       </w:r>
     </w:p>
-    <w:p xmlns:wp14="http://schemas.microsoft.com/office/word/2010/wordml" wp14:textId="77777777">
-      <w:pPr>
-        <w:pStyle w:val="Normal"/>
-        <w:widowControl w:val="false"/>
-        <w:spacing w:before="147" w:after="0" w:line="240" w:lineRule="auto"/>
+    <w:p>
+      <w:pPr>
+        <w:pStyle w:val="Normal"/>
+        <w:widowControl w:val="false"/>
+        <w:spacing w:lineRule="auto" w:line="240" w:before="147" w:after="0"/>
         <w:jc w:val="center"/>
         <w:rPr>
           <w:b/>
@@ -74,11 +74,11 @@
         </w:rPr>
       </w:r>
     </w:p>
-    <w:p xmlns:wp14="http://schemas.microsoft.com/office/word/2010/wordml" wp14:textId="77777777">
-      <w:pPr>
-        <w:pStyle w:val="Normal"/>
-        <w:widowControl w:val="false"/>
-        <w:spacing w:before="147" w:after="0" w:line="240" w:lineRule="auto"/>
+    <w:p>
+      <w:pPr>
+        <w:pStyle w:val="Normal"/>
+        <w:widowControl w:val="false"/>
+        <w:spacing w:lineRule="auto" w:line="240" w:before="147" w:after="0"/>
         <w:jc w:val="center"/>
         <w:rPr>
           <w:rFonts w:ascii="Arial" w:hAnsi="Arial"/>
@@ -95,11 +95,11 @@
         <w:t>PLANO DE TRABALHO Nº{{numero_plano_trabalho}}</w:t>
       </w:r>
     </w:p>
-    <w:p xmlns:wp14="http://schemas.microsoft.com/office/word/2010/wordml" wp14:textId="77777777">
-      <w:pPr>
-        <w:pStyle w:val="Normal"/>
-        <w:widowControl w:val="false"/>
-        <w:spacing w:before="147" w:after="0" w:line="240" w:lineRule="auto"/>
+    <w:p>
+      <w:pPr>
+        <w:pStyle w:val="Normal"/>
+        <w:widowControl w:val="false"/>
+        <w:spacing w:lineRule="auto" w:line="240" w:before="147" w:after="0"/>
         <w:jc w:val="center"/>
         <w:rPr>
           <w:rFonts w:ascii="Arial" w:hAnsi="Arial"/>
@@ -116,11 +116,11 @@
         <w:t>{{unidade}}</w:t>
       </w:r>
     </w:p>
-    <w:p xmlns:wp14="http://schemas.microsoft.com/office/word/2010/wordml" wp14:textId="77777777">
-      <w:pPr>
-        <w:pStyle w:val="Normal"/>
-        <w:widowControl w:val="false"/>
-        <w:spacing w:before="147" w:after="0" w:line="240" w:lineRule="auto"/>
+    <w:p>
+      <w:pPr>
+        <w:pStyle w:val="Normal"/>
+        <w:widowControl w:val="false"/>
+        <w:spacing w:lineRule="auto" w:line="240" w:before="147" w:after="0"/>
         <w:jc w:val="center"/>
         <w:rPr>
           <w:rFonts w:ascii="Arial" w:hAnsi="Arial"/>
@@ -130,11 +130,11 @@
         <w:rPr/>
       </w:r>
     </w:p>
-    <w:p xmlns:wp14="http://schemas.microsoft.com/office/word/2010/wordml" wp14:textId="77777777">
-      <w:pPr>
-        <w:pStyle w:val="Normal"/>
-        <w:widowControl w:val="false"/>
-        <w:spacing w:before="147" w:after="0" w:line="240" w:lineRule="auto"/>
+    <w:p>
+      <w:pPr>
+        <w:pStyle w:val="Normal"/>
+        <w:widowControl w:val="false"/>
+        <w:spacing w:lineRule="auto" w:line="240" w:before="147" w:after="0"/>
         <w:jc w:val="center"/>
         <w:rPr>
           <w:rFonts w:ascii="Arial" w:hAnsi="Arial"/>
@@ -144,11 +144,11 @@
         <w:rPr/>
       </w:r>
     </w:p>
-    <w:p xmlns:wp14="http://schemas.microsoft.com/office/word/2010/wordml" wp14:textId="77777777">
-      <w:pPr>
-        <w:pStyle w:val="Normal"/>
-        <w:widowControl w:val="false"/>
-        <w:spacing w:before="147" w:after="0" w:line="240" w:lineRule="auto"/>
+    <w:p>
+      <w:pPr>
+        <w:pStyle w:val="Normal"/>
+        <w:widowControl w:val="false"/>
+        <w:spacing w:lineRule="auto" w:line="240" w:before="147" w:after="0"/>
         <w:jc w:val="center"/>
         <w:rPr>
           <w:rFonts w:ascii="Arial" w:hAnsi="Arial"/>
@@ -158,11 +158,11 @@
         <w:rPr/>
       </w:r>
     </w:p>
-    <w:p xmlns:wp14="http://schemas.microsoft.com/office/word/2010/wordml" wp14:textId="77777777">
-      <w:pPr>
-        <w:pStyle w:val="Normal"/>
-        <w:widowControl w:val="false"/>
-        <w:spacing w:before="147" w:after="0" w:line="240" w:lineRule="auto"/>
+    <w:p>
+      <w:pPr>
+        <w:pStyle w:val="Normal"/>
+        <w:widowControl w:val="false"/>
+        <w:spacing w:lineRule="auto" w:line="240" w:before="147" w:after="0"/>
         <w:jc w:val="center"/>
         <w:rPr>
           <w:rFonts w:ascii="Arial" w:hAnsi="Arial"/>
@@ -172,11 +172,11 @@
         <w:rPr/>
       </w:r>
     </w:p>
-    <w:p xmlns:wp14="http://schemas.microsoft.com/office/word/2010/wordml" wp14:textId="77777777">
-      <w:pPr>
-        <w:pStyle w:val="Normal"/>
-        <w:widowControl w:val="false"/>
-        <w:spacing w:before="147" w:after="0" w:line="240" w:lineRule="auto"/>
+    <w:p>
+      <w:pPr>
+        <w:pStyle w:val="Normal"/>
+        <w:widowControl w:val="false"/>
+        <w:spacing w:lineRule="auto" w:line="240" w:before="147" w:after="0"/>
         <w:jc w:val="center"/>
         <w:rPr>
           <w:rFonts w:ascii="Arial" w:hAnsi="Arial"/>
@@ -186,73 +186,81 @@
         <w:rPr/>
       </w:r>
     </w:p>
-    <w:p xmlns:wp14="http://schemas.microsoft.com/office/word/2010/wordml" wp14:textId="77777777">
-      <w:pPr>
-        <w:pStyle w:val="Normal"/>
-        <w:keepNext w:val="1"/>
-        <w:keepLines w:val="1"/>
-        <w:widowControl w:val="0"/>
+    <w:p>
+      <w:pPr>
+        <w:pStyle w:val="Normal"/>
+        <w:keepNext w:val="true"/>
+        <w:keepLines/>
+        <w:widowControl w:val="false"/>
         <w:numPr>
           <w:ilvl w:val="0"/>
           <w:numId w:val="1"/>
         </w:numPr>
         <w:tabs>
           <w:tab w:val="clear" w:pos="720"/>
-          <w:tab w:val="left" w:leader="none" w:pos="168"/>
-          <w:tab w:val="left" w:leader="none" w:pos="288"/>
+          <w:tab w:val="left" w:pos="168" w:leader="none"/>
+          <w:tab w:val="left" w:pos="288" w:leader="none"/>
         </w:tabs>
         <w:suppressAutoHyphens w:val="true"/>
         <w:bidi w:val="0"/>
-        <w:spacing w:before="261" w:after="114" w:line="240" w:lineRule="auto"/>
-        <w:ind w:left="360" w:start="0" w:end="0"/>
-        <w:rPr>
-          <w:rFonts w:ascii="Arial" w:hAnsi="Arial"/>
-          <w:b w:val="1"/>
-          <w:bCs w:val="1"/>
-        </w:rPr>
-      </w:pPr>
-      <w:r>
-        <w:rPr>
-          <w:b w:val="1"/>
-          <w:bCs w:val="1"/>
+        <w:spacing w:lineRule="auto" w:line="240" w:before="261" w:after="114"/>
+        <w:ind w:hanging="360" w:start="360" w:end="0"/>
+        <w:rPr>
+          <w:rFonts w:ascii="Arial" w:hAnsi="Arial"/>
+          <w:b/>
+          <w:bCs/>
+        </w:rPr>
+      </w:pPr>
+      <w:r>
+        <w:rPr>
+          <w:b/>
+          <w:bCs/>
           <w:sz w:val="24"/>
           <w:szCs w:val="24"/>
         </w:rPr>
         <w:t>BREVE CONTEXTUALIZAÇÃO</w:t>
       </w:r>
     </w:p>
-    <w:p xmlns:wp14="http://schemas.microsoft.com/office/word/2010/wordml" wp14:textId="77777777">
-      <w:pPr>
-        <w:pStyle w:val="Normal"/>
-        <w:keepNext w:val="1"/>
-        <w:keepLines w:val="1"/>
-        <w:widowControl w:val="0"/>
+    <w:p>
+      <w:pPr>
+        <w:pStyle w:val="Normal"/>
+        <w:keepNext w:val="true"/>
+        <w:keepLines/>
+        <w:widowControl w:val="false"/>
         <w:tabs>
           <w:tab w:val="clear" w:pos="720"/>
-          <w:tab w:val="left" w:leader="none" w:pos="168"/>
-          <w:tab w:val="left" w:leader="none" w:pos="288"/>
+          <w:tab w:val="left" w:pos="168" w:leader="none"/>
+          <w:tab w:val="left" w:pos="288" w:leader="none"/>
         </w:tabs>
         <w:suppressAutoHyphens w:val="true"/>
         <w:bidi w:val="0"/>
-        <w:spacing w:before="261" w:after="114" w:line="240" w:lineRule="auto"/>
-        <w:ind w:start="0" w:end="0" w:hanging="0"/>
-        <w:rPr>
-          <w:rFonts w:ascii="Arial" w:hAnsi="Arial"/>
-          <w:b w:val="1"/>
-          <w:bCs w:val="1"/>
+        <w:spacing w:lineRule="auto" w:line="240" w:before="261" w:after="114"/>
+        <w:ind w:hanging="0" w:start="0" w:end="0"/>
+        <w:rPr>
+          <w:rFonts w:ascii="Arial" w:hAnsi="Arial"/>
+          <w:b/>
+          <w:bCs/>
           <w:sz w:val="12"/>
           <w:szCs w:val="12"/>
         </w:rPr>
       </w:pPr>
-    </w:p>
-    <w:p xmlns:wp14="http://schemas.microsoft.com/office/word/2010/wordml" wp14:textId="77777777">
-      <w:pPr>
-        <w:pStyle w:val="Normal"/>
-        <w:keepNext w:val="1"/>
-        <w:keepLines w:val="1"/>
-        <w:widowControl w:val="0"/>
+      <w:r>
+        <w:rPr>
+          <w:b/>
+          <w:bCs/>
+          <w:sz w:val="12"/>
+          <w:szCs w:val="12"/>
+        </w:rPr>
+      </w:r>
+    </w:p>
+    <w:p>
+      <w:pPr>
+        <w:pStyle w:val="Normal"/>
+        <w:keepNext w:val="true"/>
+        <w:keepLines/>
+        <w:widowControl w:val="false"/>
         <w:bidi w:val="0"/>
-        <w:spacing w:before="90" w:after="0" w:line="240" w:lineRule="auto"/>
+        <w:spacing w:lineRule="auto" w:line="240" w:before="90" w:after="0"/>
         <w:ind w:start="0" w:end="0"/>
         <w:rPr>
           <w:rFonts w:ascii="Arial" w:hAnsi="Arial"/>
@@ -260,15 +268,15 @@
       </w:pPr>
       <w:r>
         <w:rPr>
-          <w:b w:val="0"/>
-          <w:bCs w:val="0"/>
+          <w:b w:val="false"/>
+          <w:bCs w:val="false"/>
           <w:sz w:val="20"/>
           <w:szCs w:val="20"/>
         </w:rPr>
         <w:t>{{contextualizacao}}</w:t>
       </w:r>
     </w:p>
-    <w:p xmlns:wp14="http://schemas.microsoft.com/office/word/2010/wordml" wp14:textId="77777777">
+    <w:p>
       <w:pPr>
         <w:pStyle w:val="Normal"/>
         <w:widowControl w:val="false"/>
@@ -277,8 +285,8 @@
           <w:numId w:val="0"/>
         </w:numPr>
         <w:bidi w:val="0"/>
-        <w:spacing w:before="204" w:after="57" w:line="240" w:lineRule="auto"/>
-        <w:ind w:start="0" w:end="0" w:hanging="0"/>
+        <w:spacing w:lineRule="auto" w:line="240" w:before="204" w:after="57"/>
+        <w:ind w:hanging="0" w:start="0" w:end="0"/>
         <w:jc w:val="start"/>
         <w:rPr>
           <w:rFonts w:ascii="Arial" w:hAnsi="Arial"/>
@@ -297,37 +305,37 @@
         </w:rPr>
       </w:r>
     </w:p>
-    <w:p xmlns:wp14="http://schemas.microsoft.com/office/word/2010/wordml" wp14:textId="3CC2F5AD">
-      <w:pPr>
-        <w:pStyle w:val="Normal"/>
-        <w:keepNext w:val="1"/>
-        <w:keepLines w:val="1"/>
-        <w:widowControl w:val="0"/>
+    <w:p>
+      <w:pPr>
+        <w:pStyle w:val="Normal"/>
+        <w:keepNext w:val="true"/>
+        <w:keepLines/>
+        <w:widowControl w:val="false"/>
         <w:numPr>
           <w:ilvl w:val="0"/>
           <w:numId w:val="1"/>
         </w:numPr>
         <w:suppressLineNumbers w:val="0"/>
         <w:tabs>
-          <w:tab w:val="clear" w:leader="none" w:pos="720"/>
-          <w:tab w:val="left" w:leader="none" w:pos="168"/>
-          <w:tab w:val="left" w:leader="none" w:pos="288"/>
+          <w:tab w:val="clear" w:pos="720"/>
+          <w:tab w:val="left" w:pos="168" w:leader="none"/>
+          <w:tab w:val="left" w:pos="288" w:leader="none"/>
         </w:tabs>
         <w:bidi w:val="0"/>
-        <w:spacing w:before="261" w:beforeAutospacing="off" w:after="114" w:afterAutospacing="off" w:line="240" w:lineRule="auto"/>
-        <w:ind w:left="360" w:right="0" w:hanging="360"/>
-        <w:jc w:val="left"/>
-        <w:rPr>
-          <w:b w:val="1"/>
-          <w:bCs w:val="1"/>
+        <w:spacing w:lineRule="auto" w:line="240" w:beforeAutospacing="0" w:before="261" w:afterAutospacing="0" w:after="114"/>
+        <w:ind w:hanging="360" w:start="360" w:end="0"/>
+        <w:jc w:val="start"/>
+        <w:rPr>
+          <w:b/>
+          <w:bCs/>
           <w:sz w:val="24"/>
           <w:szCs w:val="24"/>
         </w:rPr>
       </w:pPr>
       <w:r>
         <w:rPr>
-          <w:b w:val="1"/>
-          <w:bCs w:val="1"/>
+          <w:b/>
+          <w:bCs/>
           <w:sz w:val="24"/>
           <w:szCs w:val="24"/>
         </w:rPr>
@@ -337,80 +345,95 @@
     <w:p>
       <w:pPr>
         <w:pStyle w:val="Normal"/>
-      </w:pPr>
-      <w:r>
-        <w:rPr>
-          <w:rFonts w:ascii="Arial" w:hAnsi="Arial"/>
-          <w:b w:val="0"/>
-          <w:bCs w:val="0"/>
+        <w:rPr/>
+      </w:pPr>
+      <w:r>
+        <w:rPr>
+          <w:b w:val="false"/>
+          <w:bCs w:val="false"/>
           <w:sz w:val="20"/>
           <w:szCs w:val="20"/>
         </w:rPr>
-        <w:t xml:space="preserve">{%p for ev in eventos %}</w:t>
-      </w:r>
-    </w:p>
-    <w:p>
-      <w:pPr>
-        <w:pStyle w:val="Normal"/>
-        <w:keepNext w:val="1"/>
-        <w:keepLines w:val="1"/>
-        <w:widowControl w:val="0"/>
-        <w:spacing w:before="147" w:after="0" w:line="240" w:lineRule="auto"/>
-        <w:ind w:left="270" w:start="0" w:end="0" w:hanging="0"/>
-        <w:rPr>
-          <w:rFonts w:ascii="Arial" w:hAnsi="Arial"/>
-        </w:rPr>
-      </w:pPr>
-      <w:r>
-        <w:rPr>
-          <w:rFonts w:ascii="Arial" w:hAnsi="Arial"/>
-          <w:b w:val="1"/>
-          <w:bCs w:val="1"/>
+        <w:t>{%p for ev in eventos %}</w:t>
+      </w:r>
+    </w:p>
+    <w:p>
+      <w:pPr>
+        <w:pStyle w:val="Normal"/>
+        <w:keepNext w:val="true"/>
+        <w:keepLines/>
+        <w:widowControl w:val="false"/>
+        <w:spacing w:lineRule="auto" w:line="240" w:before="147" w:after="0"/>
+        <w:ind w:hanging="0" w:start="270" w:end="0"/>
+        <w:rPr>
+          <w:rFonts w:ascii="Arial" w:hAnsi="Arial"/>
+        </w:rPr>
+      </w:pPr>
+      <w:r>
+        <w:rPr>
+          <w:b/>
+          <w:bCs/>
           <w:sz w:val="20"/>
           <w:szCs w:val="20"/>
         </w:rPr>
-        <w:t xml:space="preserve">{{ ev.data_header }}:</w:t>
-      </w:r>
-    </w:p>
-    <w:p>
-      <w:pPr>
-        <w:pStyle w:val="Normal"/>
-        <w:keepNext w:val="1"/>
-        <w:keepLines w:val="1"/>
-        <w:widowControl w:val="0"/>
-        <w:spacing w:before="147" w:after="0" w:line="240" w:lineRule="auto"/>
-        <w:ind w:left="270" w:start="0" w:end="0" w:hanging="0"/>
-        <w:rPr>
-          <w:rFonts w:ascii="Arial" w:hAnsi="Arial"/>
-        </w:rPr>
-      </w:pPr>
-      <w:r>
-        <w:rPr>
-          <w:rFonts w:ascii="Arial" w:hAnsi="Arial"/>
-          <w:b w:val="0"/>
-          <w:bCs w:val="0"/>
+        <w:t>{{ ev.data_header }}:</w:t>
+      </w:r>
+    </w:p>
+    <w:p>
+      <w:pPr>
+        <w:pStyle w:val="Normal"/>
+        <w:keepNext w:val="true"/>
+        <w:keepLines/>
+        <w:widowControl w:val="false"/>
+        <w:suppressAutoHyphens w:val="true"/>
+        <w:bidi w:val="0"/>
+        <w:spacing w:lineRule="auto" w:line="240" w:before="147" w:after="0"/>
+        <w:ind w:hanging="0" w:start="567" w:end="0"/>
+        <w:jc w:val="start"/>
+        <w:rPr>
+          <w:rFonts w:ascii="Arial" w:hAnsi="Arial"/>
+        </w:rPr>
+      </w:pPr>
+      <w:r>
+        <w:rPr>
+          <w:b w:val="false"/>
+          <w:bCs w:val="false"/>
           <w:sz w:val="20"/>
           <w:szCs w:val="20"/>
         </w:rPr>
-        <w:t xml:space="preserve">{{ ev.metas }}</w:t>
-      </w:r>
-    </w:p>
-    <w:p>
-      <w:pPr>
-        <w:pStyle w:val="Normal"/>
-      </w:pPr>
-      <w:r>
-        <w:rPr>
-          <w:rFonts w:ascii="Arial" w:hAnsi="Arial"/>
-          <w:b w:val="0"/>
-          <w:bCs w:val="0"/>
+        <w:t>{{ ev.metas }}</w:t>
+      </w:r>
+    </w:p>
+    <w:p>
+      <w:pPr>
+        <w:pStyle w:val="Normal"/>
+        <w:widowControl w:val="false"/>
+        <w:spacing w:lineRule="auto" w:line="240" w:before="147" w:after="0"/>
+        <w:ind w:hanging="0" w:start="270" w:end="0"/>
+        <w:rPr>
+          <w:rFonts w:ascii="Arial" w:hAnsi="Arial"/>
+        </w:rPr>
+      </w:pPr>
+      <w:r>
+        <w:rPr/>
+      </w:r>
+    </w:p>
+    <w:p>
+      <w:pPr>
+        <w:pStyle w:val="Normal"/>
+        <w:rPr/>
+      </w:pPr>
+      <w:r>
+        <w:rPr>
+          <w:b w:val="false"/>
+          <w:bCs w:val="false"/>
           <w:sz w:val="20"/>
           <w:szCs w:val="20"/>
         </w:rPr>
-        <w:t xml:space="preserve">{%p endfor %}</w:t>
-      </w:r>
-    </w:p>
-    <w:p xmlns:wp14="http://schemas.microsoft.com/office/word/2010/wordml" wp14:textId="77777777">
+        <w:t>{%p endfor %}</w:t>
+      </w:r>
+    </w:p>
+    <w:p>
       <w:pPr>
         <w:pStyle w:val="Normal"/>
         <w:widowControl w:val="false"/>
@@ -418,8 +441,8 @@
           <w:ilvl w:val="0"/>
           <w:numId w:val="0"/>
         </w:numPr>
-        <w:spacing w:before="147" w:after="0" w:line="240" w:lineRule="auto"/>
-        <w:ind w:start="0" w:end="0" w:hanging="0"/>
+        <w:spacing w:lineRule="auto" w:line="240" w:before="147" w:after="0"/>
+        <w:ind w:hanging="0" w:start="0" w:end="0"/>
         <w:rPr>
           <w:rFonts w:ascii="Arial" w:hAnsi="Arial"/>
           <w:b/>
@@ -437,37 +460,37 @@
         </w:rPr>
       </w:r>
     </w:p>
-    <w:p xmlns:wp14="http://schemas.microsoft.com/office/word/2010/wordml" wp14:textId="36B7881F">
-      <w:pPr>
-        <w:pStyle w:val="Normal"/>
-        <w:keepNext w:val="1"/>
-        <w:keepLines w:val="1"/>
-        <w:widowControl w:val="0"/>
+    <w:p>
+      <w:pPr>
+        <w:pStyle w:val="Normal"/>
+        <w:keepNext w:val="true"/>
+        <w:keepLines/>
+        <w:widowControl w:val="false"/>
         <w:numPr>
           <w:ilvl w:val="0"/>
           <w:numId w:val="1"/>
         </w:numPr>
         <w:suppressLineNumbers w:val="0"/>
         <w:tabs>
-          <w:tab w:val="clear" w:leader="none" w:pos="720"/>
-          <w:tab w:val="left" w:leader="none" w:pos="168"/>
-          <w:tab w:val="left" w:leader="none" w:pos="288"/>
+          <w:tab w:val="clear" w:pos="720"/>
+          <w:tab w:val="left" w:pos="168" w:leader="none"/>
+          <w:tab w:val="left" w:pos="288" w:leader="none"/>
         </w:tabs>
         <w:bidi w:val="0"/>
-        <w:spacing w:before="261" w:beforeAutospacing="off" w:after="114" w:afterAutospacing="off" w:line="240" w:lineRule="auto"/>
-        <w:ind w:left="360" w:right="0" w:hanging="360"/>
-        <w:jc w:val="left"/>
-        <w:rPr>
-          <w:b w:val="1"/>
-          <w:bCs w:val="1"/>
+        <w:spacing w:lineRule="auto" w:line="240" w:beforeAutospacing="0" w:before="261" w:afterAutospacing="0" w:after="114"/>
+        <w:ind w:hanging="360" w:start="360" w:end="0"/>
+        <w:jc w:val="start"/>
+        <w:rPr>
+          <w:b/>
+          <w:bCs/>
           <w:sz w:val="24"/>
           <w:szCs w:val="24"/>
         </w:rPr>
       </w:pPr>
       <w:r>
         <w:rPr>
-          <w:b w:val="1"/>
-          <w:bCs w:val="1"/>
+          <w:b/>
+          <w:bCs/>
           <w:sz w:val="24"/>
           <w:szCs w:val="24"/>
         </w:rPr>
@@ -477,85 +500,100 @@
     <w:p>
       <w:pPr>
         <w:pStyle w:val="Normal"/>
-      </w:pPr>
-      <w:r>
-        <w:rPr>
-          <w:rFonts w:ascii="Arial" w:hAnsi="Arial"/>
-          <w:b w:val="0"/>
-          <w:bCs w:val="0"/>
+        <w:rPr/>
+      </w:pPr>
+      <w:r>
+        <w:rPr>
+          <w:b w:val="false"/>
+          <w:bCs w:val="false"/>
           <w:sz w:val="20"/>
           <w:szCs w:val="20"/>
         </w:rPr>
-        <w:t xml:space="preserve">{%p for ev in eventos %}</w:t>
-      </w:r>
-    </w:p>
-    <w:p>
-      <w:pPr>
-        <w:pStyle w:val="Normal"/>
-        <w:keepNext w:val="1"/>
-        <w:keepLines w:val="1"/>
-        <w:widowControl w:val="0"/>
-        <w:spacing w:before="147" w:after="0" w:line="240" w:lineRule="auto"/>
-        <w:ind w:left="270" w:start="0" w:end="0" w:hanging="0"/>
-        <w:rPr>
-          <w:rFonts w:ascii="Arial" w:hAnsi="Arial"/>
-        </w:rPr>
-      </w:pPr>
-      <w:r>
-        <w:rPr>
-          <w:rFonts w:ascii="Arial" w:hAnsi="Arial"/>
-          <w:b w:val="1"/>
-          <w:bCs w:val="1"/>
+        <w:t>{%p for ev in eventos %}</w:t>
+      </w:r>
+    </w:p>
+    <w:p>
+      <w:pPr>
+        <w:pStyle w:val="Normal"/>
+        <w:keepNext w:val="true"/>
+        <w:keepLines/>
+        <w:widowControl w:val="false"/>
+        <w:spacing w:lineRule="auto" w:line="240" w:before="147" w:after="0"/>
+        <w:ind w:hanging="0" w:start="270" w:end="0"/>
+        <w:rPr>
+          <w:rFonts w:ascii="Arial" w:hAnsi="Arial"/>
+        </w:rPr>
+      </w:pPr>
+      <w:r>
+        <w:rPr>
+          <w:b/>
+          <w:bCs/>
           <w:sz w:val="20"/>
           <w:szCs w:val="20"/>
         </w:rPr>
-        <w:t xml:space="preserve">{{ ev.data_header }}:</w:t>
-      </w:r>
-    </w:p>
-    <w:p>
-      <w:pPr>
-        <w:pStyle w:val="Normal"/>
-        <w:keepNext w:val="1"/>
-        <w:keepLines w:val="1"/>
-        <w:widowControl w:val="0"/>
-        <w:spacing w:before="147" w:after="0" w:line="240" w:lineRule="auto"/>
-        <w:ind w:left="270" w:start="0" w:end="0" w:hanging="0"/>
-        <w:rPr>
-          <w:rFonts w:ascii="Arial" w:hAnsi="Arial"/>
-        </w:rPr>
-      </w:pPr>
-      <w:r>
-        <w:rPr>
-          <w:rFonts w:ascii="Arial" w:hAnsi="Arial"/>
-          <w:b w:val="0"/>
-          <w:bCs w:val="0"/>
+        <w:t>{{ ev.data_header }}:</w:t>
+      </w:r>
+    </w:p>
+    <w:p>
+      <w:pPr>
+        <w:pStyle w:val="Normal"/>
+        <w:keepNext w:val="true"/>
+        <w:keepLines/>
+        <w:widowControl w:val="false"/>
+        <w:suppressAutoHyphens w:val="true"/>
+        <w:bidi w:val="0"/>
+        <w:spacing w:lineRule="auto" w:line="240" w:before="147" w:after="0"/>
+        <w:ind w:hanging="0" w:start="567" w:end="0"/>
+        <w:jc w:val="start"/>
+        <w:rPr>
+          <w:rFonts w:ascii="Arial" w:hAnsi="Arial"/>
+        </w:rPr>
+      </w:pPr>
+      <w:r>
+        <w:rPr>
+          <w:b w:val="false"/>
+          <w:bCs w:val="false"/>
           <w:sz w:val="20"/>
           <w:szCs w:val="20"/>
         </w:rPr>
-        <w:t xml:space="preserve">{{ ev.atividades }}</w:t>
-      </w:r>
-    </w:p>
-    <w:p>
-      <w:pPr>
-        <w:pStyle w:val="Normal"/>
-      </w:pPr>
-      <w:r>
-        <w:rPr>
-          <w:rFonts w:ascii="Arial" w:hAnsi="Arial"/>
-          <w:b w:val="0"/>
-          <w:bCs w:val="0"/>
+        <w:t>{{ ev.atividades }}</w:t>
+      </w:r>
+    </w:p>
+    <w:p>
+      <w:pPr>
+        <w:pStyle w:val="Normal"/>
+        <w:widowControl w:val="false"/>
+        <w:spacing w:lineRule="auto" w:line="240" w:before="147" w:after="0"/>
+        <w:ind w:hanging="0" w:start="270" w:end="0"/>
+        <w:rPr>
+          <w:rFonts w:ascii="Arial" w:hAnsi="Arial"/>
+        </w:rPr>
+      </w:pPr>
+      <w:r>
+        <w:rPr/>
+      </w:r>
+    </w:p>
+    <w:p>
+      <w:pPr>
+        <w:pStyle w:val="Normal"/>
+        <w:rPr/>
+      </w:pPr>
+      <w:r>
+        <w:rPr>
+          <w:b w:val="false"/>
+          <w:bCs w:val="false"/>
           <w:sz w:val="20"/>
           <w:szCs w:val="20"/>
         </w:rPr>
-        <w:t xml:space="preserve">{%p endfor %}</w:t>
-      </w:r>
-    </w:p>
-    <w:p xmlns:wp14="http://schemas.microsoft.com/office/word/2010/wordml" wp14:textId="77777777">
-      <w:pPr>
-        <w:pStyle w:val="Normal"/>
-        <w:widowControl w:val="false"/>
-        <w:spacing w:before="147" w:after="0" w:line="240" w:lineRule="auto"/>
-        <w:ind w:start="0" w:end="0" w:hanging="0"/>
+        <w:t>{%p endfor %}</w:t>
+      </w:r>
+    </w:p>
+    <w:p>
+      <w:pPr>
+        <w:pStyle w:val="Normal"/>
+        <w:widowControl w:val="false"/>
+        <w:spacing w:lineRule="auto" w:line="240" w:before="147" w:after="0"/>
+        <w:ind w:hanging="0" w:start="0" w:end="0"/>
         <w:rPr>
           <w:rFonts w:ascii="Arial" w:hAnsi="Arial"/>
           <w:b/>
@@ -573,37 +611,37 @@
         </w:rPr>
       </w:r>
     </w:p>
-    <w:p xmlns:wp14="http://schemas.microsoft.com/office/word/2010/wordml" wp14:textId="77777777">
-      <w:pPr>
-        <w:pStyle w:val="Normal"/>
-        <w:keepNext w:val="1"/>
-        <w:keepLines w:val="1"/>
-        <w:widowControl w:val="0"/>
+    <w:p>
+      <w:pPr>
+        <w:pStyle w:val="Normal"/>
+        <w:keepNext w:val="true"/>
+        <w:keepLines/>
+        <w:widowControl w:val="false"/>
         <w:numPr>
           <w:ilvl w:val="0"/>
           <w:numId w:val="1"/>
         </w:numPr>
         <w:suppressLineNumbers w:val="0"/>
         <w:tabs>
-          <w:tab w:val="clear" w:leader="none" w:pos="720"/>
-          <w:tab w:val="left" w:leader="none" w:pos="168"/>
-          <w:tab w:val="left" w:leader="none" w:pos="288"/>
+          <w:tab w:val="clear" w:pos="720"/>
+          <w:tab w:val="left" w:pos="168" w:leader="none"/>
+          <w:tab w:val="left" w:pos="288" w:leader="none"/>
         </w:tabs>
         <w:bidi w:val="0"/>
-        <w:spacing w:before="261" w:beforeAutospacing="off" w:after="114" w:afterAutospacing="off" w:line="240" w:lineRule="auto"/>
-        <w:ind w:left="360" w:right="0" w:hanging="360"/>
-        <w:jc w:val="left"/>
-        <w:rPr>
-          <w:b w:val="1"/>
-          <w:bCs w:val="1"/>
+        <w:spacing w:lineRule="auto" w:line="240" w:beforeAutospacing="0" w:before="261" w:afterAutospacing="0" w:after="114"/>
+        <w:ind w:hanging="360" w:start="360" w:end="0"/>
+        <w:jc w:val="start"/>
+        <w:rPr>
+          <w:b/>
+          <w:bCs/>
           <w:sz w:val="24"/>
           <w:szCs w:val="24"/>
         </w:rPr>
       </w:pPr>
       <w:r>
         <w:rPr>
-          <w:b w:val="1"/>
-          <w:bCs w:val="1"/>
+          <w:b/>
+          <w:bCs/>
           <w:sz w:val="24"/>
           <w:szCs w:val="24"/>
         </w:rPr>
@@ -613,68 +651,65 @@
     <w:p>
       <w:pPr>
         <w:pStyle w:val="Normal"/>
-      </w:pPr>
-      <w:r>
-        <w:rPr>
-          <w:rFonts w:ascii="Arial" w:hAnsi="Arial"/>
-          <w:b w:val="0"/>
-          <w:bCs w:val="0"/>
+        <w:rPr/>
+      </w:pPr>
+      <w:r>
+        <w:rPr>
+          <w:b w:val="false"/>
+          <w:bCs w:val="false"/>
           <w:sz w:val="20"/>
           <w:szCs w:val="20"/>
         </w:rPr>
-        <w:t xml:space="preserve">{%p for ev in eventos %}</w:t>
-      </w:r>
-    </w:p>
-    <w:p>
-      <w:pPr>
-        <w:pStyle w:val="Normal"/>
-        <w:keepNext w:val="1"/>
-        <w:keepLines w:val="1"/>
-        <w:widowControl w:val="0"/>
-        <w:spacing w:before="147" w:after="0" w:line="240" w:lineRule="auto"/>
-        <w:ind w:left="270" w:start="0" w:end="0" w:hanging="0"/>
-        <w:rPr>
-          <w:rFonts w:ascii="Arial" w:hAnsi="Arial"/>
-        </w:rPr>
-      </w:pPr>
-      <w:r>
-        <w:rPr>
-          <w:rFonts w:ascii="Arial" w:hAnsi="Arial"/>
-          <w:b w:val="1"/>
-          <w:bCs w:val="1"/>
+        <w:t>{%p for ev in eventos %}</w:t>
+      </w:r>
+    </w:p>
+    <w:p>
+      <w:pPr>
+        <w:pStyle w:val="Normal"/>
+        <w:keepNext w:val="true"/>
+        <w:keepLines/>
+        <w:widowControl w:val="false"/>
+        <w:spacing w:lineRule="auto" w:line="240" w:before="147" w:after="0"/>
+        <w:ind w:hanging="0" w:start="270" w:end="0"/>
+        <w:rPr>
+          <w:rFonts w:ascii="Arial" w:hAnsi="Arial"/>
+        </w:rPr>
+      </w:pPr>
+      <w:r>
+        <w:rPr>
+          <w:b/>
+          <w:bCs/>
           <w:sz w:val="20"/>
           <w:szCs w:val="20"/>
         </w:rPr>
-        <w:t xml:space="preserve">{{ ev.titulo }}:</w:t>
-      </w:r>
-    </w:p>
-    <w:p>
-      <w:pPr>
-        <w:pStyle w:val="Normal"/>
-        <w:keepNext w:val="1"/>
-        <w:keepLines w:val="1"/>
-        <w:widowControl w:val="0"/>
-        <w:spacing w:before="147" w:after="0" w:line="240" w:lineRule="auto"/>
-        <w:ind w:left="270" w:start="720" w:end="0" w:hanging="0"/>
-        <w:rPr>
-          <w:rFonts w:ascii="Arial" w:hAnsi="Arial"/>
-        </w:rPr>
-      </w:pPr>
-      <w:r>
-        <w:rPr>
-          <w:rFonts w:ascii="Arial" w:hAnsi="Arial"/>
-          <w:b w:val="1"/>
-          <w:bCs w:val="1"/>
+        <w:t>{{ ev.titulo }}:</w:t>
+      </w:r>
+    </w:p>
+    <w:p>
+      <w:pPr>
+        <w:pStyle w:val="Normal"/>
+        <w:keepNext w:val="true"/>
+        <w:keepLines/>
+        <w:widowControl w:val="false"/>
+        <w:spacing w:lineRule="auto" w:line="240" w:before="147" w:after="0"/>
+        <w:ind w:hanging="0" w:start="270" w:end="0"/>
+        <w:rPr>
+          <w:rFonts w:ascii="Arial" w:hAnsi="Arial"/>
+        </w:rPr>
+      </w:pPr>
+      <w:r>
+        <w:rPr>
+          <w:b/>
+          <w:bCs/>
           <w:sz w:val="20"/>
           <w:szCs w:val="20"/>
         </w:rPr>
-        <w:t xml:space="preserve">Local:</w:t>
-      </w:r>
-      <w:r>
-        <w:rPr>
-          <w:rFonts w:ascii="Arial" w:hAnsi="Arial"/>
-          <w:b w:val="0"/>
-          <w:bCs w:val="0"/>
+        <w:t>Local:</w:t>
+      </w:r>
+      <w:r>
+        <w:rPr>
+          <w:b w:val="false"/>
+          <w:bCs w:val="false"/>
           <w:sz w:val="20"/>
           <w:szCs w:val="20"/>
         </w:rPr>
@@ -684,30 +719,28 @@
     <w:p>
       <w:pPr>
         <w:pStyle w:val="Normal"/>
-        <w:keepNext w:val="1"/>
-        <w:keepLines w:val="1"/>
-        <w:widowControl w:val="0"/>
-        <w:spacing w:before="147" w:after="0" w:line="240" w:lineRule="auto"/>
-        <w:ind w:left="270" w:start="720" w:end="0" w:hanging="0"/>
-        <w:rPr>
-          <w:rFonts w:ascii="Arial" w:hAnsi="Arial"/>
-        </w:rPr>
-      </w:pPr>
-      <w:r>
-        <w:rPr>
-          <w:rFonts w:ascii="Arial" w:hAnsi="Arial"/>
-          <w:b w:val="1"/>
-          <w:bCs w:val="1"/>
+        <w:keepNext w:val="true"/>
+        <w:keepLines/>
+        <w:widowControl w:val="false"/>
+        <w:spacing w:lineRule="auto" w:line="240" w:before="147" w:after="0"/>
+        <w:ind w:hanging="0" w:start="270" w:end="0"/>
+        <w:rPr>
+          <w:rFonts w:ascii="Arial" w:hAnsi="Arial"/>
+        </w:rPr>
+      </w:pPr>
+      <w:r>
+        <w:rPr>
+          <w:b/>
+          <w:bCs/>
           <w:sz w:val="20"/>
           <w:szCs w:val="20"/>
         </w:rPr>
-        <w:t xml:space="preserve">Horário de atendimento:</w:t>
-      </w:r>
-      <w:r>
-        <w:rPr>
-          <w:rFonts w:ascii="Arial" w:hAnsi="Arial"/>
-          <w:b w:val="0"/>
-          <w:bCs w:val="0"/>
+        <w:t>Horário de atendimento:</w:t>
+      </w:r>
+      <w:r>
+        <w:rPr>
+          <w:b w:val="false"/>
+          <w:bCs w:val="false"/>
           <w:sz w:val="20"/>
           <w:szCs w:val="20"/>
         </w:rPr>
@@ -717,30 +750,28 @@
     <w:p>
       <w:pPr>
         <w:pStyle w:val="Normal"/>
-        <w:keepNext w:val="1"/>
-        <w:keepLines w:val="1"/>
-        <w:widowControl w:val="0"/>
-        <w:spacing w:before="147" w:after="0" w:line="240" w:lineRule="auto"/>
-        <w:ind w:left="270" w:start="720" w:end="0" w:hanging="0"/>
-        <w:rPr>
-          <w:rFonts w:ascii="Arial" w:hAnsi="Arial"/>
-        </w:rPr>
-      </w:pPr>
-      <w:r>
-        <w:rPr>
-          <w:rFonts w:ascii="Arial" w:hAnsi="Arial"/>
-          <w:b w:val="1"/>
-          <w:bCs w:val="1"/>
+        <w:keepNext w:val="true"/>
+        <w:keepLines/>
+        <w:widowControl w:val="false"/>
+        <w:spacing w:lineRule="auto" w:line="240" w:before="147" w:after="0"/>
+        <w:ind w:hanging="0" w:start="270" w:end="0"/>
+        <w:rPr>
+          <w:rFonts w:ascii="Arial" w:hAnsi="Arial"/>
+        </w:rPr>
+      </w:pPr>
+      <w:r>
+        <w:rPr>
+          <w:b/>
+          <w:bCs/>
           <w:sz w:val="20"/>
           <w:szCs w:val="20"/>
         </w:rPr>
-        <w:t xml:space="preserve">Efetivo total:</w:t>
-      </w:r>
-      <w:r>
-        <w:rPr>
-          <w:rFonts w:ascii="Arial" w:hAnsi="Arial"/>
-          <w:b w:val="0"/>
-          <w:bCs w:val="0"/>
+        <w:t>Efetivo total:</w:t>
+      </w:r>
+      <w:r>
+        <w:rPr>
+          <w:b w:val="false"/>
+          <w:bCs w:val="false"/>
           <w:sz w:val="20"/>
           <w:szCs w:val="20"/>
         </w:rPr>
@@ -750,72 +781,104 @@
     <w:p>
       <w:pPr>
         <w:pStyle w:val="Normal"/>
-      </w:pPr>
-      <w:r>
-        <w:rPr>
-          <w:rFonts w:ascii="Arial" w:hAnsi="Arial"/>
-          <w:b w:val="0"/>
-          <w:bCs w:val="0"/>
+        <w:widowControl w:val="false"/>
+        <w:spacing w:lineRule="auto" w:line="240" w:before="147" w:after="0"/>
+        <w:ind w:hanging="0" w:start="270" w:end="0"/>
+        <w:rPr>
+          <w:rFonts w:ascii="Arial" w:hAnsi="Arial"/>
+        </w:rPr>
+      </w:pPr>
+      <w:r>
+        <w:rPr>
+          <w:b w:val="false"/>
+          <w:bCs w:val="false"/>
           <w:sz w:val="20"/>
           <w:szCs w:val="20"/>
         </w:rPr>
-        <w:t xml:space="preserve">{%p if ev.unidade_movel %}</w:t>
-      </w:r>
-    </w:p>
-    <w:p>
-      <w:pPr>
-        <w:pStyle w:val="Normal"/>
-        <w:keepNext w:val="1"/>
-        <w:keepLines w:val="1"/>
-        <w:widowControl w:val="0"/>
-        <w:spacing w:before="147" w:after="0" w:line="240" w:lineRule="auto"/>
-        <w:ind w:left="270" w:start="0" w:end="0" w:hanging="0"/>
-        <w:rPr>
-          <w:rFonts w:ascii="Arial" w:hAnsi="Arial"/>
-        </w:rPr>
-      </w:pPr>
-      <w:r>
-        <w:rPr>
-          <w:rFonts w:ascii="Arial" w:hAnsi="Arial"/>
-          <w:b w:val="0"/>
-          <w:bCs w:val="0"/>
+      </w:r>
+    </w:p>
+    <w:p>
+      <w:pPr>
+        <w:pStyle w:val="Normal"/>
+        <w:rPr/>
+      </w:pPr>
+      <w:r>
+        <w:rPr>
+          <w:b w:val="false"/>
+          <w:bCs w:val="false"/>
           <w:sz w:val="20"/>
           <w:szCs w:val="20"/>
         </w:rPr>
-        <w:t xml:space="preserve">{{ ev.unidade_movel }}</w:t>
-      </w:r>
-    </w:p>
-    <w:p>
-      <w:pPr>
-        <w:pStyle w:val="Normal"/>
-      </w:pPr>
-      <w:r>
-        <w:rPr>
-          <w:rFonts w:ascii="Arial" w:hAnsi="Arial"/>
-          <w:b w:val="0"/>
-          <w:bCs w:val="0"/>
+        <w:t>{%p if ev.unidade_movel %}</w:t>
+      </w:r>
+    </w:p>
+    <w:p>
+      <w:pPr>
+        <w:pStyle w:val="Normal"/>
+        <w:keepNext w:val="true"/>
+        <w:keepLines/>
+        <w:widowControl w:val="false"/>
+        <w:spacing w:lineRule="auto" w:line="240" w:before="147" w:after="0"/>
+        <w:ind w:hanging="0" w:start="270" w:end="0"/>
+        <w:rPr>
+          <w:rFonts w:ascii="Arial" w:hAnsi="Arial"/>
+        </w:rPr>
+      </w:pPr>
+      <w:r>
+        <w:rPr>
+          <w:b w:val="false"/>
+          <w:bCs w:val="false"/>
           <w:sz w:val="20"/>
           <w:szCs w:val="20"/>
         </w:rPr>
-        <w:t xml:space="preserve">{%p endif %}</w:t>
-      </w:r>
-    </w:p>
-    <w:p>
-      <w:pPr>
-        <w:pStyle w:val="Normal"/>
-      </w:pPr>
-      <w:r>
-        <w:rPr>
-          <w:rFonts w:ascii="Arial" w:hAnsi="Arial"/>
-          <w:b w:val="0"/>
-          <w:bCs w:val="0"/>
+        <w:t>{{ ev.unidade_movel }}</w:t>
+      </w:r>
+    </w:p>
+    <w:p>
+      <w:pPr>
+        <w:pStyle w:val="Normal"/>
+        <w:widowControl w:val="false"/>
+        <w:spacing w:lineRule="auto" w:line="240" w:before="147" w:after="0"/>
+        <w:ind w:hanging="0" w:start="270" w:end="0"/>
+        <w:rPr>
+          <w:rFonts w:ascii="Arial" w:hAnsi="Arial"/>
+        </w:rPr>
+      </w:pPr>
+      <w:r>
+        <w:rPr/>
+      </w:r>
+    </w:p>
+    <w:p>
+      <w:pPr>
+        <w:pStyle w:val="Normal"/>
+        <w:rPr/>
+      </w:pPr>
+      <w:r>
+        <w:rPr>
+          <w:b w:val="false"/>
+          <w:bCs w:val="false"/>
           <w:sz w:val="20"/>
           <w:szCs w:val="20"/>
         </w:rPr>
-        <w:t xml:space="preserve">{%p endfor %}</w:t>
-      </w:r>
-    </w:p>
-    <w:p xmlns:wp14="http://schemas.microsoft.com/office/word/2010/wordml" wp14:textId="77777777">
+        <w:t>{%p endif %}</w:t>
+      </w:r>
+    </w:p>
+    <w:p>
+      <w:pPr>
+        <w:pStyle w:val="Normal"/>
+        <w:rPr/>
+      </w:pPr>
+      <w:r>
+        <w:rPr>
+          <w:b w:val="false"/>
+          <w:bCs w:val="false"/>
+          <w:sz w:val="20"/>
+          <w:szCs w:val="20"/>
+        </w:rPr>
+        <w:t>{%p endfor %}</w:t>
+      </w:r>
+    </w:p>
+    <w:p>
       <w:pPr>
         <w:pStyle w:val="Normal"/>
         <w:widowControl w:val="false"/>
@@ -823,8 +886,8 @@
           <w:ilvl w:val="0"/>
           <w:numId w:val="0"/>
         </w:numPr>
-        <w:spacing w:before="147" w:after="0" w:line="240" w:lineRule="auto"/>
-        <w:ind w:start="0" w:end="0" w:hanging="0"/>
+        <w:spacing w:lineRule="auto" w:line="240" w:before="147" w:after="0"/>
+        <w:ind w:hanging="0" w:start="0" w:end="0"/>
         <w:rPr>
           <w:rFonts w:ascii="Arial" w:hAnsi="Arial"/>
           <w:b/>
@@ -842,74 +905,82 @@
         </w:rPr>
       </w:r>
     </w:p>
-    <w:p xmlns:wp14="http://schemas.microsoft.com/office/word/2010/wordml" wp14:textId="77777777">
-      <w:pPr>
-        <w:pStyle w:val="Normal"/>
-        <w:keepNext w:val="1"/>
-        <w:keepLines w:val="1"/>
-        <w:widowControl w:val="0"/>
+    <w:p>
+      <w:pPr>
+        <w:pStyle w:val="Normal"/>
+        <w:keepNext w:val="true"/>
+        <w:keepLines/>
+        <w:widowControl w:val="false"/>
         <w:numPr>
           <w:ilvl w:val="0"/>
           <w:numId w:val="1"/>
         </w:numPr>
         <w:suppressLineNumbers w:val="0"/>
         <w:tabs>
-          <w:tab w:val="clear" w:leader="none" w:pos="720"/>
-          <w:tab w:val="left" w:leader="none" w:pos="168"/>
-          <w:tab w:val="left" w:leader="none" w:pos="288"/>
+          <w:tab w:val="clear" w:pos="720"/>
+          <w:tab w:val="left" w:pos="168" w:leader="none"/>
+          <w:tab w:val="left" w:pos="288" w:leader="none"/>
         </w:tabs>
         <w:bidi w:val="0"/>
-        <w:spacing w:before="261" w:beforeAutospacing="off" w:after="114" w:afterAutospacing="off" w:line="240" w:lineRule="auto"/>
-        <w:ind w:left="360" w:right="0" w:hanging="360"/>
-        <w:jc w:val="left"/>
-        <w:rPr>
-          <w:b w:val="1"/>
-          <w:bCs w:val="1"/>
+        <w:spacing w:lineRule="auto" w:line="240" w:beforeAutospacing="0" w:before="261" w:afterAutospacing="0" w:after="114"/>
+        <w:ind w:hanging="360" w:start="360" w:end="0"/>
+        <w:jc w:val="start"/>
+        <w:rPr>
+          <w:b/>
+          <w:bCs/>
           <w:sz w:val="24"/>
           <w:szCs w:val="24"/>
         </w:rPr>
       </w:pPr>
       <w:r>
         <w:rPr>
-          <w:b w:val="1"/>
-          <w:bCs w:val="1"/>
+          <w:b/>
+          <w:bCs/>
           <w:sz w:val="24"/>
           <w:szCs w:val="24"/>
         </w:rPr>
         <w:t>VALOR TOTAL DO PLANO</w:t>
       </w:r>
     </w:p>
-    <w:p xmlns:wp14="http://schemas.microsoft.com/office/word/2010/wordml" wp14:textId="77777777">
-      <w:pPr>
-        <w:pStyle w:val="Normal"/>
-        <w:keepNext w:val="1"/>
-        <w:keepLines w:val="1"/>
-        <w:widowControl w:val="0"/>
+    <w:p>
+      <w:pPr>
+        <w:pStyle w:val="Normal"/>
+        <w:keepNext w:val="true"/>
+        <w:keepLines/>
+        <w:widowControl w:val="false"/>
         <w:tabs>
           <w:tab w:val="clear" w:pos="720"/>
-          <w:tab w:val="left" w:leader="none" w:pos="168"/>
-          <w:tab w:val="left" w:leader="none" w:pos="288"/>
+          <w:tab w:val="left" w:pos="168" w:leader="none"/>
+          <w:tab w:val="left" w:pos="288" w:leader="none"/>
         </w:tabs>
-        <w:spacing w:before="261" w:after="114" w:line="240" w:lineRule="auto"/>
-        <w:ind w:start="0" w:end="0" w:hanging="0"/>
-        <w:rPr>
-          <w:rFonts w:ascii="Arial" w:hAnsi="Arial"/>
-          <w:b w:val="1"/>
-          <w:bCs w:val="1"/>
+        <w:spacing w:lineRule="auto" w:line="240" w:before="261" w:after="114"/>
+        <w:ind w:hanging="0" w:start="0" w:end="0"/>
+        <w:rPr>
+          <w:rFonts w:ascii="Arial" w:hAnsi="Arial"/>
+          <w:b/>
+          <w:bCs/>
           <w:sz w:val="12"/>
           <w:szCs w:val="12"/>
         </w:rPr>
       </w:pPr>
-    </w:p>
-    <w:p xmlns:wp14="http://schemas.microsoft.com/office/word/2010/wordml" wp14:textId="77777777">
-      <w:pPr>
-        <w:pStyle w:val="Normal"/>
-        <w:keepNext w:val="1"/>
-        <w:keepLines w:val="1"/>
-        <w:widowControl w:val="0"/>
+      <w:r>
+        <w:rPr>
+          <w:b/>
+          <w:bCs/>
+          <w:sz w:val="12"/>
+          <w:szCs w:val="12"/>
+        </w:rPr>
+      </w:r>
+    </w:p>
+    <w:p>
+      <w:pPr>
+        <w:pStyle w:val="Normal"/>
+        <w:keepNext w:val="true"/>
+        <w:keepLines/>
+        <w:widowControl w:val="false"/>
         <w:suppressLineNumbers w:val="0"/>
         <w:bidi w:val="0"/>
-        <w:spacing w:before="90" w:beforeAutospacing="off" w:after="0" w:afterAutospacing="off" w:line="240" w:lineRule="auto"/>
+        <w:spacing w:lineRule="auto" w:line="240" w:beforeAutospacing="0" w:before="90" w:afterAutospacing="0" w:after="0"/>
         <w:ind w:start="0" w:end="0"/>
         <w:rPr>
           <w:rFonts w:ascii="Arial" w:hAnsi="Arial"/>
@@ -917,71 +988,71 @@
       </w:pPr>
       <w:r>
         <w:rPr>
-          <w:b w:val="0"/>
-          <w:bCs w:val="0"/>
-          <w:sz w:val="20"/>
-          <w:szCs w:val="20"/>
-        </w:rPr>
-        <w:t>{{valor_do_plano}}</w:t>
-      </w:r>
-    </w:p>
-    <w:p xmlns:wp14="http://schemas.microsoft.com/office/word/2010/wordml" wp14:textId="77777777">
-      <w:pPr>
-        <w:pStyle w:val="Normal"/>
-        <w:widowControl w:val="false"/>
-        <w:suppressLineNumbers w:val="0"/>
-        <w:bidi w:val="0"/>
-        <w:spacing w:before="90" w:beforeAutospacing="0" w:after="0" w:afterAutospacing="0" w:line="240" w:lineRule="auto"/>
-        <w:ind w:start="0" w:end="0"/>
-        <w:jc w:val="start"/>
-        <w:rPr>
-          <w:rFonts w:ascii="Arial" w:hAnsi="Arial"/>
           <w:b w:val="false"/>
           <w:bCs w:val="false"/>
           <w:sz w:val="20"/>
           <w:szCs w:val="20"/>
         </w:rPr>
-      </w:pPr>
-      <w:r>
-        <w:rPr>
+        <w:t>{{valor_do_plano}}</w:t>
+      </w:r>
+    </w:p>
+    <w:p>
+      <w:pPr>
+        <w:pStyle w:val="Normal"/>
+        <w:widowControl w:val="false"/>
+        <w:suppressLineNumbers w:val="0"/>
+        <w:bidi w:val="0"/>
+        <w:spacing w:lineRule="auto" w:line="240" w:beforeAutospacing="0" w:before="90" w:afterAutospacing="0" w:after="0"/>
+        <w:ind w:start="0" w:end="0"/>
+        <w:jc w:val="start"/>
+        <w:rPr>
+          <w:rFonts w:ascii="Arial" w:hAnsi="Arial"/>
           <w:b w:val="false"/>
           <w:bCs w:val="false"/>
           <w:sz w:val="20"/>
           <w:szCs w:val="20"/>
         </w:rPr>
-      </w:r>
-    </w:p>
-    <w:p xmlns:wp14="http://schemas.microsoft.com/office/word/2010/wordml" wp14:textId="1BF0C200">
-      <w:pPr>
-        <w:pStyle w:val="Normal"/>
-        <w:keepNext w:val="1"/>
-        <w:keepLines w:val="1"/>
-        <w:widowControl w:val="0"/>
+      </w:pPr>
+      <w:r>
+        <w:rPr>
+          <w:b w:val="false"/>
+          <w:bCs w:val="false"/>
+          <w:sz w:val="20"/>
+          <w:szCs w:val="20"/>
+        </w:rPr>
+      </w:r>
+    </w:p>
+    <w:p>
+      <w:pPr>
+        <w:pStyle w:val="Normal"/>
+        <w:keepNext w:val="true"/>
+        <w:keepLines/>
+        <w:widowControl w:val="false"/>
         <w:numPr>
           <w:ilvl w:val="0"/>
           <w:numId w:val="1"/>
         </w:numPr>
         <w:suppressLineNumbers w:val="0"/>
         <w:tabs>
-          <w:tab w:val="clear" w:leader="none" w:pos="720"/>
-          <w:tab w:val="left" w:leader="none" w:pos="168"/>
-          <w:tab w:val="left" w:leader="none" w:pos="288"/>
+          <w:tab w:val="clear" w:pos="720"/>
+          <w:tab w:val="left" w:pos="168" w:leader="none"/>
+          <w:tab w:val="left" w:pos="288" w:leader="none"/>
         </w:tabs>
         <w:bidi w:val="0"/>
-        <w:spacing w:before="261" w:beforeAutospacing="off" w:after="114" w:afterAutospacing="off" w:line="240" w:lineRule="auto"/>
-        <w:ind w:left="360" w:right="0" w:hanging="360"/>
-        <w:jc w:val="left"/>
-        <w:rPr>
-          <w:b w:val="1"/>
-          <w:bCs w:val="1"/>
+        <w:spacing w:lineRule="auto" w:line="240" w:beforeAutospacing="0" w:before="261" w:afterAutospacing="0" w:after="114"/>
+        <w:ind w:hanging="360" w:start="360" w:end="0"/>
+        <w:jc w:val="start"/>
+        <w:rPr>
+          <w:b/>
+          <w:bCs/>
           <w:sz w:val="24"/>
           <w:szCs w:val="24"/>
         </w:rPr>
       </w:pPr>
       <w:r>
         <w:rPr>
-          <w:b w:val="1"/>
-          <w:bCs w:val="1"/>
+          <w:b/>
+          <w:bCs/>
           <w:sz w:val="24"/>
           <w:szCs w:val="24"/>
         </w:rPr>
@@ -991,80 +1062,103 @@
     <w:p>
       <w:pPr>
         <w:pStyle w:val="Normal"/>
-      </w:pPr>
-      <w:r>
-        <w:rPr>
-          <w:rFonts w:ascii="Arial" w:hAnsi="Arial"/>
-          <w:b w:val="0"/>
-          <w:bCs w:val="0"/>
+        <w:rPr/>
+      </w:pPr>
+      <w:r>
+        <w:rPr>
+          <w:b w:val="false"/>
+          <w:bCs w:val="false"/>
           <w:sz w:val="20"/>
           <w:szCs w:val="20"/>
         </w:rPr>
-        <w:t xml:space="preserve">{%p for ev in eventos %}</w:t>
-      </w:r>
-    </w:p>
-    <w:p>
-      <w:pPr>
-        <w:pStyle w:val="Normal"/>
-        <w:keepNext w:val="1"/>
-        <w:keepLines w:val="1"/>
-        <w:widowControl w:val="0"/>
-        <w:spacing w:before="147" w:after="0" w:line="240" w:lineRule="auto"/>
-        <w:ind w:left="270" w:start="0" w:end="0" w:hanging="0"/>
-        <w:rPr>
-          <w:rFonts w:ascii="Arial" w:hAnsi="Arial"/>
-        </w:rPr>
-      </w:pPr>
-      <w:r>
-        <w:rPr>
-          <w:rFonts w:ascii="Arial" w:hAnsi="Arial"/>
-          <w:b w:val="1"/>
-          <w:bCs w:val="1"/>
+        <w:t>{%p for ev in eventos %}</w:t>
+      </w:r>
+    </w:p>
+    <w:p>
+      <w:pPr>
+        <w:pStyle w:val="Normal"/>
+        <w:keepNext w:val="true"/>
+        <w:keepLines/>
+        <w:widowControl w:val="false"/>
+        <w:spacing w:lineRule="auto" w:line="240" w:before="147" w:after="0"/>
+        <w:ind w:hanging="0" w:start="270" w:end="0"/>
+        <w:rPr>
+          <w:rFonts w:ascii="Arial" w:hAnsi="Arial"/>
+        </w:rPr>
+      </w:pPr>
+      <w:r>
+        <w:rPr>
+          <w:b/>
+          <w:bCs/>
           <w:sz w:val="20"/>
           <w:szCs w:val="20"/>
         </w:rPr>
-        <w:t xml:space="preserve">{{ ev.data_header }}:</w:t>
-      </w:r>
-    </w:p>
-    <w:p>
-      <w:pPr>
-        <w:pStyle w:val="Normal"/>
-        <w:keepNext w:val="1"/>
-        <w:keepLines w:val="1"/>
-        <w:widowControl w:val="0"/>
-        <w:spacing w:before="147" w:after="0" w:line="240" w:lineRule="auto"/>
-        <w:ind w:left="270" w:start="0" w:end="0" w:hanging="0"/>
-        <w:rPr>
-          <w:rFonts w:ascii="Arial" w:hAnsi="Arial"/>
-        </w:rPr>
-      </w:pPr>
-      <w:r>
-        <w:rPr>
-          <w:rFonts w:ascii="Arial" w:hAnsi="Arial"/>
-          <w:b w:val="0"/>
-          <w:bCs w:val="0"/>
+        <w:t>{{ ev.data_header }}:</w:t>
+      </w:r>
+    </w:p>
+    <w:p>
+      <w:pPr>
+        <w:pStyle w:val="Normal"/>
+        <w:keepNext w:val="true"/>
+        <w:keepLines/>
+        <w:widowControl w:val="false"/>
+        <w:suppressAutoHyphens w:val="true"/>
+        <w:bidi w:val="0"/>
+        <w:spacing w:lineRule="auto" w:line="240" w:before="147" w:after="0"/>
+        <w:ind w:hanging="0" w:start="567" w:end="0"/>
+        <w:jc w:val="start"/>
+        <w:rPr>
+          <w:rFonts w:ascii="Arial" w:hAnsi="Arial"/>
+        </w:rPr>
+      </w:pPr>
+      <w:r>
+        <w:rPr>
+          <w:b w:val="false"/>
+          <w:bCs w:val="false"/>
           <w:sz w:val="20"/>
           <w:szCs w:val="20"/>
         </w:rPr>
-        <w:t xml:space="preserve">{{ ev.recursos }}</w:t>
-      </w:r>
-    </w:p>
-    <w:p>
-      <w:pPr>
-        <w:pStyle w:val="Normal"/>
-      </w:pPr>
-      <w:r>
-        <w:rPr>
-          <w:rFonts w:ascii="Arial" w:hAnsi="Arial"/>
-          <w:b w:val="0"/>
-          <w:bCs w:val="0"/>
+        <w:t>{{ ev.recursos }}</w:t>
+      </w:r>
+    </w:p>
+    <w:p>
+      <w:pPr>
+        <w:pStyle w:val="Normal"/>
+        <w:widowControl w:val="false"/>
+        <w:suppressAutoHyphens w:val="true"/>
+        <w:bidi w:val="0"/>
+        <w:spacing w:lineRule="auto" w:line="240" w:before="147" w:after="0"/>
+        <w:ind w:hanging="0" w:start="567" w:end="0"/>
+        <w:jc w:val="start"/>
+        <w:rPr>
+          <w:rFonts w:ascii="Arial" w:hAnsi="Arial"/>
+        </w:rPr>
+      </w:pPr>
+      <w:r>
+        <w:rPr>
+          <w:b w:val="false"/>
+          <w:bCs w:val="false"/>
           <w:sz w:val="20"/>
           <w:szCs w:val="20"/>
         </w:rPr>
-        <w:t xml:space="preserve">{%p endfor %}</w:t>
-      </w:r>
-    </w:p>
-    <w:p xmlns:wp14="http://schemas.microsoft.com/office/word/2010/wordml" wp14:textId="77777777">
+      </w:r>
+    </w:p>
+    <w:p>
+      <w:pPr>
+        <w:pStyle w:val="Normal"/>
+        <w:rPr/>
+      </w:pPr>
+      <w:r>
+        <w:rPr>
+          <w:b w:val="false"/>
+          <w:bCs w:val="false"/>
+          <w:sz w:val="20"/>
+          <w:szCs w:val="20"/>
+        </w:rPr>
+        <w:t>{%p endfor %}</w:t>
+      </w:r>
+    </w:p>
+    <w:p>
       <w:pPr>
         <w:pStyle w:val="Normal"/>
         <w:widowControl w:val="false"/>
@@ -1072,8 +1166,8 @@
           <w:ilvl w:val="0"/>
           <w:numId w:val="0"/>
         </w:numPr>
-        <w:spacing w:before="147" w:after="0" w:line="240" w:lineRule="auto"/>
-        <w:ind w:start="0" w:end="0" w:hanging="0"/>
+        <w:spacing w:lineRule="auto" w:line="240" w:before="147" w:after="0"/>
+        <w:ind w:hanging="0" w:start="0" w:end="0"/>
         <w:rPr>
           <w:rFonts w:ascii="Arial" w:hAnsi="Arial"/>
           <w:b/>
@@ -1091,74 +1185,82 @@
         </w:rPr>
       </w:r>
     </w:p>
-    <w:p xmlns:wp14="http://schemas.microsoft.com/office/word/2010/wordml" wp14:textId="77777777">
-      <w:pPr>
-        <w:pStyle w:val="Normal"/>
-        <w:keepNext w:val="1"/>
-        <w:keepLines w:val="1"/>
-        <w:widowControl w:val="0"/>
+    <w:p>
+      <w:pPr>
+        <w:pStyle w:val="Normal"/>
+        <w:keepNext w:val="true"/>
+        <w:keepLines/>
+        <w:widowControl w:val="false"/>
         <w:numPr>
           <w:ilvl w:val="0"/>
           <w:numId w:val="1"/>
         </w:numPr>
         <w:suppressLineNumbers w:val="0"/>
         <w:tabs>
-          <w:tab w:val="clear" w:leader="none" w:pos="720"/>
-          <w:tab w:val="left" w:leader="none" w:pos="168"/>
-          <w:tab w:val="left" w:leader="none" w:pos="288"/>
+          <w:tab w:val="clear" w:pos="720"/>
+          <w:tab w:val="left" w:pos="168" w:leader="none"/>
+          <w:tab w:val="left" w:pos="288" w:leader="none"/>
         </w:tabs>
         <w:bidi w:val="0"/>
-        <w:spacing w:before="261" w:beforeAutospacing="off" w:after="114" w:afterAutospacing="off" w:line="240" w:lineRule="auto"/>
-        <w:ind w:left="360" w:right="0" w:hanging="360"/>
-        <w:jc w:val="left"/>
-        <w:rPr>
-          <w:b w:val="1"/>
-          <w:bCs w:val="1"/>
+        <w:spacing w:lineRule="auto" w:line="240" w:beforeAutospacing="0" w:before="261" w:afterAutospacing="0" w:after="114"/>
+        <w:ind w:hanging="360" w:start="360" w:end="0"/>
+        <w:jc w:val="start"/>
+        <w:rPr>
+          <w:b/>
+          <w:bCs/>
           <w:sz w:val="24"/>
           <w:szCs w:val="24"/>
         </w:rPr>
       </w:pPr>
       <w:r>
         <w:rPr>
-          <w:b w:val="1"/>
-          <w:bCs w:val="1"/>
+          <w:b/>
+          <w:bCs/>
           <w:sz w:val="24"/>
           <w:szCs w:val="24"/>
         </w:rPr>
         <w:t>COORDENADOR DO EVENTO</w:t>
       </w:r>
     </w:p>
-    <w:p xmlns:wp14="http://schemas.microsoft.com/office/word/2010/wordml" wp14:textId="77777777">
-      <w:pPr>
-        <w:pStyle w:val="Normal"/>
-        <w:keepNext w:val="1"/>
-        <w:keepLines w:val="1"/>
-        <w:widowControl w:val="0"/>
+    <w:p>
+      <w:pPr>
+        <w:pStyle w:val="Normal"/>
+        <w:keepNext w:val="true"/>
+        <w:keepLines/>
+        <w:widowControl w:val="false"/>
         <w:tabs>
           <w:tab w:val="clear" w:pos="720"/>
-          <w:tab w:val="left" w:leader="none" w:pos="168"/>
-          <w:tab w:val="left" w:leader="none" w:pos="288"/>
+          <w:tab w:val="left" w:pos="168" w:leader="none"/>
+          <w:tab w:val="left" w:pos="288" w:leader="none"/>
         </w:tabs>
-        <w:spacing w:before="261" w:after="114" w:line="240" w:lineRule="auto"/>
-        <w:ind w:start="0" w:end="0" w:hanging="0"/>
-        <w:rPr>
-          <w:rFonts w:ascii="Arial" w:hAnsi="Arial"/>
-          <w:b w:val="1"/>
-          <w:bCs w:val="1"/>
+        <w:spacing w:lineRule="auto" w:line="240" w:before="261" w:after="114"/>
+        <w:ind w:hanging="0" w:start="0" w:end="0"/>
+        <w:rPr>
+          <w:rFonts w:ascii="Arial" w:hAnsi="Arial"/>
+          <w:b/>
+          <w:bCs/>
           <w:sz w:val="12"/>
           <w:szCs w:val="12"/>
         </w:rPr>
       </w:pPr>
-    </w:p>
-    <w:p xmlns:wp14="http://schemas.microsoft.com/office/word/2010/wordml" wp14:textId="77777777">
-      <w:pPr>
-        <w:pStyle w:val="Normal"/>
-        <w:keepNext w:val="1"/>
-        <w:keepLines w:val="1"/>
-        <w:widowControl w:val="0"/>
+      <w:r>
+        <w:rPr>
+          <w:b/>
+          <w:bCs/>
+          <w:sz w:val="12"/>
+          <w:szCs w:val="12"/>
+        </w:rPr>
+      </w:r>
+    </w:p>
+    <w:p>
+      <w:pPr>
+        <w:pStyle w:val="Normal"/>
+        <w:keepNext w:val="true"/>
+        <w:keepLines/>
+        <w:widowControl w:val="false"/>
         <w:suppressLineNumbers w:val="0"/>
         <w:bidi w:val="0"/>
-        <w:spacing w:before="90" w:beforeAutospacing="off" w:after="0" w:afterAutospacing="off" w:line="240" w:lineRule="auto"/>
+        <w:spacing w:lineRule="auto" w:line="240" w:beforeAutospacing="0" w:before="90" w:afterAutospacing="0" w:after="0"/>
         <w:ind w:start="0" w:end="0"/>
         <w:rPr>
           <w:rFonts w:ascii="Arial" w:hAnsi="Arial"/>
@@ -1166,15 +1268,15 @@
       </w:pPr>
       <w:r>
         <w:rPr>
-          <w:b w:val="0"/>
-          <w:bCs w:val="0"/>
+          <w:b w:val="false"/>
+          <w:bCs w:val="false"/>
           <w:sz w:val="20"/>
           <w:szCs w:val="20"/>
         </w:rPr>
         <w:t>{{coordenacao}}</w:t>
       </w:r>
     </w:p>
-    <w:p xmlns:wp14="http://schemas.microsoft.com/office/word/2010/wordml" wp14:textId="77777777">
+    <w:p>
       <w:pPr>
         <w:pStyle w:val="Normal"/>
         <w:widowControl w:val="false"/>
@@ -1182,8 +1284,8 @@
           <w:ilvl w:val="0"/>
           <w:numId w:val="0"/>
         </w:numPr>
-        <w:spacing w:before="147" w:after="0" w:line="240" w:lineRule="auto"/>
-        <w:ind w:start="0" w:end="0" w:hanging="0"/>
+        <w:spacing w:lineRule="auto" w:line="240" w:before="147" w:after="0"/>
+        <w:ind w:hanging="0" w:start="0" w:end="0"/>
         <w:rPr>
           <w:rFonts w:ascii="Arial" w:hAnsi="Arial"/>
           <w:b/>
@@ -1201,74 +1303,82 @@
         </w:rPr>
       </w:r>
     </w:p>
-    <w:p xmlns:wp14="http://schemas.microsoft.com/office/word/2010/wordml" wp14:textId="77777777">
-      <w:pPr>
-        <w:pStyle w:val="Normal"/>
-        <w:keepNext w:val="1"/>
-        <w:keepLines w:val="1"/>
-        <w:widowControl w:val="0"/>
+    <w:p>
+      <w:pPr>
+        <w:pStyle w:val="Normal"/>
+        <w:keepNext w:val="true"/>
+        <w:keepLines/>
+        <w:widowControl w:val="false"/>
         <w:numPr>
           <w:ilvl w:val="0"/>
           <w:numId w:val="1"/>
         </w:numPr>
         <w:suppressLineNumbers w:val="0"/>
         <w:tabs>
-          <w:tab w:val="clear" w:leader="none" w:pos="720"/>
-          <w:tab w:val="left" w:leader="none" w:pos="168"/>
-          <w:tab w:val="left" w:leader="none" w:pos="288"/>
+          <w:tab w:val="clear" w:pos="720"/>
+          <w:tab w:val="left" w:pos="168" w:leader="none"/>
+          <w:tab w:val="left" w:pos="288" w:leader="none"/>
         </w:tabs>
         <w:bidi w:val="0"/>
-        <w:spacing w:before="261" w:beforeAutospacing="off" w:after="114" w:afterAutospacing="off" w:line="240" w:lineRule="auto"/>
-        <w:ind w:left="360" w:right="0" w:hanging="360"/>
-        <w:jc w:val="left"/>
-        <w:rPr>
-          <w:b w:val="1"/>
-          <w:bCs w:val="1"/>
+        <w:spacing w:lineRule="auto" w:line="240" w:beforeAutospacing="0" w:before="261" w:afterAutospacing="0" w:after="114"/>
+        <w:ind w:hanging="360" w:start="360" w:end="0"/>
+        <w:jc w:val="start"/>
+        <w:rPr>
+          <w:b/>
+          <w:bCs/>
           <w:sz w:val="24"/>
           <w:szCs w:val="24"/>
         </w:rPr>
       </w:pPr>
       <w:r>
         <w:rPr>
-          <w:b w:val="1"/>
-          <w:bCs w:val="1"/>
+          <w:b/>
+          <w:bCs/>
           <w:sz w:val="24"/>
           <w:szCs w:val="24"/>
         </w:rPr>
         <w:t>CONSIDERAÇÕES FINAIS</w:t>
       </w:r>
     </w:p>
-    <w:p xmlns:wp14="http://schemas.microsoft.com/office/word/2010/wordml" wp14:textId="77777777">
-      <w:pPr>
-        <w:pStyle w:val="Normal"/>
-        <w:keepNext w:val="1"/>
-        <w:keepLines w:val="1"/>
-        <w:widowControl w:val="0"/>
+    <w:p>
+      <w:pPr>
+        <w:pStyle w:val="Normal"/>
+        <w:keepNext w:val="true"/>
+        <w:keepLines/>
+        <w:widowControl w:val="false"/>
         <w:tabs>
           <w:tab w:val="clear" w:pos="720"/>
-          <w:tab w:val="left" w:leader="none" w:pos="168"/>
-          <w:tab w:val="left" w:leader="none" w:pos="288"/>
+          <w:tab w:val="left" w:pos="168" w:leader="none"/>
+          <w:tab w:val="left" w:pos="288" w:leader="none"/>
         </w:tabs>
-        <w:spacing w:before="261" w:after="114" w:line="240" w:lineRule="auto"/>
-        <w:ind w:start="0" w:end="0" w:hanging="0"/>
-        <w:rPr>
-          <w:rFonts w:ascii="Arial" w:hAnsi="Arial"/>
-          <w:b w:val="1"/>
-          <w:bCs w:val="1"/>
+        <w:spacing w:lineRule="auto" w:line="240" w:before="261" w:after="114"/>
+        <w:ind w:hanging="0" w:start="0" w:end="0"/>
+        <w:rPr>
+          <w:rFonts w:ascii="Arial" w:hAnsi="Arial"/>
+          <w:b/>
+          <w:bCs/>
           <w:sz w:val="12"/>
           <w:szCs w:val="12"/>
         </w:rPr>
       </w:pPr>
-    </w:p>
-    <w:p xmlns:wp14="http://schemas.microsoft.com/office/word/2010/wordml" wp14:textId="77777777">
-      <w:pPr>
-        <w:pStyle w:val="Normal"/>
-        <w:keepNext w:val="1"/>
-        <w:keepLines w:val="1"/>
-        <w:widowControl w:val="0"/>
+      <w:r>
+        <w:rPr>
+          <w:b/>
+          <w:bCs/>
+          <w:sz w:val="12"/>
+          <w:szCs w:val="12"/>
+        </w:rPr>
+      </w:r>
+    </w:p>
+    <w:p>
+      <w:pPr>
+        <w:pStyle w:val="Normal"/>
+        <w:keepNext w:val="true"/>
+        <w:keepLines/>
+        <w:widowControl w:val="false"/>
         <w:suppressLineNumbers w:val="0"/>
         <w:bidi w:val="0"/>
-        <w:spacing w:before="90" w:beforeAutospacing="off" w:after="0" w:afterAutospacing="off" w:line="240" w:lineRule="auto"/>
+        <w:spacing w:lineRule="auto" w:line="240" w:beforeAutospacing="0" w:before="90" w:afterAutospacing="0" w:after="0"/>
         <w:ind w:start="0" w:end="0"/>
         <w:rPr>
           <w:rFonts w:ascii="Arial" w:hAnsi="Arial"/>
@@ -1276,21 +1386,21 @@
       </w:pPr>
       <w:r>
         <w:rPr>
-          <w:b w:val="0"/>
-          <w:bCs w:val="0"/>
+          <w:b w:val="false"/>
+          <w:bCs w:val="false"/>
           <w:sz w:val="20"/>
           <w:szCs w:val="20"/>
         </w:rPr>
         <w:t>{{consideracao_final}}</w:t>
       </w:r>
     </w:p>
-    <w:p xmlns:wp14="http://schemas.microsoft.com/office/word/2010/wordml" wp14:textId="77777777">
+    <w:p>
       <w:pPr>
         <w:pStyle w:val="Normal"/>
         <w:keepNext w:val="true"/>
         <w:keepLines/>
         <w:widowControl w:val="false"/>
-        <w:spacing w:before="147" w:after="0" w:line="240" w:lineRule="auto"/>
+        <w:spacing w:lineRule="auto" w:line="240" w:before="147" w:after="0"/>
         <w:ind w:start="720" w:end="-4"/>
         <w:jc w:val="both"/>
         <w:rPr>
@@ -1312,13 +1422,13 @@
         </w:rPr>
       </w:r>
     </w:p>
-    <w:p xmlns:wp14="http://schemas.microsoft.com/office/word/2010/wordml" wp14:textId="77777777">
+    <w:p>
       <w:pPr>
         <w:pStyle w:val="Normal"/>
         <w:keepNext w:val="true"/>
         <w:keepLines/>
         <w:widowControl w:val="false"/>
-        <w:spacing w:before="147" w:after="0" w:line="240" w:lineRule="auto"/>
+        <w:spacing w:lineRule="auto" w:line="240" w:before="147" w:after="0"/>
         <w:ind w:start="720" w:end="-4"/>
         <w:jc w:val="both"/>
         <w:rPr>
@@ -1340,13 +1450,13 @@
         </w:rPr>
       </w:r>
     </w:p>
-    <w:p xmlns:wp14="http://schemas.microsoft.com/office/word/2010/wordml" wp14:textId="77777777">
+    <w:p>
       <w:pPr>
         <w:pStyle w:val="Normal"/>
         <w:keepNext w:val="true"/>
         <w:keepLines/>
         <w:widowControl w:val="false"/>
-        <w:spacing w:line="240" w:lineRule="auto"/>
+        <w:spacing w:lineRule="auto" w:line="240"/>
         <w:ind w:end="19"/>
         <w:jc w:val="center"/>
         <w:rPr>
@@ -1358,7 +1468,7 @@
         <w:t>{{sede}}, {{data_extenso}}</w:t>
       </w:r>
     </w:p>
-    <w:p xmlns:wp14="http://schemas.microsoft.com/office/word/2010/wordml" wp14:textId="77777777">
+    <w:p>
       <w:pPr>
         <w:pStyle w:val="Normal"/>
         <w:keepNext w:val="true"/>
@@ -1366,8 +1476,8 @@
         <w:widowControl w:val="false"/>
         <w:suppressAutoHyphens w:val="true"/>
         <w:bidi w:val="0"/>
-        <w:spacing w:before="0" w:after="0" w:line="360" w:lineRule="auto"/>
-        <w:ind w:start="0" w:end="0" w:hanging="0"/>
+        <w:spacing w:lineRule="auto" w:line="360" w:before="0" w:after="0"/>
+        <w:ind w:hanging="0" w:start="0" w:end="0"/>
         <w:jc w:val="center"/>
         <w:rPr>
           <w:rFonts w:ascii="Arial" w:hAnsi="Arial"/>
@@ -1377,13 +1487,13 @@
         <w:rPr/>
       </w:r>
     </w:p>
-    <w:p xmlns:wp14="http://schemas.microsoft.com/office/word/2010/wordml" wp14:textId="77777777">
+    <w:p>
       <w:pPr>
         <w:pStyle w:val="Normal"/>
         <w:keepNext w:val="true"/>
         <w:keepLines/>
         <w:widowControl w:val="false"/>
-        <w:spacing w:line="360" w:lineRule="auto"/>
+        <w:spacing w:lineRule="auto" w:line="360"/>
         <w:ind w:end="19"/>
         <w:jc w:val="center"/>
         <w:rPr>
@@ -1400,13 +1510,13 @@
         <w:t>{{nome_chefia}}</w:t>
       </w:r>
     </w:p>
-    <w:p xmlns:wp14="http://schemas.microsoft.com/office/word/2010/wordml" wp14:textId="77777777">
+    <w:p>
       <w:pPr>
         <w:pStyle w:val="Normal"/>
         <w:keepNext w:val="true"/>
         <w:keepLines/>
         <w:widowControl w:val="false"/>
-        <w:spacing w:line="360" w:lineRule="auto"/>
+        <w:spacing w:lineRule="auto" w:line="360"/>
         <w:ind w:end="19"/>
         <w:jc w:val="center"/>
         <w:rPr>
@@ -1423,11 +1533,11 @@
         <w:t>{{cargo_chefia}}</w:t>
       </w:r>
     </w:p>
-    <w:p xmlns:wp14="http://schemas.microsoft.com/office/word/2010/wordml" wp14:textId="77777777">
-      <w:pPr>
-        <w:pStyle w:val="Normal"/>
-        <w:widowControl w:val="false"/>
-        <w:spacing w:before="147" w:after="0" w:line="240" w:lineRule="auto"/>
+    <w:p>
+      <w:pPr>
+        <w:pStyle w:val="Normal"/>
+        <w:widowControl w:val="false"/>
+        <w:spacing w:lineRule="auto" w:line="240" w:before="147" w:after="0"/>
         <w:ind w:end="-4"/>
         <w:jc w:val="center"/>
         <w:rPr>
@@ -1457,13 +1567,12 @@
       <w:footerReference w:type="default" r:id="rId6"/>
       <w:footerReference w:type="first" r:id="rId7"/>
       <w:type w:val="nextPage"/>
-      <w:pgSz w:w="11906" w:h="16838" w:orient="portrait"/>
-      <w:pgMar w:top="777" w:right="720" w:bottom="720" w:left="720" w:header="720" w:footer="0" w:gutter="0"/>
-      <w:pgNumType w:fmt="decimal" w:start="1"/>
+      <w:pgSz w:w="11906" w:h="16838"/>
+      <w:pgMar w:left="720" w:right="720" w:gutter="0" w:header="720" w:top="777" w:footer="0" w:bottom="720"/>
+      <w:pgNumType w:start="1" w:fmt="decimal"/>
       <w:formProt w:val="false"/>
       <w:textDirection w:val="lrTb"/>
       <w:docGrid w:type="default" w:linePitch="100" w:charSpace="0"/>
-      <w:cols w:num="1"/>
     </w:sectPr>
   </w:body>
 </w:document>
@@ -1471,7 +1580,7 @@
 
 <file path=word/footer1.xml><?xml version="1.0" encoding="utf-8"?>
 <w:ftr xmlns:o="urn:schemas-microsoft-com:office:office" xmlns:r="http://schemas.openxmlformats.org/officeDocument/2006/relationships" xmlns:v="urn:schemas-microsoft-com:vml" xmlns:w="http://schemas.openxmlformats.org/wordprocessingml/2006/main" xmlns:w10="urn:schemas-microsoft-com:office:word" xmlns:wp="http://schemas.openxmlformats.org/drawingml/2006/wordprocessingDrawing" xmlns:pic="http://schemas.openxmlformats.org/drawingml/2006/picture" xmlns:wps="http://schemas.microsoft.com/office/word/2010/wordprocessingShape" xmlns:wpg="http://schemas.microsoft.com/office/word/2010/wordprocessingGroup" xmlns:mc="http://schemas.openxmlformats.org/markup-compatibility/2006" xmlns:wp14="http://schemas.microsoft.com/office/word/2010/wordprocessingDrawing" xmlns:w14="http://schemas.microsoft.com/office/word/2010/wordml" xmlns:w15="http://schemas.microsoft.com/office/word/2012/wordml" mc:Ignorable="w14 wp14 w15">
-  <w:p xmlns:wp14="http://schemas.microsoft.com/office/word/2010/wordml" wp14:textId="77777777">
+  <w:p>
     <w:pPr>
       <w:pStyle w:val="Footer"/>
       <w:rPr/>
@@ -1484,8 +1593,8 @@
 </file>
 
 <file path=word/footer2.xml><?xml version="1.0" encoding="utf-8"?>
-<w:ftr xmlns:o="urn:schemas-microsoft-com:office:office" xmlns:r="http://schemas.openxmlformats.org/officeDocument/2006/relationships" xmlns:v="urn:schemas-microsoft-com:vml" xmlns:w="http://schemas.openxmlformats.org/wordprocessingml/2006/main" xmlns:w10="urn:schemas-microsoft-com:office:word" xmlns:wp="http://schemas.openxmlformats.org/drawingml/2006/wordprocessingDrawing" xmlns:pic="http://schemas.openxmlformats.org/drawingml/2006/picture" xmlns:wps="http://schemas.microsoft.com/office/word/2010/wordprocessingShape" xmlns:wpg="http://schemas.microsoft.com/office/word/2010/wordprocessingGroup" xmlns:mc="http://schemas.openxmlformats.org/markup-compatibility/2006" xmlns:wp14="http://schemas.microsoft.com/office/word/2010/wordprocessingDrawing" xmlns:w14="http://schemas.microsoft.com/office/word/2010/wordml" xmlns:w15="http://schemas.microsoft.com/office/word/2012/wordml" xmlns:a="http://schemas.openxmlformats.org/drawingml/2006/main" mc:Ignorable="w14 wp14 w15">
-  <w:p xmlns:wp14="http://schemas.microsoft.com/office/word/2010/wordml" wp14:textId="77777777">
+<w:ftr xmlns:o="urn:schemas-microsoft-com:office:office" xmlns:r="http://schemas.openxmlformats.org/officeDocument/2006/relationships" xmlns:v="urn:schemas-microsoft-com:vml" xmlns:w="http://schemas.openxmlformats.org/wordprocessingml/2006/main" xmlns:w10="urn:schemas-microsoft-com:office:word" xmlns:wp="http://schemas.openxmlformats.org/drawingml/2006/wordprocessingDrawing" xmlns:pic="http://schemas.openxmlformats.org/drawingml/2006/picture" xmlns:wps="http://schemas.microsoft.com/office/word/2010/wordprocessingShape" xmlns:wpg="http://schemas.microsoft.com/office/word/2010/wordprocessingGroup" xmlns:mc="http://schemas.openxmlformats.org/markup-compatibility/2006" xmlns:wp14="http://schemas.microsoft.com/office/word/2010/wordprocessingDrawing" xmlns:w14="http://schemas.microsoft.com/office/word/2010/wordml" xmlns:w15="http://schemas.microsoft.com/office/word/2012/wordml" mc:Ignorable="w14 wp14 w15">
+  <w:p>
     <w:pPr>
       <w:pStyle w:val="Footer"/>
       <w:jc w:val="end"/>
@@ -1512,10 +1621,10 @@
       <w:fldChar w:fldCharType="end"/>
     </w:r>
   </w:p>
-  <w:p xmlns:wp14="http://schemas.microsoft.com/office/word/2010/wordml" wp14:textId="77777777">
+  <w:p>
     <w:pPr>
       <w:pStyle w:val="Normal"/>
-      <w:spacing w:line="240" w:lineRule="auto"/>
+      <w:spacing w:lineRule="auto" w:line="240"/>
       <w:jc w:val="center"/>
       <w:rPr>
         <w:sz w:val="24"/>
@@ -1525,7 +1634,7 @@
     <w:r>
       <w:rPr/>
       <w:drawing>
-        <wp:inline xmlns:wp14="http://schemas.microsoft.com/office/word/2010/wordprocessingDrawing" distT="0" distB="0" distL="0" distR="0" wp14:anchorId="114F7E6F" wp14:editId="7777777">
+        <wp:inline distT="0" distB="0" distL="0" distR="0">
           <wp:extent cx="722630" cy="214630"/>
           <wp:effectExtent l="0" t="0" r="0" b="0"/>
           <wp:docPr id="3" name="image1.png"/>
@@ -1565,10 +1674,10 @@
       </w:drawing>
     </w:r>
   </w:p>
-  <w:p xmlns:wp14="http://schemas.microsoft.com/office/word/2010/wordml" wp14:textId="77777777">
+  <w:p>
     <w:pPr>
       <w:pStyle w:val="Normal"/>
-      <w:spacing w:line="240" w:lineRule="auto"/>
+      <w:spacing w:lineRule="auto" w:line="240"/>
       <w:jc w:val="center"/>
       <w:rPr>
         <w:sz w:val="16"/>
@@ -1582,11 +1691,11 @@
       </w:rPr>
     </w:r>
   </w:p>
-  <w:p xmlns:wp14="http://schemas.microsoft.com/office/word/2010/wordml" wp14:textId="77777777">
+  <w:p>
     <w:pPr>
       <w:pStyle w:val="Normal"/>
       <w:widowControl w:val="false"/>
-      <w:spacing w:line="230" w:lineRule="auto"/>
+      <w:spacing w:lineRule="auto" w:line="230"/>
       <w:ind w:start="-450" w:end="-360"/>
       <w:jc w:val="center"/>
       <w:rPr>
@@ -1610,11 +1719,11 @@
       <w:t>{{unidade_rodape}}- {{endereco}}  {{telefone}} – {{email}}</w:t>
     </w:r>
   </w:p>
-  <w:p xmlns:wp14="http://schemas.microsoft.com/office/word/2010/wordml" wp14:textId="77777777">
+  <w:p>
     <w:pPr>
       <w:pStyle w:val="Normal"/>
       <w:widowControl w:val="false"/>
-      <w:spacing w:line="230" w:lineRule="auto"/>
+      <w:spacing w:lineRule="auto" w:line="230"/>
       <w:ind w:start="-450" w:end="-360"/>
       <w:jc w:val="center"/>
       <w:rPr>
@@ -1641,8 +1750,8 @@
 </file>
 
 <file path=word/footer3.xml><?xml version="1.0" encoding="utf-8"?>
-<w:ftr xmlns:o="urn:schemas-microsoft-com:office:office" xmlns:r="http://schemas.openxmlformats.org/officeDocument/2006/relationships" xmlns:v="urn:schemas-microsoft-com:vml" xmlns:w="http://schemas.openxmlformats.org/wordprocessingml/2006/main" xmlns:w10="urn:schemas-microsoft-com:office:word" xmlns:wp="http://schemas.openxmlformats.org/drawingml/2006/wordprocessingDrawing" xmlns:pic="http://schemas.openxmlformats.org/drawingml/2006/picture" xmlns:wps="http://schemas.microsoft.com/office/word/2010/wordprocessingShape" xmlns:wpg="http://schemas.microsoft.com/office/word/2010/wordprocessingGroup" xmlns:mc="http://schemas.openxmlformats.org/markup-compatibility/2006" xmlns:wp14="http://schemas.microsoft.com/office/word/2010/wordprocessingDrawing" xmlns:w14="http://schemas.microsoft.com/office/word/2010/wordml" xmlns:w15="http://schemas.microsoft.com/office/word/2012/wordml" xmlns:a="http://schemas.openxmlformats.org/drawingml/2006/main" mc:Ignorable="w14 wp14 w15">
-  <w:p xmlns:wp14="http://schemas.microsoft.com/office/word/2010/wordml" wp14:textId="77777777">
+<w:ftr xmlns:o="urn:schemas-microsoft-com:office:office" xmlns:r="http://schemas.openxmlformats.org/officeDocument/2006/relationships" xmlns:v="urn:schemas-microsoft-com:vml" xmlns:w="http://schemas.openxmlformats.org/wordprocessingml/2006/main" xmlns:w10="urn:schemas-microsoft-com:office:word" xmlns:wp="http://schemas.openxmlformats.org/drawingml/2006/wordprocessingDrawing" xmlns:pic="http://schemas.openxmlformats.org/drawingml/2006/picture" xmlns:wps="http://schemas.microsoft.com/office/word/2010/wordprocessingShape" xmlns:wpg="http://schemas.microsoft.com/office/word/2010/wordprocessingGroup" xmlns:mc="http://schemas.openxmlformats.org/markup-compatibility/2006" xmlns:wp14="http://schemas.microsoft.com/office/word/2010/wordprocessingDrawing" xmlns:w14="http://schemas.microsoft.com/office/word/2010/wordml" xmlns:w15="http://schemas.microsoft.com/office/word/2012/wordml" mc:Ignorable="w14 wp14 w15">
+  <w:p>
     <w:pPr>
       <w:pStyle w:val="Footer"/>
       <w:jc w:val="end"/>
@@ -1669,10 +1778,10 @@
       <w:fldChar w:fldCharType="end"/>
     </w:r>
   </w:p>
-  <w:p xmlns:wp14="http://schemas.microsoft.com/office/word/2010/wordml" wp14:textId="77777777">
+  <w:p>
     <w:pPr>
       <w:pStyle w:val="Normal"/>
-      <w:spacing w:line="240" w:lineRule="auto"/>
+      <w:spacing w:lineRule="auto" w:line="240"/>
       <w:jc w:val="center"/>
       <w:rPr>
         <w:sz w:val="24"/>
@@ -1682,7 +1791,7 @@
     <w:r>
       <w:rPr/>
       <w:drawing>
-        <wp:inline xmlns:wp14="http://schemas.microsoft.com/office/word/2010/wordprocessingDrawing" distT="0" distB="0" distL="0" distR="0" wp14:anchorId="359B393B" wp14:editId="7777777">
+        <wp:inline distT="0" distB="0" distL="0" distR="0">
           <wp:extent cx="722630" cy="214630"/>
           <wp:effectExtent l="0" t="0" r="0" b="0"/>
           <wp:docPr id="4" name="image1.png"/>
@@ -1722,10 +1831,10 @@
       </w:drawing>
     </w:r>
   </w:p>
-  <w:p xmlns:wp14="http://schemas.microsoft.com/office/word/2010/wordml" wp14:textId="77777777">
+  <w:p>
     <w:pPr>
       <w:pStyle w:val="Normal"/>
-      <w:spacing w:line="240" w:lineRule="auto"/>
+      <w:spacing w:lineRule="auto" w:line="240"/>
       <w:jc w:val="center"/>
       <w:rPr>
         <w:sz w:val="16"/>
@@ -1739,11 +1848,11 @@
       </w:rPr>
     </w:r>
   </w:p>
-  <w:p xmlns:wp14="http://schemas.microsoft.com/office/word/2010/wordml" wp14:textId="77777777">
+  <w:p>
     <w:pPr>
       <w:pStyle w:val="Normal"/>
       <w:widowControl w:val="false"/>
-      <w:spacing w:line="230" w:lineRule="auto"/>
+      <w:spacing w:lineRule="auto" w:line="230"/>
       <w:ind w:start="-450" w:end="-360"/>
       <w:jc w:val="center"/>
       <w:rPr>
@@ -1767,11 +1876,11 @@
       <w:t>{{unidade_rodape}}- {{endereco}}  {{telefone}} – {{email}}</w:t>
     </w:r>
   </w:p>
-  <w:p xmlns:wp14="http://schemas.microsoft.com/office/word/2010/wordml" wp14:textId="77777777">
+  <w:p>
     <w:pPr>
       <w:pStyle w:val="Normal"/>
       <w:widowControl w:val="false"/>
-      <w:spacing w:line="230" w:lineRule="auto"/>
+      <w:spacing w:lineRule="auto" w:line="230"/>
       <w:ind w:start="-450" w:end="-360"/>
       <w:jc w:val="center"/>
       <w:rPr>
@@ -1799,7 +1908,7 @@
 
 <file path=word/header1.xml><?xml version="1.0" encoding="utf-8"?>
 <w:hdr xmlns:o="urn:schemas-microsoft-com:office:office" xmlns:r="http://schemas.openxmlformats.org/officeDocument/2006/relationships" xmlns:v="urn:schemas-microsoft-com:vml" xmlns:w="http://schemas.openxmlformats.org/wordprocessingml/2006/main" xmlns:w10="urn:schemas-microsoft-com:office:word" xmlns:wp="http://schemas.openxmlformats.org/drawingml/2006/wordprocessingDrawing" xmlns:pic="http://schemas.openxmlformats.org/drawingml/2006/picture" xmlns:wps="http://schemas.microsoft.com/office/word/2010/wordprocessingShape" xmlns:wpg="http://schemas.microsoft.com/office/word/2010/wordprocessingGroup" xmlns:mc="http://schemas.openxmlformats.org/markup-compatibility/2006" xmlns:wp14="http://schemas.microsoft.com/office/word/2010/wordprocessingDrawing" xmlns:w14="http://schemas.microsoft.com/office/word/2010/wordml" xmlns:w15="http://schemas.microsoft.com/office/word/2012/wordml" mc:Ignorable="w14 wp14 w15">
-  <w:p xmlns:wp14="http://schemas.microsoft.com/office/word/2010/wordml" wp14:textId="77777777">
+  <w:p>
     <w:pPr>
       <w:pStyle w:val="Header"/>
       <w:rPr/>
@@ -1812,12 +1921,12 @@
 </file>
 
 <file path=word/header2.xml><?xml version="1.0" encoding="utf-8"?>
-<w:hdr xmlns:o="urn:schemas-microsoft-com:office:office" xmlns:r="http://schemas.openxmlformats.org/officeDocument/2006/relationships" xmlns:v="urn:schemas-microsoft-com:vml" xmlns:w="http://schemas.openxmlformats.org/wordprocessingml/2006/main" xmlns:w10="urn:schemas-microsoft-com:office:word" xmlns:wp="http://schemas.openxmlformats.org/drawingml/2006/wordprocessingDrawing" xmlns:pic="http://schemas.openxmlformats.org/drawingml/2006/picture" xmlns:wps="http://schemas.microsoft.com/office/word/2010/wordprocessingShape" xmlns:wpg="http://schemas.microsoft.com/office/word/2010/wordprocessingGroup" xmlns:mc="http://schemas.openxmlformats.org/markup-compatibility/2006" xmlns:wp14="http://schemas.microsoft.com/office/word/2010/wordprocessingDrawing" xmlns:w14="http://schemas.microsoft.com/office/word/2010/wordml" xmlns:w15="http://schemas.microsoft.com/office/word/2012/wordml" xmlns:a="http://schemas.openxmlformats.org/drawingml/2006/main" mc:Ignorable="w14 wp14 w15">
-  <w:p xmlns:wp14="http://schemas.microsoft.com/office/word/2010/wordml" wp14:textId="77777777">
+<w:hdr xmlns:o="urn:schemas-microsoft-com:office:office" xmlns:r="http://schemas.openxmlformats.org/officeDocument/2006/relationships" xmlns:v="urn:schemas-microsoft-com:vml" xmlns:w="http://schemas.openxmlformats.org/wordprocessingml/2006/main" xmlns:w10="urn:schemas-microsoft-com:office:word" xmlns:wp="http://schemas.openxmlformats.org/drawingml/2006/wordprocessingDrawing" xmlns:pic="http://schemas.openxmlformats.org/drawingml/2006/picture" xmlns:wps="http://schemas.microsoft.com/office/word/2010/wordprocessingShape" xmlns:wpg="http://schemas.microsoft.com/office/word/2010/wordprocessingGroup" xmlns:mc="http://schemas.openxmlformats.org/markup-compatibility/2006" xmlns:wp14="http://schemas.microsoft.com/office/word/2010/wordprocessingDrawing" xmlns:w14="http://schemas.microsoft.com/office/word/2010/wordml" xmlns:w15="http://schemas.microsoft.com/office/word/2012/wordml" mc:Ignorable="w14 wp14 w15">
+  <w:p>
     <w:pPr>
       <w:pStyle w:val="Normal"/>
       <w:widowControl w:val="false"/>
-      <w:spacing w:line="360" w:lineRule="auto"/>
+      <w:spacing w:lineRule="auto" w:line="360"/>
       <w:ind w:end="0"/>
       <w:jc w:val="center"/>
       <w:rPr>
@@ -1830,7 +1939,7 @@
     <w:r>
       <w:rPr/>
       <w:drawing>
-        <wp:inline xmlns:wp14="http://schemas.microsoft.com/office/word/2010/wordprocessingDrawing" distT="0" distB="0" distL="0" distR="0" wp14:anchorId="02159CE8" wp14:editId="7777777">
+        <wp:inline distT="0" distB="0" distL="0" distR="0">
           <wp:extent cx="895350" cy="1142365"/>
           <wp:effectExtent l="0" t="0" r="0" b="0"/>
           <wp:docPr id="1" name="image2.png"/>
@@ -1870,11 +1979,11 @@
       </w:drawing>
     </w:r>
   </w:p>
-  <w:p xmlns:wp14="http://schemas.microsoft.com/office/word/2010/wordml" wp14:textId="77777777">
+  <w:p>
     <w:pPr>
       <w:pStyle w:val="Normal"/>
       <w:widowControl w:val="false"/>
-      <w:spacing w:line="240" w:lineRule="auto"/>
+      <w:spacing w:lineRule="auto" w:line="240"/>
       <w:ind w:end="4"/>
       <w:jc w:val="center"/>
       <w:rPr>
@@ -1894,11 +2003,11 @@
       <w:t>SECRETARIA DE ESTADO DA SEGURANÇA PÚBLICA</w:t>
     </w:r>
   </w:p>
-  <w:p xmlns:wp14="http://schemas.microsoft.com/office/word/2010/wordml" wp14:textId="77777777">
+  <w:p>
     <w:pPr>
       <w:pStyle w:val="Normal"/>
       <w:widowControl w:val="false"/>
-      <w:spacing w:line="240" w:lineRule="auto"/>
+      <w:spacing w:lineRule="auto" w:line="240"/>
       <w:ind w:end="4"/>
       <w:jc w:val="center"/>
       <w:rPr>
@@ -1918,11 +2027,11 @@
       <w:t>POLÍCIA CIVIL DO PARANÁ</w:t>
     </w:r>
   </w:p>
-  <w:p xmlns:wp14="http://schemas.microsoft.com/office/word/2010/wordml" wp14:textId="77777777">
+  <w:p>
     <w:pPr>
       <w:pStyle w:val="Normal"/>
       <w:widowControl w:val="false"/>
-      <w:spacing w:line="240" w:lineRule="auto"/>
+      <w:spacing w:lineRule="auto" w:line="240"/>
       <w:ind w:end="4"/>
       <w:jc w:val="center"/>
       <w:rPr>
@@ -1942,11 +2051,11 @@
       <w:t>{{divisao}}</w:t>
     </w:r>
   </w:p>
-  <w:p xmlns:wp14="http://schemas.microsoft.com/office/word/2010/wordml" wp14:textId="77777777">
+  <w:p>
     <w:pPr>
       <w:pStyle w:val="Normal"/>
       <w:widowControl w:val="false"/>
-      <w:spacing w:line="240" w:lineRule="auto"/>
+      <w:spacing w:lineRule="auto" w:line="240"/>
       <w:ind w:end="4"/>
       <w:jc w:val="center"/>
       <w:rPr>
@@ -1966,11 +2075,11 @@
       <w:t>{{unidade}}</w:t>
     </w:r>
   </w:p>
-  <w:p xmlns:wp14="http://schemas.microsoft.com/office/word/2010/wordml" wp14:textId="77777777">
+  <w:p>
     <w:pPr>
       <w:pStyle w:val="Normal"/>
       <w:widowControl w:val="false"/>
-      <w:spacing w:line="240" w:lineRule="auto"/>
+      <w:spacing w:lineRule="auto" w:line="240"/>
       <w:ind w:end="4"/>
       <w:jc w:val="center"/>
       <w:rPr>
@@ -1989,11 +2098,11 @@
       </w:rPr>
     </w:r>
   </w:p>
-  <w:p xmlns:wp14="http://schemas.microsoft.com/office/word/2010/wordml" wp14:textId="77777777">
+  <w:p>
     <w:pPr>
       <w:pStyle w:val="Normal"/>
       <w:widowControl w:val="false"/>
-      <w:spacing w:line="240" w:lineRule="auto"/>
+      <w:spacing w:lineRule="auto" w:line="240"/>
       <w:ind w:end="4"/>
       <w:jc w:val="center"/>
       <w:rPr>
@@ -2012,7 +2121,7 @@
       </w:rPr>
     </w:r>
   </w:p>
-  <w:p xmlns:wp14="http://schemas.microsoft.com/office/word/2010/wordml" wp14:textId="77777777">
+  <w:p>
     <w:pPr>
       <w:pStyle w:val="Normal"/>
       <w:rPr/>
@@ -2025,12 +2134,12 @@
 </file>
 
 <file path=word/header3.xml><?xml version="1.0" encoding="utf-8"?>
-<w:hdr xmlns:o="urn:schemas-microsoft-com:office:office" xmlns:r="http://schemas.openxmlformats.org/officeDocument/2006/relationships" xmlns:v="urn:schemas-microsoft-com:vml" xmlns:w="http://schemas.openxmlformats.org/wordprocessingml/2006/main" xmlns:w10="urn:schemas-microsoft-com:office:word" xmlns:wp="http://schemas.openxmlformats.org/drawingml/2006/wordprocessingDrawing" xmlns:pic="http://schemas.openxmlformats.org/drawingml/2006/picture" xmlns:wps="http://schemas.microsoft.com/office/word/2010/wordprocessingShape" xmlns:wpg="http://schemas.microsoft.com/office/word/2010/wordprocessingGroup" xmlns:mc="http://schemas.openxmlformats.org/markup-compatibility/2006" xmlns:wp14="http://schemas.microsoft.com/office/word/2010/wordprocessingDrawing" xmlns:w14="http://schemas.microsoft.com/office/word/2010/wordml" xmlns:w15="http://schemas.microsoft.com/office/word/2012/wordml" xmlns:a="http://schemas.openxmlformats.org/drawingml/2006/main" mc:Ignorable="w14 wp14 w15">
-  <w:p xmlns:wp14="http://schemas.microsoft.com/office/word/2010/wordml" wp14:textId="77777777">
+<w:hdr xmlns:o="urn:schemas-microsoft-com:office:office" xmlns:r="http://schemas.openxmlformats.org/officeDocument/2006/relationships" xmlns:v="urn:schemas-microsoft-com:vml" xmlns:w="http://schemas.openxmlformats.org/wordprocessingml/2006/main" xmlns:w10="urn:schemas-microsoft-com:office:word" xmlns:wp="http://schemas.openxmlformats.org/drawingml/2006/wordprocessingDrawing" xmlns:pic="http://schemas.openxmlformats.org/drawingml/2006/picture" xmlns:wps="http://schemas.microsoft.com/office/word/2010/wordprocessingShape" xmlns:wpg="http://schemas.microsoft.com/office/word/2010/wordprocessingGroup" xmlns:mc="http://schemas.openxmlformats.org/markup-compatibility/2006" xmlns:wp14="http://schemas.microsoft.com/office/word/2010/wordprocessingDrawing" xmlns:w14="http://schemas.microsoft.com/office/word/2010/wordml" xmlns:w15="http://schemas.microsoft.com/office/word/2012/wordml" mc:Ignorable="w14 wp14 w15">
+  <w:p>
     <w:pPr>
       <w:pStyle w:val="Normal"/>
       <w:widowControl w:val="false"/>
-      <w:spacing w:line="360" w:lineRule="auto"/>
+      <w:spacing w:lineRule="auto" w:line="360"/>
       <w:ind w:end="0"/>
       <w:jc w:val="center"/>
       <w:rPr>
@@ -2043,7 +2152,7 @@
     <w:r>
       <w:rPr/>
       <w:drawing>
-        <wp:inline xmlns:wp14="http://schemas.microsoft.com/office/word/2010/wordprocessingDrawing" distT="0" distB="0" distL="0" distR="0" wp14:anchorId="1CBEAD49" wp14:editId="7777777">
+        <wp:inline distT="0" distB="0" distL="0" distR="0">
           <wp:extent cx="895350" cy="1142365"/>
           <wp:effectExtent l="0" t="0" r="0" b="0"/>
           <wp:docPr id="2" name="image2.png"/>
@@ -2083,11 +2192,11 @@
       </w:drawing>
     </w:r>
   </w:p>
-  <w:p xmlns:wp14="http://schemas.microsoft.com/office/word/2010/wordml" wp14:textId="77777777">
+  <w:p>
     <w:pPr>
       <w:pStyle w:val="Normal"/>
       <w:widowControl w:val="false"/>
-      <w:spacing w:line="240" w:lineRule="auto"/>
+      <w:spacing w:lineRule="auto" w:line="240"/>
       <w:ind w:end="4"/>
       <w:jc w:val="center"/>
       <w:rPr>
@@ -2107,11 +2216,11 @@
       <w:t>SECRETARIA DE ESTADO DA SEGURANÇA PÚBLICA</w:t>
     </w:r>
   </w:p>
-  <w:p xmlns:wp14="http://schemas.microsoft.com/office/word/2010/wordml" wp14:textId="77777777">
+  <w:p>
     <w:pPr>
       <w:pStyle w:val="Normal"/>
       <w:widowControl w:val="false"/>
-      <w:spacing w:line="240" w:lineRule="auto"/>
+      <w:spacing w:lineRule="auto" w:line="240"/>
       <w:ind w:end="4"/>
       <w:jc w:val="center"/>
       <w:rPr>
@@ -2131,11 +2240,11 @@
       <w:t>POLÍCIA CIVIL DO PARANÁ</w:t>
     </w:r>
   </w:p>
-  <w:p xmlns:wp14="http://schemas.microsoft.com/office/word/2010/wordml" wp14:textId="77777777">
+  <w:p>
     <w:pPr>
       <w:pStyle w:val="Normal"/>
       <w:widowControl w:val="false"/>
-      <w:spacing w:line="240" w:lineRule="auto"/>
+      <w:spacing w:lineRule="auto" w:line="240"/>
       <w:ind w:end="4"/>
       <w:jc w:val="center"/>
       <w:rPr>
@@ -2155,11 +2264,11 @@
       <w:t>{{divisao}}</w:t>
     </w:r>
   </w:p>
-  <w:p xmlns:wp14="http://schemas.microsoft.com/office/word/2010/wordml" wp14:textId="77777777">
+  <w:p>
     <w:pPr>
       <w:pStyle w:val="Normal"/>
       <w:widowControl w:val="false"/>
-      <w:spacing w:line="240" w:lineRule="auto"/>
+      <w:spacing w:lineRule="auto" w:line="240"/>
       <w:ind w:end="4"/>
       <w:jc w:val="center"/>
       <w:rPr>
@@ -2179,11 +2288,11 @@
       <w:t>{{unidade}}</w:t>
     </w:r>
   </w:p>
-  <w:p xmlns:wp14="http://schemas.microsoft.com/office/word/2010/wordml" wp14:textId="77777777">
+  <w:p>
     <w:pPr>
       <w:pStyle w:val="Normal"/>
       <w:widowControl w:val="false"/>
-      <w:spacing w:line="240" w:lineRule="auto"/>
+      <w:spacing w:lineRule="auto" w:line="240"/>
       <w:ind w:end="4"/>
       <w:jc w:val="center"/>
       <w:rPr>
@@ -2202,11 +2311,11 @@
       </w:rPr>
     </w:r>
   </w:p>
-  <w:p xmlns:wp14="http://schemas.microsoft.com/office/word/2010/wordml" wp14:textId="77777777">
+  <w:p>
     <w:pPr>
       <w:pStyle w:val="Normal"/>
       <w:widowControl w:val="false"/>
-      <w:spacing w:line="240" w:lineRule="auto"/>
+      <w:spacing w:lineRule="auto" w:line="240"/>
       <w:ind w:end="4"/>
       <w:jc w:val="center"/>
       <w:rPr>
@@ -2225,7 +2334,7 @@
       </w:rPr>
     </w:r>
   </w:p>
-  <w:p xmlns:wp14="http://schemas.microsoft.com/office/word/2010/wordml" wp14:textId="77777777">
+  <w:p>
     <w:pPr>
       <w:pStyle w:val="Normal"/>
       <w:rPr/>
@@ -2357,7 +2466,6 @@
       </w:pPr>
       <w:rPr/>
     </w:lvl>
-    <w:nsid w:val="4e517038"/>
   </w:abstractNum>
   <w:abstractNum w:abstractNumId="2">
     <w:lvl w:ilvl="0">
@@ -2477,7 +2585,6 @@
         <w:ind w:start="0" w:hanging="0"/>
       </w:pPr>
     </w:lvl>
-    <w:nsid w:val="4cf07f0a"/>
   </w:abstractNum>
   <w:num w:numId="1">
     <w:abstractNumId w:val="1"/>
@@ -2489,7 +2596,7 @@
 </file>
 
 <file path=word/styles.xml><?xml version="1.0" encoding="utf-8"?>
-<w:styles xmlns:wp14="http://schemas.microsoft.com/office/word/2010/wordprocessingDrawing" xmlns:w="http://schemas.openxmlformats.org/wordprocessingml/2006/main" xmlns:w14="http://schemas.microsoft.com/office/word/2010/wordml" xmlns:mc="http://schemas.openxmlformats.org/markup-compatibility/2006" mc:Ignorable="w14 wp14">
+<w:styles xmlns:w="http://schemas.openxmlformats.org/wordprocessingml/2006/main" xmlns:w14="http://schemas.microsoft.com/office/word/2010/wordml" xmlns:mc="http://schemas.openxmlformats.org/markup-compatibility/2006" mc:Ignorable="w14">
   <w:docDefaults>
     <w:rPrDefault>
       <w:rPr>
@@ -2890,7 +2997,7 @@
       <w:widowControl/>
       <w:suppressAutoHyphens w:val="true"/>
       <w:bidi w:val="0"/>
-      <w:spacing w:before="0" w:after="0" w:line="276" w:lineRule="auto"/>
+      <w:spacing w:lineRule="auto" w:line="276" w:before="0" w:after="0"/>
       <w:jc w:val="start"/>
     </w:pPr>
     <w:rPr>
@@ -3055,7 +3162,7 @@
     <w:name w:val="Body Text"/>
     <w:basedOn w:val="Normal"/>
     <w:pPr>
-      <w:spacing w:before="0" w:after="140" w:line="276" w:lineRule="auto"/>
+      <w:spacing w:lineRule="auto" w:line="276" w:before="0" w:after="140"/>
     </w:pPr>
     <w:rPr/>
   </w:style>
@@ -3176,10 +3283,10 @@
     <w:pPr>
       <w:tabs>
         <w:tab w:val="clear" w:pos="720"/>
-        <w:tab w:val="center" w:leader="none" w:pos="4680"/>
-        <w:tab w:val="right" w:leader="none" w:pos="9360"/>
+        <w:tab w:val="center" w:pos="4680" w:leader="none"/>
+        <w:tab w:val="right" w:pos="9360" w:leader="none"/>
       </w:tabs>
-      <w:spacing w:before="0" w:after="0" w:line="240" w:lineRule="auto"/>
+      <w:spacing w:lineRule="auto" w:line="240" w:before="0" w:after="0"/>
     </w:pPr>
     <w:rPr/>
   </w:style>
@@ -3209,7 +3316,7 @@
     <w:unhideWhenUsed/>
     <w:qFormat/>
   </w:style>
-  <w:style w:type="table" w:styleId="Tabelanormal" w:default="1">
+  <w:style w:type="table" w:default="1" w:styleId="Tabelanormal">
     <w:name w:val="Normal Table"/>
     <w:uiPriority w:val="99"/>
     <w:semiHidden/>
@@ -3223,7 +3330,7 @@
       </w:tblCellMar>
     </w:tblPr>
   </w:style>
-  <w:style w:type="table" w:styleId="TableNormal" w:customStyle="1">
+  <w:style w:type="table" w:customStyle="1" w:styleId="TableNormal">
     <w:name w:val="TableNormal"/>
     <w:tblPr>
       <w:tblCellMar>

--- a/documentos/resources/plano_trabalho_multievento.docx
+++ b/documentos/resources/plano_trabalho_multievento.docx
@@ -2,11 +2,11 @@
 <file path=word/document.xml><?xml version="1.0" encoding="utf-8"?>
 <w:document xmlns:o="urn:schemas-microsoft-com:office:office" xmlns:r="http://schemas.openxmlformats.org/officeDocument/2006/relationships" xmlns:v="urn:schemas-microsoft-com:vml" xmlns:w="http://schemas.openxmlformats.org/wordprocessingml/2006/main" xmlns:w10="urn:schemas-microsoft-com:office:word" xmlns:wp="http://schemas.openxmlformats.org/drawingml/2006/wordprocessingDrawing" xmlns:pic="http://schemas.openxmlformats.org/drawingml/2006/picture" xmlns:wps="http://schemas.microsoft.com/office/word/2010/wordprocessingShape" xmlns:wpg="http://schemas.microsoft.com/office/word/2010/wordprocessingGroup" xmlns:mc="http://schemas.openxmlformats.org/markup-compatibility/2006" xmlns:wp14="http://schemas.microsoft.com/office/word/2010/wordprocessingDrawing" xmlns:w14="http://schemas.microsoft.com/office/word/2010/wordml" xmlns:w15="http://schemas.microsoft.com/office/word/2012/wordml" mc:Ignorable="w14 wp14 w15">
   <w:body>
-    <w:p>
-      <w:pPr>
-        <w:pStyle w:val="Normal"/>
-        <w:widowControl w:val="false"/>
-        <w:spacing w:lineRule="auto" w:line="240" w:before="147" w:after="0"/>
+    <w:p xmlns:wp14="http://schemas.microsoft.com/office/word/2010/wordml" wp14:textId="77777777">
+      <w:pPr>
+        <w:pStyle w:val="Normal"/>
+        <w:widowControl w:val="false"/>
+        <w:spacing w:before="147" w:after="0" w:line="240" w:lineRule="auto"/>
         <w:jc w:val="center"/>
         <w:rPr>
           <w:b/>
@@ -26,11 +26,11 @@
         </w:rPr>
       </w:r>
     </w:p>
-    <w:p>
-      <w:pPr>
-        <w:pStyle w:val="Normal"/>
-        <w:widowControl w:val="false"/>
-        <w:spacing w:lineRule="auto" w:line="240" w:before="147" w:after="0"/>
+    <w:p xmlns:wp14="http://schemas.microsoft.com/office/word/2010/wordml" wp14:textId="77777777">
+      <w:pPr>
+        <w:pStyle w:val="Normal"/>
+        <w:widowControl w:val="false"/>
+        <w:spacing w:before="147" w:after="0" w:line="240" w:lineRule="auto"/>
         <w:jc w:val="center"/>
         <w:rPr>
           <w:b/>
@@ -50,11 +50,11 @@
         </w:rPr>
       </w:r>
     </w:p>
-    <w:p>
-      <w:pPr>
-        <w:pStyle w:val="Normal"/>
-        <w:widowControl w:val="false"/>
-        <w:spacing w:lineRule="auto" w:line="240" w:before="147" w:after="0"/>
+    <w:p xmlns:wp14="http://schemas.microsoft.com/office/word/2010/wordml" wp14:textId="77777777">
+      <w:pPr>
+        <w:pStyle w:val="Normal"/>
+        <w:widowControl w:val="false"/>
+        <w:spacing w:before="147" w:after="0" w:line="240" w:lineRule="auto"/>
         <w:jc w:val="center"/>
         <w:rPr>
           <w:b/>
@@ -74,11 +74,11 @@
         </w:rPr>
       </w:r>
     </w:p>
-    <w:p>
-      <w:pPr>
-        <w:pStyle w:val="Normal"/>
-        <w:widowControl w:val="false"/>
-        <w:spacing w:lineRule="auto" w:line="240" w:before="147" w:after="0"/>
+    <w:p xmlns:wp14="http://schemas.microsoft.com/office/word/2010/wordml" wp14:textId="77777777">
+      <w:pPr>
+        <w:pStyle w:val="Normal"/>
+        <w:widowControl w:val="false"/>
+        <w:spacing w:before="147" w:after="0" w:line="240" w:lineRule="auto"/>
         <w:jc w:val="center"/>
         <w:rPr>
           <w:rFonts w:ascii="Arial" w:hAnsi="Arial"/>
@@ -95,11 +95,11 @@
         <w:t>PLANO DE TRABALHO Nº{{numero_plano_trabalho}}</w:t>
       </w:r>
     </w:p>
-    <w:p>
-      <w:pPr>
-        <w:pStyle w:val="Normal"/>
-        <w:widowControl w:val="false"/>
-        <w:spacing w:lineRule="auto" w:line="240" w:before="147" w:after="0"/>
+    <w:p xmlns:wp14="http://schemas.microsoft.com/office/word/2010/wordml" wp14:textId="77777777">
+      <w:pPr>
+        <w:pStyle w:val="Normal"/>
+        <w:widowControl w:val="false"/>
+        <w:spacing w:before="147" w:after="0" w:line="240" w:lineRule="auto"/>
         <w:jc w:val="center"/>
         <w:rPr>
           <w:rFonts w:ascii="Arial" w:hAnsi="Arial"/>
@@ -116,11 +116,11 @@
         <w:t>{{unidade}}</w:t>
       </w:r>
     </w:p>
-    <w:p>
-      <w:pPr>
-        <w:pStyle w:val="Normal"/>
-        <w:widowControl w:val="false"/>
-        <w:spacing w:lineRule="auto" w:line="240" w:before="147" w:after="0"/>
+    <w:p xmlns:wp14="http://schemas.microsoft.com/office/word/2010/wordml" wp14:textId="77777777">
+      <w:pPr>
+        <w:pStyle w:val="Normal"/>
+        <w:widowControl w:val="false"/>
+        <w:spacing w:before="147" w:after="0" w:line="240" w:lineRule="auto"/>
         <w:jc w:val="center"/>
         <w:rPr>
           <w:rFonts w:ascii="Arial" w:hAnsi="Arial"/>
@@ -130,11 +130,11 @@
         <w:rPr/>
       </w:r>
     </w:p>
-    <w:p>
-      <w:pPr>
-        <w:pStyle w:val="Normal"/>
-        <w:widowControl w:val="false"/>
-        <w:spacing w:lineRule="auto" w:line="240" w:before="147" w:after="0"/>
+    <w:p xmlns:wp14="http://schemas.microsoft.com/office/word/2010/wordml" wp14:textId="77777777">
+      <w:pPr>
+        <w:pStyle w:val="Normal"/>
+        <w:widowControl w:val="false"/>
+        <w:spacing w:before="147" w:after="0" w:line="240" w:lineRule="auto"/>
         <w:jc w:val="center"/>
         <w:rPr>
           <w:rFonts w:ascii="Arial" w:hAnsi="Arial"/>
@@ -144,11 +144,11 @@
         <w:rPr/>
       </w:r>
     </w:p>
-    <w:p>
-      <w:pPr>
-        <w:pStyle w:val="Normal"/>
-        <w:widowControl w:val="false"/>
-        <w:spacing w:lineRule="auto" w:line="240" w:before="147" w:after="0"/>
+    <w:p xmlns:wp14="http://schemas.microsoft.com/office/word/2010/wordml" wp14:textId="77777777">
+      <w:pPr>
+        <w:pStyle w:val="Normal"/>
+        <w:widowControl w:val="false"/>
+        <w:spacing w:before="147" w:after="0" w:line="240" w:lineRule="auto"/>
         <w:jc w:val="center"/>
         <w:rPr>
           <w:rFonts w:ascii="Arial" w:hAnsi="Arial"/>
@@ -158,11 +158,11 @@
         <w:rPr/>
       </w:r>
     </w:p>
-    <w:p>
-      <w:pPr>
-        <w:pStyle w:val="Normal"/>
-        <w:widowControl w:val="false"/>
-        <w:spacing w:lineRule="auto" w:line="240" w:before="147" w:after="0"/>
+    <w:p xmlns:wp14="http://schemas.microsoft.com/office/word/2010/wordml" wp14:textId="77777777">
+      <w:pPr>
+        <w:pStyle w:val="Normal"/>
+        <w:widowControl w:val="false"/>
+        <w:spacing w:before="147" w:after="0" w:line="240" w:lineRule="auto"/>
         <w:jc w:val="center"/>
         <w:rPr>
           <w:rFonts w:ascii="Arial" w:hAnsi="Arial"/>
@@ -172,11 +172,11 @@
         <w:rPr/>
       </w:r>
     </w:p>
-    <w:p>
-      <w:pPr>
-        <w:pStyle w:val="Normal"/>
-        <w:widowControl w:val="false"/>
-        <w:spacing w:lineRule="auto" w:line="240" w:before="147" w:after="0"/>
+    <w:p xmlns:wp14="http://schemas.microsoft.com/office/word/2010/wordml" wp14:textId="77777777">
+      <w:pPr>
+        <w:pStyle w:val="Normal"/>
+        <w:widowControl w:val="false"/>
+        <w:spacing w:before="147" w:after="0" w:line="240" w:lineRule="auto"/>
         <w:jc w:val="center"/>
         <w:rPr>
           <w:rFonts w:ascii="Arial" w:hAnsi="Arial"/>
@@ -186,7 +186,7 @@
         <w:rPr/>
       </w:r>
     </w:p>
-    <w:p>
+    <w:p xmlns:wp14="http://schemas.microsoft.com/office/word/2010/wordml" wp14:textId="77777777">
       <w:pPr>
         <w:pStyle w:val="Normal"/>
         <w:keepNext w:val="true"/>
@@ -198,13 +198,13 @@
         </w:numPr>
         <w:tabs>
           <w:tab w:val="clear" w:pos="720"/>
-          <w:tab w:val="left" w:pos="168" w:leader="none"/>
-          <w:tab w:val="left" w:pos="288" w:leader="none"/>
+          <w:tab w:val="left" w:leader="none" w:pos="168"/>
+          <w:tab w:val="left" w:leader="none" w:pos="288"/>
         </w:tabs>
         <w:suppressAutoHyphens w:val="true"/>
         <w:bidi w:val="0"/>
-        <w:spacing w:lineRule="auto" w:line="240" w:before="261" w:after="114"/>
-        <w:ind w:hanging="360" w:start="360" w:end="0"/>
+        <w:spacing w:before="261" w:after="114" w:line="240" w:lineRule="auto"/>
+        <w:ind w:start="360" w:end="0" w:hanging="360"/>
         <w:rPr>
           <w:rFonts w:ascii="Arial" w:hAnsi="Arial"/>
           <w:b/>
@@ -221,7 +221,7 @@
         <w:t>BREVE CONTEXTUALIZAÇÃO</w:t>
       </w:r>
     </w:p>
-    <w:p>
+    <w:p xmlns:wp14="http://schemas.microsoft.com/office/word/2010/wordml" wp14:textId="77777777">
       <w:pPr>
         <w:pStyle w:val="Normal"/>
         <w:keepNext w:val="true"/>
@@ -229,13 +229,13 @@
         <w:widowControl w:val="false"/>
         <w:tabs>
           <w:tab w:val="clear" w:pos="720"/>
-          <w:tab w:val="left" w:pos="168" w:leader="none"/>
-          <w:tab w:val="left" w:pos="288" w:leader="none"/>
+          <w:tab w:val="left" w:leader="none" w:pos="168"/>
+          <w:tab w:val="left" w:leader="none" w:pos="288"/>
         </w:tabs>
         <w:suppressAutoHyphens w:val="true"/>
         <w:bidi w:val="0"/>
-        <w:spacing w:lineRule="auto" w:line="240" w:before="261" w:after="114"/>
-        <w:ind w:hanging="0" w:start="0" w:end="0"/>
+        <w:spacing w:before="261" w:after="114" w:line="240" w:lineRule="auto"/>
+        <w:ind w:start="0" w:end="0" w:hanging="0"/>
         <w:rPr>
           <w:rFonts w:ascii="Arial" w:hAnsi="Arial"/>
           <w:b/>
@@ -253,14 +253,14 @@
         </w:rPr>
       </w:r>
     </w:p>
-    <w:p>
+    <w:p xmlns:wp14="http://schemas.microsoft.com/office/word/2010/wordml" wp14:textId="77777777">
       <w:pPr>
         <w:pStyle w:val="Normal"/>
         <w:keepNext w:val="true"/>
         <w:keepLines/>
         <w:widowControl w:val="false"/>
         <w:bidi w:val="0"/>
-        <w:spacing w:lineRule="auto" w:line="240" w:before="90" w:after="0"/>
+        <w:spacing w:before="90" w:after="0" w:line="240" w:lineRule="auto"/>
         <w:ind w:start="0" w:end="0"/>
         <w:rPr>
           <w:rFonts w:ascii="Arial" w:hAnsi="Arial"/>
@@ -276,7 +276,7 @@
         <w:t>{{contextualizacao}}</w:t>
       </w:r>
     </w:p>
-    <w:p>
+    <w:p xmlns:wp14="http://schemas.microsoft.com/office/word/2010/wordml" wp14:textId="77777777">
       <w:pPr>
         <w:pStyle w:val="Normal"/>
         <w:widowControl w:val="false"/>
@@ -285,8 +285,8 @@
           <w:numId w:val="0"/>
         </w:numPr>
         <w:bidi w:val="0"/>
-        <w:spacing w:lineRule="auto" w:line="240" w:before="204" w:after="57"/>
-        <w:ind w:hanging="0" w:start="0" w:end="0"/>
+        <w:spacing w:before="204" w:after="57" w:line="240" w:lineRule="auto"/>
+        <w:ind w:start="0" w:end="0" w:hanging="0"/>
         <w:jc w:val="start"/>
         <w:rPr>
           <w:rFonts w:ascii="Arial" w:hAnsi="Arial"/>
@@ -305,7 +305,7 @@
         </w:rPr>
       </w:r>
     </w:p>
-    <w:p>
+    <w:p xmlns:wp14="http://schemas.microsoft.com/office/word/2010/wordml" wp14:textId="77777777">
       <w:pPr>
         <w:pStyle w:val="Normal"/>
         <w:keepNext w:val="true"/>
@@ -318,12 +318,12 @@
         <w:suppressLineNumbers w:val="0"/>
         <w:tabs>
           <w:tab w:val="clear" w:pos="720"/>
-          <w:tab w:val="left" w:pos="168" w:leader="none"/>
-          <w:tab w:val="left" w:pos="288" w:leader="none"/>
+          <w:tab w:val="left" w:leader="none" w:pos="168"/>
+          <w:tab w:val="left" w:leader="none" w:pos="288"/>
         </w:tabs>
         <w:bidi w:val="0"/>
-        <w:spacing w:lineRule="auto" w:line="240" w:beforeAutospacing="0" w:before="261" w:afterAutospacing="0" w:after="114"/>
-        <w:ind w:hanging="360" w:start="360" w:end="0"/>
+        <w:spacing w:before="261" w:beforeAutospacing="0" w:after="114" w:afterAutospacing="0" w:line="240" w:lineRule="auto"/>
+        <w:ind w:start="360" w:end="0" w:hanging="360"/>
         <w:jc w:val="start"/>
         <w:rPr>
           <w:b/>
@@ -342,10 +342,59 @@
         <w:t>METAS ESTABELECIDAS</w:t>
       </w:r>
     </w:p>
-    <w:p>
-      <w:pPr>
-        <w:pStyle w:val="Normal"/>
-        <w:rPr/>
+    <w:p xmlns:wp14="http://schemas.microsoft.com/office/word/2010/wordml" wp14:textId="77777777">
+      <w:pPr>
+        <w:pStyle w:val="Normal"/>
+        <w:keepNext w:val="1"/>
+        <w:keepLines w:val="1"/>
+        <w:widowControl w:val="0"/>
+      </w:pPr>
+      <w:r>
+        <w:rPr>
+          <w:b w:val="0"/>
+          <w:bCs w:val="0"/>
+          <w:sz w:val="20"/>
+          <w:szCs w:val="20"/>
+        </w:rPr>
+        <w:t>{%p for ev in eventos %}</w:t>
+      </w:r>
+    </w:p>
+    <w:p xmlns:wp14="http://schemas.microsoft.com/office/word/2010/wordml" wp14:textId="77777777">
+      <w:pPr>
+        <w:pStyle w:val="Normal"/>
+        <w:keepNext w:val="true"/>
+        <w:keepLines/>
+        <w:widowControl w:val="false"/>
+        <w:spacing w:before="147" w:after="0" w:line="240" w:lineRule="auto"/>
+        <w:ind w:start="270" w:end="0" w:hanging="0"/>
+        <w:rPr>
+          <w:rFonts w:ascii="Arial" w:hAnsi="Arial"/>
+        </w:rPr>
+      </w:pPr>
+      <w:r>
+        <w:rPr>
+          <w:b/>
+          <w:bCs/>
+          <w:sz w:val="20"/>
+          <w:szCs w:val="20"/>
+        </w:rPr>
+        <w:t>{{ ev.data_header }}:</w:t>
+      </w:r>
+    </w:p>
+    <w:p xmlns:wp14="http://schemas.microsoft.com/office/word/2010/wordml" wp14:textId="77777777">
+      <w:pPr>
+        <w:pStyle w:val="Normal"/>
+        <w:keepNext w:val="true"/>
+        <w:keepLines/>
+        <w:widowControl w:val="false"/>
+        <w:suppressAutoHyphens w:val="true"/>
+        <w:bidi w:val="0"/>
+        <w:spacing w:before="147" w:after="0" w:line="240" w:lineRule="auto"/>
+        <w:ind w:start="567" w:end="0" w:hanging="0"/>
+        <w:jc w:val="start"/>
+        <w:rPr>
+          <w:rFonts w:ascii="Arial" w:hAnsi="Arial"/>
+        </w:rPr>
       </w:pPr>
       <w:r>
         <w:rPr>
@@ -354,86 +403,40 @@
           <w:sz w:val="20"/>
           <w:szCs w:val="20"/>
         </w:rPr>
-        <w:t>{%p for ev in eventos %}</w:t>
-      </w:r>
-    </w:p>
-    <w:p>
-      <w:pPr>
-        <w:pStyle w:val="Normal"/>
-        <w:keepNext w:val="true"/>
-        <w:keepLines/>
-        <w:widowControl w:val="false"/>
-        <w:spacing w:lineRule="auto" w:line="240" w:before="147" w:after="0"/>
-        <w:ind w:hanging="0" w:start="270" w:end="0"/>
-        <w:rPr>
-          <w:rFonts w:ascii="Arial" w:hAnsi="Arial"/>
-        </w:rPr>
-      </w:pPr>
-      <w:r>
-        <w:rPr>
-          <w:b/>
-          <w:bCs/>
+        <w:t>{{ ev.metas }}</w:t>
+      </w:r>
+    </w:p>
+    <w:p xmlns:wp14="http://schemas.microsoft.com/office/word/2010/wordml" wp14:textId="77777777">
+      <w:pPr>
+        <w:pStyle w:val="Normal"/>
+        <w:keepNext w:val="1"/>
+        <w:keepLines w:val="1"/>
+        <w:widowControl w:val="0"/>
+        <w:spacing w:before="147" w:after="0" w:line="240" w:lineRule="auto"/>
+        <w:ind w:start="270" w:end="0" w:hanging="0"/>
+        <w:rPr>
+          <w:rFonts w:ascii="Arial" w:hAnsi="Arial"/>
+        </w:rPr>
+      </w:pPr>
+    </w:p>
+    <w:p xmlns:wp14="http://schemas.microsoft.com/office/word/2010/wordml" wp14:textId="77777777">
+      <w:pPr>
+        <w:pStyle w:val="Normal"/>
+        <w:keepNext w:val="1"/>
+        <w:keepLines w:val="1"/>
+        <w:widowControl w:val="0"/>
+      </w:pPr>
+      <w:r>
+        <w:rPr>
+          <w:b w:val="0"/>
+          <w:bCs w:val="0"/>
           <w:sz w:val="20"/>
           <w:szCs w:val="20"/>
         </w:rPr>
-        <w:t>{{ ev.data_header }}:</w:t>
-      </w:r>
-    </w:p>
-    <w:p>
-      <w:pPr>
-        <w:pStyle w:val="Normal"/>
-        <w:keepNext w:val="true"/>
-        <w:keepLines/>
-        <w:widowControl w:val="false"/>
-        <w:suppressAutoHyphens w:val="true"/>
-        <w:bidi w:val="0"/>
-        <w:spacing w:lineRule="auto" w:line="240" w:before="147" w:after="0"/>
-        <w:ind w:hanging="0" w:start="567" w:end="0"/>
-        <w:jc w:val="start"/>
-        <w:rPr>
-          <w:rFonts w:ascii="Arial" w:hAnsi="Arial"/>
-        </w:rPr>
-      </w:pPr>
-      <w:r>
-        <w:rPr>
-          <w:b w:val="false"/>
-          <w:bCs w:val="false"/>
-          <w:sz w:val="20"/>
-          <w:szCs w:val="20"/>
-        </w:rPr>
-        <w:t>{{ ev.metas }}</w:t>
-      </w:r>
-    </w:p>
-    <w:p>
-      <w:pPr>
-        <w:pStyle w:val="Normal"/>
-        <w:widowControl w:val="false"/>
-        <w:spacing w:lineRule="auto" w:line="240" w:before="147" w:after="0"/>
-        <w:ind w:hanging="0" w:start="270" w:end="0"/>
-        <w:rPr>
-          <w:rFonts w:ascii="Arial" w:hAnsi="Arial"/>
-        </w:rPr>
-      </w:pPr>
-      <w:r>
-        <w:rPr/>
-      </w:r>
-    </w:p>
-    <w:p>
-      <w:pPr>
-        <w:pStyle w:val="Normal"/>
-        <w:rPr/>
-      </w:pPr>
-      <w:r>
-        <w:rPr>
-          <w:b w:val="false"/>
-          <w:bCs w:val="false"/>
-          <w:sz w:val="20"/>
-          <w:szCs w:val="20"/>
-        </w:rPr>
         <w:t>{%p endfor %}</w:t>
       </w:r>
     </w:p>
-    <w:p>
+    <w:p xmlns:wp14="http://schemas.microsoft.com/office/word/2010/wordml" wp14:textId="77777777">
       <w:pPr>
         <w:pStyle w:val="Normal"/>
         <w:widowControl w:val="false"/>
@@ -441,8 +444,8 @@
           <w:ilvl w:val="0"/>
           <w:numId w:val="0"/>
         </w:numPr>
-        <w:spacing w:lineRule="auto" w:line="240" w:before="147" w:after="0"/>
-        <w:ind w:hanging="0" w:start="0" w:end="0"/>
+        <w:spacing w:before="147" w:after="0" w:line="240" w:lineRule="auto"/>
+        <w:ind w:start="0" w:end="0" w:hanging="0"/>
         <w:rPr>
           <w:rFonts w:ascii="Arial" w:hAnsi="Arial"/>
           <w:b/>
@@ -460,7 +463,7 @@
         </w:rPr>
       </w:r>
     </w:p>
-    <w:p>
+    <w:p xmlns:wp14="http://schemas.microsoft.com/office/word/2010/wordml" wp14:textId="77777777">
       <w:pPr>
         <w:pStyle w:val="Normal"/>
         <w:keepNext w:val="true"/>
@@ -473,12 +476,12 @@
         <w:suppressLineNumbers w:val="0"/>
         <w:tabs>
           <w:tab w:val="clear" w:pos="720"/>
-          <w:tab w:val="left" w:pos="168" w:leader="none"/>
-          <w:tab w:val="left" w:pos="288" w:leader="none"/>
+          <w:tab w:val="left" w:leader="none" w:pos="168"/>
+          <w:tab w:val="left" w:leader="none" w:pos="288"/>
         </w:tabs>
         <w:bidi w:val="0"/>
-        <w:spacing w:lineRule="auto" w:line="240" w:beforeAutospacing="0" w:before="261" w:afterAutospacing="0" w:after="114"/>
-        <w:ind w:hanging="360" w:start="360" w:end="0"/>
+        <w:spacing w:before="261" w:beforeAutospacing="0" w:after="114" w:afterAutospacing="0" w:line="240" w:lineRule="auto"/>
+        <w:ind w:start="360" w:end="0" w:hanging="360"/>
         <w:jc w:val="start"/>
         <w:rPr>
           <w:b/>
@@ -497,10 +500,59 @@
         <w:t>ATIVIDADES A SEREM DESENVOLVIDAS</w:t>
       </w:r>
     </w:p>
-    <w:p>
-      <w:pPr>
-        <w:pStyle w:val="Normal"/>
-        <w:rPr/>
+    <w:p xmlns:wp14="http://schemas.microsoft.com/office/word/2010/wordml" wp14:textId="77777777">
+      <w:pPr>
+        <w:pStyle w:val="Normal"/>
+        <w:keepNext w:val="1"/>
+        <w:keepLines w:val="1"/>
+        <w:widowControl w:val="0"/>
+      </w:pPr>
+      <w:r>
+        <w:rPr>
+          <w:b w:val="0"/>
+          <w:bCs w:val="0"/>
+          <w:sz w:val="20"/>
+          <w:szCs w:val="20"/>
+        </w:rPr>
+        <w:t>{%p for ev in eventos %}</w:t>
+      </w:r>
+    </w:p>
+    <w:p xmlns:wp14="http://schemas.microsoft.com/office/word/2010/wordml" wp14:textId="77777777">
+      <w:pPr>
+        <w:pStyle w:val="Normal"/>
+        <w:keepNext w:val="true"/>
+        <w:keepLines/>
+        <w:widowControl w:val="false"/>
+        <w:spacing w:before="147" w:after="0" w:line="240" w:lineRule="auto"/>
+        <w:ind w:start="270" w:end="0" w:hanging="0"/>
+        <w:rPr>
+          <w:rFonts w:ascii="Arial" w:hAnsi="Arial"/>
+        </w:rPr>
+      </w:pPr>
+      <w:r>
+        <w:rPr>
+          <w:b/>
+          <w:bCs/>
+          <w:sz w:val="20"/>
+          <w:szCs w:val="20"/>
+        </w:rPr>
+        <w:t>{{ ev.data_header }}:</w:t>
+      </w:r>
+    </w:p>
+    <w:p xmlns:wp14="http://schemas.microsoft.com/office/word/2010/wordml" wp14:textId="77777777">
+      <w:pPr>
+        <w:pStyle w:val="Normal"/>
+        <w:keepNext w:val="true"/>
+        <w:keepLines/>
+        <w:widowControl w:val="false"/>
+        <w:suppressAutoHyphens w:val="true"/>
+        <w:bidi w:val="0"/>
+        <w:spacing w:before="147" w:after="0" w:line="240" w:lineRule="auto"/>
+        <w:ind w:start="567" w:end="0" w:hanging="0"/>
+        <w:jc w:val="start"/>
+        <w:rPr>
+          <w:rFonts w:ascii="Arial" w:hAnsi="Arial"/>
+        </w:rPr>
       </w:pPr>
       <w:r>
         <w:rPr>
@@ -509,91 +561,45 @@
           <w:sz w:val="20"/>
           <w:szCs w:val="20"/>
         </w:rPr>
-        <w:t>{%p for ev in eventos %}</w:t>
-      </w:r>
-    </w:p>
-    <w:p>
-      <w:pPr>
-        <w:pStyle w:val="Normal"/>
-        <w:keepNext w:val="true"/>
-        <w:keepLines/>
-        <w:widowControl w:val="false"/>
-        <w:spacing w:lineRule="auto" w:line="240" w:before="147" w:after="0"/>
-        <w:ind w:hanging="0" w:start="270" w:end="0"/>
-        <w:rPr>
-          <w:rFonts w:ascii="Arial" w:hAnsi="Arial"/>
-        </w:rPr>
-      </w:pPr>
-      <w:r>
-        <w:rPr>
-          <w:b/>
-          <w:bCs/>
+        <w:t>{{ ev.atividades }}</w:t>
+      </w:r>
+    </w:p>
+    <w:p xmlns:wp14="http://schemas.microsoft.com/office/word/2010/wordml" wp14:textId="77777777">
+      <w:pPr>
+        <w:pStyle w:val="Normal"/>
+        <w:keepNext w:val="1"/>
+        <w:keepLines w:val="1"/>
+        <w:widowControl w:val="0"/>
+        <w:spacing w:before="147" w:after="0" w:line="240" w:lineRule="auto"/>
+        <w:ind w:start="270" w:end="0" w:hanging="0"/>
+        <w:rPr>
+          <w:rFonts w:ascii="Arial" w:hAnsi="Arial"/>
+        </w:rPr>
+      </w:pPr>
+    </w:p>
+    <w:p xmlns:wp14="http://schemas.microsoft.com/office/word/2010/wordml" wp14:textId="77777777">
+      <w:pPr>
+        <w:pStyle w:val="Normal"/>
+        <w:keepNext w:val="1"/>
+        <w:keepLines w:val="1"/>
+        <w:widowControl w:val="0"/>
+      </w:pPr>
+      <w:r>
+        <w:rPr>
+          <w:b w:val="0"/>
+          <w:bCs w:val="0"/>
           <w:sz w:val="20"/>
           <w:szCs w:val="20"/>
         </w:rPr>
-        <w:t>{{ ev.data_header }}:</w:t>
-      </w:r>
-    </w:p>
-    <w:p>
-      <w:pPr>
-        <w:pStyle w:val="Normal"/>
-        <w:keepNext w:val="true"/>
-        <w:keepLines/>
-        <w:widowControl w:val="false"/>
-        <w:suppressAutoHyphens w:val="true"/>
-        <w:bidi w:val="0"/>
-        <w:spacing w:lineRule="auto" w:line="240" w:before="147" w:after="0"/>
-        <w:ind w:hanging="0" w:start="567" w:end="0"/>
-        <w:jc w:val="start"/>
-        <w:rPr>
-          <w:rFonts w:ascii="Arial" w:hAnsi="Arial"/>
-        </w:rPr>
-      </w:pPr>
-      <w:r>
-        <w:rPr>
-          <w:b w:val="false"/>
-          <w:bCs w:val="false"/>
-          <w:sz w:val="20"/>
-          <w:szCs w:val="20"/>
-        </w:rPr>
-        <w:t>{{ ev.atividades }}</w:t>
-      </w:r>
-    </w:p>
-    <w:p>
-      <w:pPr>
-        <w:pStyle w:val="Normal"/>
-        <w:widowControl w:val="false"/>
-        <w:spacing w:lineRule="auto" w:line="240" w:before="147" w:after="0"/>
-        <w:ind w:hanging="0" w:start="270" w:end="0"/>
-        <w:rPr>
-          <w:rFonts w:ascii="Arial" w:hAnsi="Arial"/>
-        </w:rPr>
-      </w:pPr>
-      <w:r>
-        <w:rPr/>
-      </w:r>
-    </w:p>
-    <w:p>
-      <w:pPr>
-        <w:pStyle w:val="Normal"/>
-        <w:rPr/>
-      </w:pPr>
-      <w:r>
-        <w:rPr>
-          <w:b w:val="false"/>
-          <w:bCs w:val="false"/>
-          <w:sz w:val="20"/>
-          <w:szCs w:val="20"/>
-        </w:rPr>
         <w:t>{%p endfor %}</w:t>
       </w:r>
     </w:p>
-    <w:p>
-      <w:pPr>
-        <w:pStyle w:val="Normal"/>
-        <w:widowControl w:val="false"/>
-        <w:spacing w:lineRule="auto" w:line="240" w:before="147" w:after="0"/>
-        <w:ind w:hanging="0" w:start="0" w:end="0"/>
+    <w:p xmlns:wp14="http://schemas.microsoft.com/office/word/2010/wordml" wp14:textId="77777777">
+      <w:pPr>
+        <w:pStyle w:val="Normal"/>
+        <w:widowControl w:val="false"/>
+        <w:spacing w:before="147" w:after="0" w:line="240" w:lineRule="auto"/>
+        <w:ind w:start="0" w:end="0" w:hanging="0"/>
         <w:rPr>
           <w:rFonts w:ascii="Arial" w:hAnsi="Arial"/>
           <w:b/>
@@ -611,7 +617,7 @@
         </w:rPr>
       </w:r>
     </w:p>
-    <w:p>
+    <w:p xmlns:wp14="http://schemas.microsoft.com/office/word/2010/wordml" wp14:textId="77777777">
       <w:pPr>
         <w:pStyle w:val="Normal"/>
         <w:keepNext w:val="true"/>
@@ -624,12 +630,12 @@
         <w:suppressLineNumbers w:val="0"/>
         <w:tabs>
           <w:tab w:val="clear" w:pos="720"/>
-          <w:tab w:val="left" w:pos="168" w:leader="none"/>
-          <w:tab w:val="left" w:pos="288" w:leader="none"/>
+          <w:tab w:val="left" w:leader="none" w:pos="168"/>
+          <w:tab w:val="left" w:leader="none" w:pos="288"/>
         </w:tabs>
         <w:bidi w:val="0"/>
-        <w:spacing w:lineRule="auto" w:line="240" w:beforeAutospacing="0" w:before="261" w:afterAutospacing="0" w:after="114"/>
-        <w:ind w:hanging="360" w:start="360" w:end="0"/>
+        <w:spacing w:before="261" w:beforeAutospacing="0" w:after="114" w:afterAutospacing="0" w:line="240" w:lineRule="auto"/>
+        <w:ind w:start="360" w:end="0" w:hanging="360"/>
         <w:jc w:val="start"/>
         <w:rPr>
           <w:b/>
@@ -648,11 +654,66 @@
         <w:t>ATUAÇÃO</w:t>
       </w:r>
     </w:p>
-    <w:p>
-      <w:pPr>
-        <w:pStyle w:val="Normal"/>
-        <w:rPr/>
-      </w:pPr>
+    <w:p xmlns:wp14="http://schemas.microsoft.com/office/word/2010/wordml" wp14:textId="77777777">
+      <w:pPr>
+        <w:pStyle w:val="Normal"/>
+        <w:keepNext w:val="1"/>
+        <w:keepLines w:val="1"/>
+        <w:widowControl w:val="0"/>
+      </w:pPr>
+      <w:r>
+        <w:rPr>
+          <w:b w:val="0"/>
+          <w:bCs w:val="0"/>
+          <w:sz w:val="20"/>
+          <w:szCs w:val="20"/>
+        </w:rPr>
+        <w:t>{%p for ev in eventos %}</w:t>
+      </w:r>
+    </w:p>
+    <w:p xmlns:wp14="http://schemas.microsoft.com/office/word/2010/wordml" wp14:textId="77777777">
+      <w:pPr>
+        <w:pStyle w:val="Normal"/>
+        <w:keepNext w:val="true"/>
+        <w:keepLines/>
+        <w:widowControl w:val="false"/>
+        <w:spacing w:before="147" w:after="0" w:line="240" w:lineRule="auto"/>
+        <w:ind w:start="270" w:end="0" w:hanging="0"/>
+        <w:rPr>
+          <w:rFonts w:ascii="Arial" w:hAnsi="Arial"/>
+        </w:rPr>
+      </w:pPr>
+      <w:r>
+        <w:rPr>
+          <w:b/>
+          <w:bCs/>
+          <w:sz w:val="20"/>
+          <w:szCs w:val="20"/>
+        </w:rPr>
+        <w:t>{{ ev.titulo }}:</w:t>
+      </w:r>
+    </w:p>
+    <w:p xmlns:wp14="http://schemas.microsoft.com/office/word/2010/wordml" wp14:textId="77777777">
+      <w:pPr>
+        <w:pStyle w:val="Normal"/>
+        <w:keepNext w:val="true"/>
+        <w:keepLines/>
+        <w:widowControl w:val="false"/>
+        <w:spacing w:before="147" w:after="0" w:line="240" w:lineRule="auto"/>
+        <w:ind w:start="270" w:end="0" w:hanging="0"/>
+        <w:rPr>
+          <w:rFonts w:ascii="Arial" w:hAnsi="Arial"/>
+        </w:rPr>
+      </w:pPr>
+      <w:r>
+        <w:rPr>
+          <w:b/>
+          <w:bCs/>
+          <w:sz w:val="20"/>
+          <w:szCs w:val="20"/>
+        </w:rPr>
+        <w:t>Local:</w:t>
+      </w:r>
       <w:r>
         <w:rPr>
           <w:b w:val="false"/>
@@ -660,17 +721,17 @@
           <w:sz w:val="20"/>
           <w:szCs w:val="20"/>
         </w:rPr>
-        <w:t>{%p for ev in eventos %}</w:t>
-      </w:r>
-    </w:p>
-    <w:p>
+        <w:t xml:space="preserve"> {{ ev.local }};</w:t>
+      </w:r>
+    </w:p>
+    <w:p xmlns:wp14="http://schemas.microsoft.com/office/word/2010/wordml" wp14:textId="77777777">
       <w:pPr>
         <w:pStyle w:val="Normal"/>
         <w:keepNext w:val="true"/>
         <w:keepLines/>
         <w:widowControl w:val="false"/>
-        <w:spacing w:lineRule="auto" w:line="240" w:before="147" w:after="0"/>
-        <w:ind w:hanging="0" w:start="270" w:end="0"/>
+        <w:spacing w:before="147" w:after="0" w:line="240" w:lineRule="auto"/>
+        <w:ind w:start="270" w:end="0" w:hanging="0"/>
         <w:rPr>
           <w:rFonts w:ascii="Arial" w:hAnsi="Arial"/>
         </w:rPr>
@@ -682,29 +743,7 @@
           <w:sz w:val="20"/>
           <w:szCs w:val="20"/>
         </w:rPr>
-        <w:t>{{ ev.titulo }}:</w:t>
-      </w:r>
-    </w:p>
-    <w:p>
-      <w:pPr>
-        <w:pStyle w:val="Normal"/>
-        <w:keepNext w:val="true"/>
-        <w:keepLines/>
-        <w:widowControl w:val="false"/>
-        <w:spacing w:lineRule="auto" w:line="240" w:before="147" w:after="0"/>
-        <w:ind w:hanging="0" w:start="270" w:end="0"/>
-        <w:rPr>
-          <w:rFonts w:ascii="Arial" w:hAnsi="Arial"/>
-        </w:rPr>
-      </w:pPr>
-      <w:r>
-        <w:rPr>
-          <w:b/>
-          <w:bCs/>
-          <w:sz w:val="20"/>
-          <w:szCs w:val="20"/>
-        </w:rPr>
-        <w:t>Local:</w:t>
+        <w:t>Horário de atendimento:</w:t>
       </w:r>
       <w:r>
         <w:rPr>
@@ -713,17 +752,17 @@
           <w:sz w:val="20"/>
           <w:szCs w:val="20"/>
         </w:rPr>
-        <w:t xml:space="preserve"> {{ ev.local }};</w:t>
-      </w:r>
-    </w:p>
-    <w:p>
+        <w:t xml:space="preserve"> {{ ev.horario }};</w:t>
+      </w:r>
+    </w:p>
+    <w:p xmlns:wp14="http://schemas.microsoft.com/office/word/2010/wordml" wp14:textId="77777777">
       <w:pPr>
         <w:pStyle w:val="Normal"/>
         <w:keepNext w:val="true"/>
         <w:keepLines/>
         <w:widowControl w:val="false"/>
-        <w:spacing w:lineRule="auto" w:line="240" w:before="147" w:after="0"/>
-        <w:ind w:hanging="0" w:start="270" w:end="0"/>
+        <w:spacing w:before="147" w:after="0" w:line="240" w:lineRule="auto"/>
+        <w:ind w:start="270" w:end="0" w:hanging="0"/>
         <w:rPr>
           <w:rFonts w:ascii="Arial" w:hAnsi="Arial"/>
         </w:rPr>
@@ -735,7 +774,7 @@
           <w:sz w:val="20"/>
           <w:szCs w:val="20"/>
         </w:rPr>
-        <w:t>Horário de atendimento:</w:t>
+        <w:t>Efetivo total:</w:t>
       </w:r>
       <w:r>
         <w:rPr>
@@ -744,30 +783,51 @@
           <w:sz w:val="20"/>
           <w:szCs w:val="20"/>
         </w:rPr>
-        <w:t xml:space="preserve"> {{ ev.horario }};</w:t>
-      </w:r>
-    </w:p>
-    <w:p>
+        <w:t xml:space="preserve"> {{ ev.efetivo }};</w:t>
+      </w:r>
+    </w:p>
+    <w:p xmlns:wp14="http://schemas.microsoft.com/office/word/2010/wordml" wp14:textId="77777777">
+      <w:pPr>
+        <w:pStyle w:val="Normal"/>
+        <w:keepNext w:val="1"/>
+        <w:keepLines w:val="1"/>
+        <w:widowControl w:val="0"/>
+        <w:spacing w:before="147" w:after="0" w:line="240" w:lineRule="auto"/>
+        <w:ind w:start="270" w:end="0" w:hanging="0"/>
+        <w:rPr>
+          <w:rFonts w:ascii="Arial" w:hAnsi="Arial"/>
+        </w:rPr>
+      </w:pPr>
+    </w:p>
+    <w:p xmlns:wp14="http://schemas.microsoft.com/office/word/2010/wordml" wp14:textId="77777777">
+      <w:pPr>
+        <w:pStyle w:val="Normal"/>
+        <w:keepNext w:val="1"/>
+        <w:keepLines w:val="1"/>
+        <w:widowControl w:val="0"/>
+      </w:pPr>
+      <w:r>
+        <w:rPr>
+          <w:b w:val="0"/>
+          <w:bCs w:val="0"/>
+          <w:sz w:val="20"/>
+          <w:szCs w:val="20"/>
+        </w:rPr>
+        <w:t>{%p if ev.unidade_movel %}</w:t>
+      </w:r>
+    </w:p>
+    <w:p xmlns:wp14="http://schemas.microsoft.com/office/word/2010/wordml" wp14:textId="77777777">
       <w:pPr>
         <w:pStyle w:val="Normal"/>
         <w:keepNext w:val="true"/>
         <w:keepLines/>
         <w:widowControl w:val="false"/>
-        <w:spacing w:lineRule="auto" w:line="240" w:before="147" w:after="0"/>
-        <w:ind w:hanging="0" w:start="270" w:end="0"/>
-        <w:rPr>
-          <w:rFonts w:ascii="Arial" w:hAnsi="Arial"/>
-        </w:rPr>
-      </w:pPr>
-      <w:r>
-        <w:rPr>
-          <w:b/>
-          <w:bCs/>
-          <w:sz w:val="20"/>
-          <w:szCs w:val="20"/>
-        </w:rPr>
-        <w:t>Efetivo total:</w:t>
-      </w:r>
+        <w:spacing w:before="147" w:after="0" w:line="240" w:lineRule="auto"/>
+        <w:ind w:start="270" w:end="0" w:hanging="0"/>
+        <w:rPr>
+          <w:rFonts w:ascii="Arial" w:hAnsi="Arial"/>
+        </w:rPr>
+      </w:pPr>
       <w:r>
         <w:rPr>
           <w:b w:val="false"/>
@@ -775,110 +835,57 @@
           <w:sz w:val="20"/>
           <w:szCs w:val="20"/>
         </w:rPr>
-        <w:t xml:space="preserve"> {{ ev.efetivo }};</w:t>
-      </w:r>
-    </w:p>
-    <w:p>
-      <w:pPr>
-        <w:pStyle w:val="Normal"/>
-        <w:widowControl w:val="false"/>
-        <w:spacing w:lineRule="auto" w:line="240" w:before="147" w:after="0"/>
-        <w:ind w:hanging="0" w:start="270" w:end="0"/>
-        <w:rPr>
-          <w:rFonts w:ascii="Arial" w:hAnsi="Arial"/>
-        </w:rPr>
-      </w:pPr>
-      <w:r>
-        <w:rPr>
-          <w:b w:val="false"/>
-          <w:bCs w:val="false"/>
+        <w:t>{{ ev.unidade_movel }}</w:t>
+      </w:r>
+    </w:p>
+    <w:p xmlns:wp14="http://schemas.microsoft.com/office/word/2010/wordml" wp14:textId="77777777">
+      <w:pPr>
+        <w:pStyle w:val="Normal"/>
+        <w:keepNext w:val="1"/>
+        <w:keepLines w:val="1"/>
+        <w:widowControl w:val="0"/>
+        <w:spacing w:before="147" w:after="0" w:line="240" w:lineRule="auto"/>
+        <w:ind w:start="270" w:end="0" w:hanging="0"/>
+        <w:rPr>
+          <w:rFonts w:ascii="Arial" w:hAnsi="Arial"/>
+        </w:rPr>
+      </w:pPr>
+    </w:p>
+    <w:p xmlns:wp14="http://schemas.microsoft.com/office/word/2010/wordml" wp14:textId="77777777">
+      <w:pPr>
+        <w:pStyle w:val="Normal"/>
+        <w:keepNext w:val="1"/>
+        <w:keepLines w:val="1"/>
+        <w:widowControl w:val="0"/>
+      </w:pPr>
+      <w:r>
+        <w:rPr>
+          <w:b w:val="0"/>
+          <w:bCs w:val="0"/>
           <w:sz w:val="20"/>
           <w:szCs w:val="20"/>
         </w:rPr>
-      </w:r>
-    </w:p>
-    <w:p>
-      <w:pPr>
-        <w:pStyle w:val="Normal"/>
-        <w:rPr/>
-      </w:pPr>
-      <w:r>
-        <w:rPr>
-          <w:b w:val="false"/>
-          <w:bCs w:val="false"/>
+        <w:t>{%p endif %}</w:t>
+      </w:r>
+    </w:p>
+    <w:p xmlns:wp14="http://schemas.microsoft.com/office/word/2010/wordml" wp14:textId="77777777">
+      <w:pPr>
+        <w:pStyle w:val="Normal"/>
+        <w:keepNext w:val="1"/>
+        <w:keepLines w:val="1"/>
+        <w:widowControl w:val="0"/>
+      </w:pPr>
+      <w:r>
+        <w:rPr>
+          <w:b w:val="0"/>
+          <w:bCs w:val="0"/>
           <w:sz w:val="20"/>
           <w:szCs w:val="20"/>
         </w:rPr>
-        <w:t>{%p if ev.unidade_movel %}</w:t>
-      </w:r>
-    </w:p>
-    <w:p>
-      <w:pPr>
-        <w:pStyle w:val="Normal"/>
-        <w:keepNext w:val="true"/>
-        <w:keepLines/>
-        <w:widowControl w:val="false"/>
-        <w:spacing w:lineRule="auto" w:line="240" w:before="147" w:after="0"/>
-        <w:ind w:hanging="0" w:start="270" w:end="0"/>
-        <w:rPr>
-          <w:rFonts w:ascii="Arial" w:hAnsi="Arial"/>
-        </w:rPr>
-      </w:pPr>
-      <w:r>
-        <w:rPr>
-          <w:b w:val="false"/>
-          <w:bCs w:val="false"/>
-          <w:sz w:val="20"/>
-          <w:szCs w:val="20"/>
-        </w:rPr>
-        <w:t>{{ ev.unidade_movel }}</w:t>
-      </w:r>
-    </w:p>
-    <w:p>
-      <w:pPr>
-        <w:pStyle w:val="Normal"/>
-        <w:widowControl w:val="false"/>
-        <w:spacing w:lineRule="auto" w:line="240" w:before="147" w:after="0"/>
-        <w:ind w:hanging="0" w:start="270" w:end="0"/>
-        <w:rPr>
-          <w:rFonts w:ascii="Arial" w:hAnsi="Arial"/>
-        </w:rPr>
-      </w:pPr>
-      <w:r>
-        <w:rPr/>
-      </w:r>
-    </w:p>
-    <w:p>
-      <w:pPr>
-        <w:pStyle w:val="Normal"/>
-        <w:rPr/>
-      </w:pPr>
-      <w:r>
-        <w:rPr>
-          <w:b w:val="false"/>
-          <w:bCs w:val="false"/>
-          <w:sz w:val="20"/>
-          <w:szCs w:val="20"/>
-        </w:rPr>
-        <w:t>{%p endif %}</w:t>
-      </w:r>
-    </w:p>
-    <w:p>
-      <w:pPr>
-        <w:pStyle w:val="Normal"/>
-        <w:rPr/>
-      </w:pPr>
-      <w:r>
-        <w:rPr>
-          <w:b w:val="false"/>
-          <w:bCs w:val="false"/>
-          <w:sz w:val="20"/>
-          <w:szCs w:val="20"/>
-        </w:rPr>
         <w:t>{%p endfor %}</w:t>
       </w:r>
     </w:p>
-    <w:p>
+    <w:p xmlns:wp14="http://schemas.microsoft.com/office/word/2010/wordml" wp14:textId="77777777">
       <w:pPr>
         <w:pStyle w:val="Normal"/>
         <w:widowControl w:val="false"/>
@@ -886,8 +893,8 @@
           <w:ilvl w:val="0"/>
           <w:numId w:val="0"/>
         </w:numPr>
-        <w:spacing w:lineRule="auto" w:line="240" w:before="147" w:after="0"/>
-        <w:ind w:hanging="0" w:start="0" w:end="0"/>
+        <w:spacing w:before="147" w:after="0" w:line="240" w:lineRule="auto"/>
+        <w:ind w:start="0" w:end="0" w:hanging="0"/>
         <w:rPr>
           <w:rFonts w:ascii="Arial" w:hAnsi="Arial"/>
           <w:b/>
@@ -905,7 +912,7 @@
         </w:rPr>
       </w:r>
     </w:p>
-    <w:p>
+    <w:p xmlns:wp14="http://schemas.microsoft.com/office/word/2010/wordml" wp14:textId="77777777">
       <w:pPr>
         <w:pStyle w:val="Normal"/>
         <w:keepNext w:val="true"/>
@@ -918,12 +925,12 @@
         <w:suppressLineNumbers w:val="0"/>
         <w:tabs>
           <w:tab w:val="clear" w:pos="720"/>
-          <w:tab w:val="left" w:pos="168" w:leader="none"/>
-          <w:tab w:val="left" w:pos="288" w:leader="none"/>
+          <w:tab w:val="left" w:leader="none" w:pos="168"/>
+          <w:tab w:val="left" w:leader="none" w:pos="288"/>
         </w:tabs>
         <w:bidi w:val="0"/>
-        <w:spacing w:lineRule="auto" w:line="240" w:beforeAutospacing="0" w:before="261" w:afterAutospacing="0" w:after="114"/>
-        <w:ind w:hanging="360" w:start="360" w:end="0"/>
+        <w:spacing w:before="261" w:beforeAutospacing="0" w:after="114" w:afterAutospacing="0" w:line="240" w:lineRule="auto"/>
+        <w:ind w:start="360" w:end="0" w:hanging="360"/>
         <w:jc w:val="start"/>
         <w:rPr>
           <w:b/>
@@ -942,7 +949,7 @@
         <w:t>VALOR TOTAL DO PLANO</w:t>
       </w:r>
     </w:p>
-    <w:p>
+    <w:p xmlns:wp14="http://schemas.microsoft.com/office/word/2010/wordml" wp14:textId="77777777">
       <w:pPr>
         <w:pStyle w:val="Normal"/>
         <w:keepNext w:val="true"/>
@@ -950,11 +957,11 @@
         <w:widowControl w:val="false"/>
         <w:tabs>
           <w:tab w:val="clear" w:pos="720"/>
-          <w:tab w:val="left" w:pos="168" w:leader="none"/>
-          <w:tab w:val="left" w:pos="288" w:leader="none"/>
+          <w:tab w:val="left" w:leader="none" w:pos="168"/>
+          <w:tab w:val="left" w:leader="none" w:pos="288"/>
         </w:tabs>
-        <w:spacing w:lineRule="auto" w:line="240" w:before="261" w:after="114"/>
-        <w:ind w:hanging="0" w:start="0" w:end="0"/>
+        <w:spacing w:before="261" w:after="114" w:line="240" w:lineRule="auto"/>
+        <w:ind w:start="0" w:end="0" w:hanging="0"/>
         <w:rPr>
           <w:rFonts w:ascii="Arial" w:hAnsi="Arial"/>
           <w:b/>
@@ -972,7 +979,7 @@
         </w:rPr>
       </w:r>
     </w:p>
-    <w:p>
+    <w:p xmlns:wp14="http://schemas.microsoft.com/office/word/2010/wordml" wp14:textId="77777777">
       <w:pPr>
         <w:pStyle w:val="Normal"/>
         <w:keepNext w:val="true"/>
@@ -980,7 +987,7 @@
         <w:widowControl w:val="false"/>
         <w:suppressLineNumbers w:val="0"/>
         <w:bidi w:val="0"/>
-        <w:spacing w:lineRule="auto" w:line="240" w:beforeAutospacing="0" w:before="90" w:afterAutospacing="0" w:after="0"/>
+        <w:spacing w:before="90" w:beforeAutospacing="0" w:after="0" w:afterAutospacing="0" w:line="240" w:lineRule="auto"/>
         <w:ind w:start="0" w:end="0"/>
         <w:rPr>
           <w:rFonts w:ascii="Arial" w:hAnsi="Arial"/>
@@ -993,16 +1000,16 @@
           <w:sz w:val="20"/>
           <w:szCs w:val="20"/>
         </w:rPr>
-        <w:t>{{valor_do_plano}}</w:t>
-      </w:r>
-    </w:p>
-    <w:p>
+        <w:t>{{r valor_do_plano}}</w:t>
+      </w:r>
+    </w:p>
+    <w:p xmlns:wp14="http://schemas.microsoft.com/office/word/2010/wordml" wp14:textId="77777777">
       <w:pPr>
         <w:pStyle w:val="Normal"/>
         <w:widowControl w:val="false"/>
         <w:suppressLineNumbers w:val="0"/>
         <w:bidi w:val="0"/>
-        <w:spacing w:lineRule="auto" w:line="240" w:beforeAutospacing="0" w:before="90" w:afterAutospacing="0" w:after="0"/>
+        <w:spacing w:before="90" w:beforeAutospacing="0" w:after="0" w:afterAutospacing="0" w:line="240" w:lineRule="auto"/>
         <w:ind w:start="0" w:end="0"/>
         <w:jc w:val="start"/>
         <w:rPr>
@@ -1022,7 +1029,7 @@
         </w:rPr>
       </w:r>
     </w:p>
-    <w:p>
+    <w:p xmlns:wp14="http://schemas.microsoft.com/office/word/2010/wordml" wp14:textId="77777777">
       <w:pPr>
         <w:pStyle w:val="Normal"/>
         <w:keepNext w:val="true"/>
@@ -1035,12 +1042,12 @@
         <w:suppressLineNumbers w:val="0"/>
         <w:tabs>
           <w:tab w:val="clear" w:pos="720"/>
-          <w:tab w:val="left" w:pos="168" w:leader="none"/>
-          <w:tab w:val="left" w:pos="288" w:leader="none"/>
+          <w:tab w:val="left" w:leader="none" w:pos="168"/>
+          <w:tab w:val="left" w:leader="none" w:pos="288"/>
         </w:tabs>
         <w:bidi w:val="0"/>
-        <w:spacing w:lineRule="auto" w:line="240" w:beforeAutospacing="0" w:before="261" w:afterAutospacing="0" w:after="114"/>
-        <w:ind w:hanging="360" w:start="360" w:end="0"/>
+        <w:spacing w:before="261" w:beforeAutospacing="0" w:after="114" w:afterAutospacing="0" w:line="240" w:lineRule="auto"/>
+        <w:ind w:start="360" w:end="0" w:hanging="360"/>
         <w:jc w:val="start"/>
         <w:rPr>
           <w:b/>
@@ -1059,10 +1066,59 @@
         <w:t>RECURSOS NECESSÁRIOS</w:t>
       </w:r>
     </w:p>
-    <w:p>
-      <w:pPr>
-        <w:pStyle w:val="Normal"/>
-        <w:rPr/>
+    <w:p xmlns:wp14="http://schemas.microsoft.com/office/word/2010/wordml" wp14:textId="77777777">
+      <w:pPr>
+        <w:pStyle w:val="Normal"/>
+        <w:keepNext w:val="1"/>
+        <w:keepLines w:val="1"/>
+        <w:widowControl w:val="0"/>
+      </w:pPr>
+      <w:r>
+        <w:rPr>
+          <w:b w:val="0"/>
+          <w:bCs w:val="0"/>
+          <w:sz w:val="20"/>
+          <w:szCs w:val="20"/>
+        </w:rPr>
+        <w:t>{%p for ev in eventos %}</w:t>
+      </w:r>
+    </w:p>
+    <w:p xmlns:wp14="http://schemas.microsoft.com/office/word/2010/wordml" wp14:textId="77777777">
+      <w:pPr>
+        <w:pStyle w:val="Normal"/>
+        <w:keepNext w:val="true"/>
+        <w:keepLines/>
+        <w:widowControl w:val="false"/>
+        <w:spacing w:before="147" w:after="0" w:line="240" w:lineRule="auto"/>
+        <w:ind w:start="270" w:end="0" w:hanging="0"/>
+        <w:rPr>
+          <w:rFonts w:ascii="Arial" w:hAnsi="Arial"/>
+        </w:rPr>
+      </w:pPr>
+      <w:r>
+        <w:rPr>
+          <w:b/>
+          <w:bCs/>
+          <w:sz w:val="20"/>
+          <w:szCs w:val="20"/>
+        </w:rPr>
+        <w:t>{{ ev.data_header }}:</w:t>
+      </w:r>
+    </w:p>
+    <w:p xmlns:wp14="http://schemas.microsoft.com/office/word/2010/wordml" wp14:textId="77777777">
+      <w:pPr>
+        <w:pStyle w:val="Normal"/>
+        <w:keepNext w:val="true"/>
+        <w:keepLines/>
+        <w:widowControl w:val="false"/>
+        <w:suppressAutoHyphens w:val="true"/>
+        <w:bidi w:val="0"/>
+        <w:spacing w:before="147" w:after="0" w:line="240" w:lineRule="auto"/>
+        <w:ind w:start="567" w:end="0" w:hanging="0"/>
+        <w:jc w:val="start"/>
+        <w:rPr>
+          <w:rFonts w:ascii="Arial" w:hAnsi="Arial"/>
+        </w:rPr>
       </w:pPr>
       <w:r>
         <w:rPr>
@@ -1071,94 +1127,42 @@
           <w:sz w:val="20"/>
           <w:szCs w:val="20"/>
         </w:rPr>
-        <w:t>{%p for ev in eventos %}</w:t>
-      </w:r>
-    </w:p>
-    <w:p>
-      <w:pPr>
-        <w:pStyle w:val="Normal"/>
-        <w:keepNext w:val="true"/>
-        <w:keepLines/>
-        <w:widowControl w:val="false"/>
-        <w:spacing w:lineRule="auto" w:line="240" w:before="147" w:after="0"/>
-        <w:ind w:hanging="0" w:start="270" w:end="0"/>
-        <w:rPr>
-          <w:rFonts w:ascii="Arial" w:hAnsi="Arial"/>
-        </w:rPr>
-      </w:pPr>
-      <w:r>
-        <w:rPr>
-          <w:b/>
-          <w:bCs/>
+        <w:t>{{ ev.recursos }}</w:t>
+      </w:r>
+    </w:p>
+    <w:p xmlns:wp14="http://schemas.microsoft.com/office/word/2010/wordml" wp14:textId="77777777">
+      <w:pPr>
+        <w:pStyle w:val="Normal"/>
+        <w:keepNext w:val="1"/>
+        <w:keepLines w:val="1"/>
+        <w:widowControl w:val="0"/>
+        <w:suppressAutoHyphens w:val="true"/>
+        <w:bidi w:val="0"/>
+        <w:spacing w:before="147" w:after="0" w:line="240" w:lineRule="auto"/>
+        <w:ind w:start="567" w:end="0" w:hanging="0"/>
+        <w:rPr>
+          <w:rFonts w:ascii="Arial" w:hAnsi="Arial"/>
+        </w:rPr>
+      </w:pPr>
+    </w:p>
+    <w:p xmlns:wp14="http://schemas.microsoft.com/office/word/2010/wordml" wp14:textId="77777777">
+      <w:pPr>
+        <w:pStyle w:val="Normal"/>
+        <w:keepNext w:val="1"/>
+        <w:keepLines w:val="1"/>
+        <w:widowControl w:val="0"/>
+      </w:pPr>
+      <w:r>
+        <w:rPr>
+          <w:b w:val="0"/>
+          <w:bCs w:val="0"/>
           <w:sz w:val="20"/>
           <w:szCs w:val="20"/>
         </w:rPr>
-        <w:t>{{ ev.data_header }}:</w:t>
-      </w:r>
-    </w:p>
-    <w:p>
-      <w:pPr>
-        <w:pStyle w:val="Normal"/>
-        <w:keepNext w:val="true"/>
-        <w:keepLines/>
-        <w:widowControl w:val="false"/>
-        <w:suppressAutoHyphens w:val="true"/>
-        <w:bidi w:val="0"/>
-        <w:spacing w:lineRule="auto" w:line="240" w:before="147" w:after="0"/>
-        <w:ind w:hanging="0" w:start="567" w:end="0"/>
-        <w:jc w:val="start"/>
-        <w:rPr>
-          <w:rFonts w:ascii="Arial" w:hAnsi="Arial"/>
-        </w:rPr>
-      </w:pPr>
-      <w:r>
-        <w:rPr>
-          <w:b w:val="false"/>
-          <w:bCs w:val="false"/>
-          <w:sz w:val="20"/>
-          <w:szCs w:val="20"/>
-        </w:rPr>
-        <w:t>{{ ev.recursos }}</w:t>
-      </w:r>
-    </w:p>
-    <w:p>
-      <w:pPr>
-        <w:pStyle w:val="Normal"/>
-        <w:widowControl w:val="false"/>
-        <w:suppressAutoHyphens w:val="true"/>
-        <w:bidi w:val="0"/>
-        <w:spacing w:lineRule="auto" w:line="240" w:before="147" w:after="0"/>
-        <w:ind w:hanging="0" w:start="567" w:end="0"/>
-        <w:jc w:val="start"/>
-        <w:rPr>
-          <w:rFonts w:ascii="Arial" w:hAnsi="Arial"/>
-        </w:rPr>
-      </w:pPr>
-      <w:r>
-        <w:rPr>
-          <w:b w:val="false"/>
-          <w:bCs w:val="false"/>
-          <w:sz w:val="20"/>
-          <w:szCs w:val="20"/>
-        </w:rPr>
-      </w:r>
-    </w:p>
-    <w:p>
-      <w:pPr>
-        <w:pStyle w:val="Normal"/>
-        <w:rPr/>
-      </w:pPr>
-      <w:r>
-        <w:rPr>
-          <w:b w:val="false"/>
-          <w:bCs w:val="false"/>
-          <w:sz w:val="20"/>
-          <w:szCs w:val="20"/>
-        </w:rPr>
         <w:t>{%p endfor %}</w:t>
       </w:r>
     </w:p>
-    <w:p>
+    <w:p xmlns:wp14="http://schemas.microsoft.com/office/word/2010/wordml" wp14:textId="77777777">
       <w:pPr>
         <w:pStyle w:val="Normal"/>
         <w:widowControl w:val="false"/>
@@ -1166,8 +1170,8 @@
           <w:ilvl w:val="0"/>
           <w:numId w:val="0"/>
         </w:numPr>
-        <w:spacing w:lineRule="auto" w:line="240" w:before="147" w:after="0"/>
-        <w:ind w:hanging="0" w:start="0" w:end="0"/>
+        <w:spacing w:before="147" w:after="0" w:line="240" w:lineRule="auto"/>
+        <w:ind w:start="0" w:end="0" w:hanging="0"/>
         <w:rPr>
           <w:rFonts w:ascii="Arial" w:hAnsi="Arial"/>
           <w:b/>
@@ -1185,7 +1189,7 @@
         </w:rPr>
       </w:r>
     </w:p>
-    <w:p>
+    <w:p xmlns:wp14="http://schemas.microsoft.com/office/word/2010/wordml" wp14:textId="77777777">
       <w:pPr>
         <w:pStyle w:val="Normal"/>
         <w:keepNext w:val="true"/>
@@ -1198,12 +1202,12 @@
         <w:suppressLineNumbers w:val="0"/>
         <w:tabs>
           <w:tab w:val="clear" w:pos="720"/>
-          <w:tab w:val="left" w:pos="168" w:leader="none"/>
-          <w:tab w:val="left" w:pos="288" w:leader="none"/>
+          <w:tab w:val="left" w:leader="none" w:pos="168"/>
+          <w:tab w:val="left" w:leader="none" w:pos="288"/>
         </w:tabs>
         <w:bidi w:val="0"/>
-        <w:spacing w:lineRule="auto" w:line="240" w:beforeAutospacing="0" w:before="261" w:afterAutospacing="0" w:after="114"/>
-        <w:ind w:hanging="360" w:start="360" w:end="0"/>
+        <w:spacing w:before="261" w:beforeAutospacing="0" w:after="114" w:afterAutospacing="0" w:line="240" w:lineRule="auto"/>
+        <w:ind w:start="360" w:end="0" w:hanging="360"/>
         <w:jc w:val="start"/>
         <w:rPr>
           <w:b/>
@@ -1222,7 +1226,7 @@
         <w:t>COORDENADOR DO EVENTO</w:t>
       </w:r>
     </w:p>
-    <w:p>
+    <w:p xmlns:wp14="http://schemas.microsoft.com/office/word/2010/wordml" wp14:textId="77777777">
       <w:pPr>
         <w:pStyle w:val="Normal"/>
         <w:keepNext w:val="true"/>
@@ -1230,11 +1234,11 @@
         <w:widowControl w:val="false"/>
         <w:tabs>
           <w:tab w:val="clear" w:pos="720"/>
-          <w:tab w:val="left" w:pos="168" w:leader="none"/>
-          <w:tab w:val="left" w:pos="288" w:leader="none"/>
+          <w:tab w:val="left" w:leader="none" w:pos="168"/>
+          <w:tab w:val="left" w:leader="none" w:pos="288"/>
         </w:tabs>
-        <w:spacing w:lineRule="auto" w:line="240" w:before="261" w:after="114"/>
-        <w:ind w:hanging="0" w:start="0" w:end="0"/>
+        <w:spacing w:before="261" w:after="114" w:line="240" w:lineRule="auto"/>
+        <w:ind w:start="0" w:end="0" w:hanging="0"/>
         <w:rPr>
           <w:rFonts w:ascii="Arial" w:hAnsi="Arial"/>
           <w:b/>
@@ -1252,7 +1256,7 @@
         </w:rPr>
       </w:r>
     </w:p>
-    <w:p>
+    <w:p xmlns:wp14="http://schemas.microsoft.com/office/word/2010/wordml" wp14:textId="77777777">
       <w:pPr>
         <w:pStyle w:val="Normal"/>
         <w:keepNext w:val="true"/>
@@ -1260,7 +1264,7 @@
         <w:widowControl w:val="false"/>
         <w:suppressLineNumbers w:val="0"/>
         <w:bidi w:val="0"/>
-        <w:spacing w:lineRule="auto" w:line="240" w:beforeAutospacing="0" w:before="90" w:afterAutospacing="0" w:after="0"/>
+        <w:spacing w:before="90" w:beforeAutospacing="0" w:after="0" w:afterAutospacing="0" w:line="240" w:lineRule="auto"/>
         <w:ind w:start="0" w:end="0"/>
         <w:rPr>
           <w:rFonts w:ascii="Arial" w:hAnsi="Arial"/>
@@ -1276,7 +1280,7 @@
         <w:t>{{coordenacao}}</w:t>
       </w:r>
     </w:p>
-    <w:p>
+    <w:p xmlns:wp14="http://schemas.microsoft.com/office/word/2010/wordml" wp14:textId="77777777">
       <w:pPr>
         <w:pStyle w:val="Normal"/>
         <w:widowControl w:val="false"/>
@@ -1284,8 +1288,8 @@
           <w:ilvl w:val="0"/>
           <w:numId w:val="0"/>
         </w:numPr>
-        <w:spacing w:lineRule="auto" w:line="240" w:before="147" w:after="0"/>
-        <w:ind w:hanging="0" w:start="0" w:end="0"/>
+        <w:spacing w:before="147" w:after="0" w:line="240" w:lineRule="auto"/>
+        <w:ind w:start="0" w:end="0" w:hanging="0"/>
         <w:rPr>
           <w:rFonts w:ascii="Arial" w:hAnsi="Arial"/>
           <w:b/>
@@ -1303,7 +1307,7 @@
         </w:rPr>
       </w:r>
     </w:p>
-    <w:p>
+    <w:p xmlns:wp14="http://schemas.microsoft.com/office/word/2010/wordml" wp14:textId="77777777">
       <w:pPr>
         <w:pStyle w:val="Normal"/>
         <w:keepNext w:val="true"/>
@@ -1316,12 +1320,12 @@
         <w:suppressLineNumbers w:val="0"/>
         <w:tabs>
           <w:tab w:val="clear" w:pos="720"/>
-          <w:tab w:val="left" w:pos="168" w:leader="none"/>
-          <w:tab w:val="left" w:pos="288" w:leader="none"/>
+          <w:tab w:val="left" w:leader="none" w:pos="168"/>
+          <w:tab w:val="left" w:leader="none" w:pos="288"/>
         </w:tabs>
         <w:bidi w:val="0"/>
-        <w:spacing w:lineRule="auto" w:line="240" w:beforeAutospacing="0" w:before="261" w:afterAutospacing="0" w:after="114"/>
-        <w:ind w:hanging="360" w:start="360" w:end="0"/>
+        <w:spacing w:before="261" w:beforeAutospacing="0" w:after="114" w:afterAutospacing="0" w:line="240" w:lineRule="auto"/>
+        <w:ind w:start="360" w:end="0" w:hanging="360"/>
         <w:jc w:val="start"/>
         <w:rPr>
           <w:b/>
@@ -1340,7 +1344,7 @@
         <w:t>CONSIDERAÇÕES FINAIS</w:t>
       </w:r>
     </w:p>
-    <w:p>
+    <w:p xmlns:wp14="http://schemas.microsoft.com/office/word/2010/wordml" wp14:textId="77777777">
       <w:pPr>
         <w:pStyle w:val="Normal"/>
         <w:keepNext w:val="true"/>
@@ -1348,11 +1352,11 @@
         <w:widowControl w:val="false"/>
         <w:tabs>
           <w:tab w:val="clear" w:pos="720"/>
-          <w:tab w:val="left" w:pos="168" w:leader="none"/>
-          <w:tab w:val="left" w:pos="288" w:leader="none"/>
+          <w:tab w:val="left" w:leader="none" w:pos="168"/>
+          <w:tab w:val="left" w:leader="none" w:pos="288"/>
         </w:tabs>
-        <w:spacing w:lineRule="auto" w:line="240" w:before="261" w:after="114"/>
-        <w:ind w:hanging="0" w:start="0" w:end="0"/>
+        <w:spacing w:before="261" w:after="114" w:line="240" w:lineRule="auto"/>
+        <w:ind w:start="0" w:end="0" w:hanging="0"/>
         <w:rPr>
           <w:rFonts w:ascii="Arial" w:hAnsi="Arial"/>
           <w:b/>
@@ -1370,7 +1374,7 @@
         </w:rPr>
       </w:r>
     </w:p>
-    <w:p>
+    <w:p xmlns:wp14="http://schemas.microsoft.com/office/word/2010/wordml" wp14:textId="77777777">
       <w:pPr>
         <w:pStyle w:val="Normal"/>
         <w:keepNext w:val="true"/>
@@ -1378,7 +1382,7 @@
         <w:widowControl w:val="false"/>
         <w:suppressLineNumbers w:val="0"/>
         <w:bidi w:val="0"/>
-        <w:spacing w:lineRule="auto" w:line="240" w:beforeAutospacing="0" w:before="90" w:afterAutospacing="0" w:after="0"/>
+        <w:spacing w:before="90" w:beforeAutospacing="0" w:after="0" w:afterAutospacing="0" w:line="240" w:lineRule="auto"/>
         <w:ind w:start="0" w:end="0"/>
         <w:rPr>
           <w:rFonts w:ascii="Arial" w:hAnsi="Arial"/>
@@ -1394,13 +1398,13 @@
         <w:t>{{consideracao_final}}</w:t>
       </w:r>
     </w:p>
-    <w:p>
+    <w:p xmlns:wp14="http://schemas.microsoft.com/office/word/2010/wordml" wp14:textId="77777777">
       <w:pPr>
         <w:pStyle w:val="Normal"/>
         <w:keepNext w:val="true"/>
         <w:keepLines/>
         <w:widowControl w:val="false"/>
-        <w:spacing w:lineRule="auto" w:line="240" w:before="147" w:after="0"/>
+        <w:spacing w:before="147" w:after="0" w:line="240" w:lineRule="auto"/>
         <w:ind w:start="720" w:end="-4"/>
         <w:jc w:val="both"/>
         <w:rPr>
@@ -1422,13 +1426,13 @@
         </w:rPr>
       </w:r>
     </w:p>
-    <w:p>
+    <w:p xmlns:wp14="http://schemas.microsoft.com/office/word/2010/wordml" wp14:textId="77777777">
       <w:pPr>
         <w:pStyle w:val="Normal"/>
         <w:keepNext w:val="true"/>
         <w:keepLines/>
         <w:widowControl w:val="false"/>
-        <w:spacing w:lineRule="auto" w:line="240" w:before="147" w:after="0"/>
+        <w:spacing w:before="147" w:after="0" w:line="240" w:lineRule="auto"/>
         <w:ind w:start="720" w:end="-4"/>
         <w:jc w:val="both"/>
         <w:rPr>
@@ -1450,13 +1454,13 @@
         </w:rPr>
       </w:r>
     </w:p>
-    <w:p>
+    <w:p xmlns:wp14="http://schemas.microsoft.com/office/word/2010/wordml" wp14:textId="77777777">
       <w:pPr>
         <w:pStyle w:val="Normal"/>
         <w:keepNext w:val="true"/>
         <w:keepLines/>
         <w:widowControl w:val="false"/>
-        <w:spacing w:lineRule="auto" w:line="240"/>
+        <w:spacing w:line="240" w:lineRule="auto"/>
         <w:ind w:end="19"/>
         <w:jc w:val="center"/>
         <w:rPr>
@@ -1468,7 +1472,7 @@
         <w:t>{{sede}}, {{data_extenso}}</w:t>
       </w:r>
     </w:p>
-    <w:p>
+    <w:p xmlns:wp14="http://schemas.microsoft.com/office/word/2010/wordml" wp14:textId="77777777">
       <w:pPr>
         <w:pStyle w:val="Normal"/>
         <w:keepNext w:val="true"/>
@@ -1476,8 +1480,8 @@
         <w:widowControl w:val="false"/>
         <w:suppressAutoHyphens w:val="true"/>
         <w:bidi w:val="0"/>
-        <w:spacing w:lineRule="auto" w:line="360" w:before="0" w:after="0"/>
-        <w:ind w:hanging="0" w:start="0" w:end="0"/>
+        <w:spacing w:before="0" w:after="0" w:line="360" w:lineRule="auto"/>
+        <w:ind w:start="0" w:end="0" w:hanging="0"/>
         <w:jc w:val="center"/>
         <w:rPr>
           <w:rFonts w:ascii="Arial" w:hAnsi="Arial"/>
@@ -1487,13 +1491,13 @@
         <w:rPr/>
       </w:r>
     </w:p>
-    <w:p>
+    <w:p xmlns:wp14="http://schemas.microsoft.com/office/word/2010/wordml" wp14:textId="77777777">
       <w:pPr>
         <w:pStyle w:val="Normal"/>
         <w:keepNext w:val="true"/>
         <w:keepLines/>
         <w:widowControl w:val="false"/>
-        <w:spacing w:lineRule="auto" w:line="360"/>
+        <w:spacing w:line="360" w:lineRule="auto"/>
         <w:ind w:end="19"/>
         <w:jc w:val="center"/>
         <w:rPr>
@@ -1510,13 +1514,13 @@
         <w:t>{{nome_chefia}}</w:t>
       </w:r>
     </w:p>
-    <w:p>
+    <w:p xmlns:wp14="http://schemas.microsoft.com/office/word/2010/wordml" wp14:textId="77777777">
       <w:pPr>
         <w:pStyle w:val="Normal"/>
         <w:keepNext w:val="true"/>
         <w:keepLines/>
         <w:widowControl w:val="false"/>
-        <w:spacing w:lineRule="auto" w:line="360"/>
+        <w:spacing w:line="360" w:lineRule="auto"/>
         <w:ind w:end="19"/>
         <w:jc w:val="center"/>
         <w:rPr>
@@ -1533,11 +1537,11 @@
         <w:t>{{cargo_chefia}}</w:t>
       </w:r>
     </w:p>
-    <w:p>
-      <w:pPr>
-        <w:pStyle w:val="Normal"/>
-        <w:widowControl w:val="false"/>
-        <w:spacing w:lineRule="auto" w:line="240" w:before="147" w:after="0"/>
+    <w:p xmlns:wp14="http://schemas.microsoft.com/office/word/2010/wordml" wp14:textId="77777777">
+      <w:pPr>
+        <w:pStyle w:val="Normal"/>
+        <w:widowControl w:val="false"/>
+        <w:spacing w:before="147" w:after="0" w:line="240" w:lineRule="auto"/>
         <w:ind w:end="-4"/>
         <w:jc w:val="center"/>
         <w:rPr>
@@ -1567,12 +1571,13 @@
       <w:footerReference w:type="default" r:id="rId6"/>
       <w:footerReference w:type="first" r:id="rId7"/>
       <w:type w:val="nextPage"/>
-      <w:pgSz w:w="11906" w:h="16838"/>
-      <w:pgMar w:left="720" w:right="720" w:gutter="0" w:header="720" w:top="777" w:footer="0" w:bottom="720"/>
-      <w:pgNumType w:start="1" w:fmt="decimal"/>
+      <w:pgSz w:w="11906" w:h="16838" w:orient="portrait"/>
+      <w:pgMar w:top="777" w:right="720" w:bottom="720" w:left="720" w:header="720" w:footer="0" w:gutter="0"/>
+      <w:pgNumType w:fmt="decimal" w:start="1"/>
       <w:formProt w:val="false"/>
       <w:textDirection w:val="lrTb"/>
       <w:docGrid w:type="default" w:linePitch="100" w:charSpace="0"/>
+      <w:cols w:num="1"/>
     </w:sectPr>
   </w:body>
 </w:document>
@@ -1580,7 +1585,7 @@
 
 <file path=word/footer1.xml><?xml version="1.0" encoding="utf-8"?>
 <w:ftr xmlns:o="urn:schemas-microsoft-com:office:office" xmlns:r="http://schemas.openxmlformats.org/officeDocument/2006/relationships" xmlns:v="urn:schemas-microsoft-com:vml" xmlns:w="http://schemas.openxmlformats.org/wordprocessingml/2006/main" xmlns:w10="urn:schemas-microsoft-com:office:word" xmlns:wp="http://schemas.openxmlformats.org/drawingml/2006/wordprocessingDrawing" xmlns:pic="http://schemas.openxmlformats.org/drawingml/2006/picture" xmlns:wps="http://schemas.microsoft.com/office/word/2010/wordprocessingShape" xmlns:wpg="http://schemas.microsoft.com/office/word/2010/wordprocessingGroup" xmlns:mc="http://schemas.openxmlformats.org/markup-compatibility/2006" xmlns:wp14="http://schemas.microsoft.com/office/word/2010/wordprocessingDrawing" xmlns:w14="http://schemas.microsoft.com/office/word/2010/wordml" xmlns:w15="http://schemas.microsoft.com/office/word/2012/wordml" mc:Ignorable="w14 wp14 w15">
-  <w:p>
+  <w:p xmlns:wp14="http://schemas.microsoft.com/office/word/2010/wordml" wp14:textId="77777777">
     <w:pPr>
       <w:pStyle w:val="Footer"/>
       <w:rPr/>
@@ -1593,8 +1598,8 @@
 </file>
 
 <file path=word/footer2.xml><?xml version="1.0" encoding="utf-8"?>
-<w:ftr xmlns:o="urn:schemas-microsoft-com:office:office" xmlns:r="http://schemas.openxmlformats.org/officeDocument/2006/relationships" xmlns:v="urn:schemas-microsoft-com:vml" xmlns:w="http://schemas.openxmlformats.org/wordprocessingml/2006/main" xmlns:w10="urn:schemas-microsoft-com:office:word" xmlns:wp="http://schemas.openxmlformats.org/drawingml/2006/wordprocessingDrawing" xmlns:pic="http://schemas.openxmlformats.org/drawingml/2006/picture" xmlns:wps="http://schemas.microsoft.com/office/word/2010/wordprocessingShape" xmlns:wpg="http://schemas.microsoft.com/office/word/2010/wordprocessingGroup" xmlns:mc="http://schemas.openxmlformats.org/markup-compatibility/2006" xmlns:wp14="http://schemas.microsoft.com/office/word/2010/wordprocessingDrawing" xmlns:w14="http://schemas.microsoft.com/office/word/2010/wordml" xmlns:w15="http://schemas.microsoft.com/office/word/2012/wordml" mc:Ignorable="w14 wp14 w15">
-  <w:p>
+<w:ftr xmlns:o="urn:schemas-microsoft-com:office:office" xmlns:r="http://schemas.openxmlformats.org/officeDocument/2006/relationships" xmlns:v="urn:schemas-microsoft-com:vml" xmlns:w="http://schemas.openxmlformats.org/wordprocessingml/2006/main" xmlns:w10="urn:schemas-microsoft-com:office:word" xmlns:wp="http://schemas.openxmlformats.org/drawingml/2006/wordprocessingDrawing" xmlns:pic="http://schemas.openxmlformats.org/drawingml/2006/picture" xmlns:wps="http://schemas.microsoft.com/office/word/2010/wordprocessingShape" xmlns:wpg="http://schemas.microsoft.com/office/word/2010/wordprocessingGroup" xmlns:mc="http://schemas.openxmlformats.org/markup-compatibility/2006" xmlns:wp14="http://schemas.microsoft.com/office/word/2010/wordprocessingDrawing" xmlns:w14="http://schemas.microsoft.com/office/word/2010/wordml" xmlns:w15="http://schemas.microsoft.com/office/word/2012/wordml" xmlns:a="http://schemas.openxmlformats.org/drawingml/2006/main" mc:Ignorable="w14 wp14 w15">
+  <w:p xmlns:wp14="http://schemas.microsoft.com/office/word/2010/wordml" wp14:textId="77777777">
     <w:pPr>
       <w:pStyle w:val="Footer"/>
       <w:jc w:val="end"/>
@@ -1621,10 +1626,10 @@
       <w:fldChar w:fldCharType="end"/>
     </w:r>
   </w:p>
-  <w:p>
+  <w:p xmlns:wp14="http://schemas.microsoft.com/office/word/2010/wordml" wp14:textId="77777777">
     <w:pPr>
       <w:pStyle w:val="Normal"/>
-      <w:spacing w:lineRule="auto" w:line="240"/>
+      <w:spacing w:line="240" w:lineRule="auto"/>
       <w:jc w:val="center"/>
       <w:rPr>
         <w:sz w:val="24"/>
@@ -1634,7 +1639,7 @@
     <w:r>
       <w:rPr/>
       <w:drawing>
-        <wp:inline distT="0" distB="0" distL="0" distR="0">
+        <wp:inline xmlns:wp14="http://schemas.microsoft.com/office/word/2010/wordprocessingDrawing" distT="0" distB="0" distL="0" distR="0" wp14:anchorId="490CE90E" wp14:editId="7777777">
           <wp:extent cx="722630" cy="214630"/>
           <wp:effectExtent l="0" t="0" r="0" b="0"/>
           <wp:docPr id="3" name="image1.png"/>
@@ -1674,10 +1679,10 @@
       </w:drawing>
     </w:r>
   </w:p>
-  <w:p>
+  <w:p xmlns:wp14="http://schemas.microsoft.com/office/word/2010/wordml" wp14:textId="77777777">
     <w:pPr>
       <w:pStyle w:val="Normal"/>
-      <w:spacing w:lineRule="auto" w:line="240"/>
+      <w:spacing w:line="240" w:lineRule="auto"/>
       <w:jc w:val="center"/>
       <w:rPr>
         <w:sz w:val="16"/>
@@ -1691,11 +1696,11 @@
       </w:rPr>
     </w:r>
   </w:p>
-  <w:p>
+  <w:p xmlns:wp14="http://schemas.microsoft.com/office/word/2010/wordml" wp14:textId="77777777">
     <w:pPr>
       <w:pStyle w:val="Normal"/>
       <w:widowControl w:val="false"/>
-      <w:spacing w:lineRule="auto" w:line="230"/>
+      <w:spacing w:line="230" w:lineRule="auto"/>
       <w:ind w:start="-450" w:end="-360"/>
       <w:jc w:val="center"/>
       <w:rPr>
@@ -1719,11 +1724,11 @@
       <w:t>{{unidade_rodape}}- {{endereco}}  {{telefone}} – {{email}}</w:t>
     </w:r>
   </w:p>
-  <w:p>
+  <w:p xmlns:wp14="http://schemas.microsoft.com/office/word/2010/wordml" wp14:textId="77777777">
     <w:pPr>
       <w:pStyle w:val="Normal"/>
       <w:widowControl w:val="false"/>
-      <w:spacing w:lineRule="auto" w:line="230"/>
+      <w:spacing w:line="230" w:lineRule="auto"/>
       <w:ind w:start="-450" w:end="-360"/>
       <w:jc w:val="center"/>
       <w:rPr>
@@ -1750,8 +1755,8 @@
 </file>
 
 <file path=word/footer3.xml><?xml version="1.0" encoding="utf-8"?>
-<w:ftr xmlns:o="urn:schemas-microsoft-com:office:office" xmlns:r="http://schemas.openxmlformats.org/officeDocument/2006/relationships" xmlns:v="urn:schemas-microsoft-com:vml" xmlns:w="http://schemas.openxmlformats.org/wordprocessingml/2006/main" xmlns:w10="urn:schemas-microsoft-com:office:word" xmlns:wp="http://schemas.openxmlformats.org/drawingml/2006/wordprocessingDrawing" xmlns:pic="http://schemas.openxmlformats.org/drawingml/2006/picture" xmlns:wps="http://schemas.microsoft.com/office/word/2010/wordprocessingShape" xmlns:wpg="http://schemas.microsoft.com/office/word/2010/wordprocessingGroup" xmlns:mc="http://schemas.openxmlformats.org/markup-compatibility/2006" xmlns:wp14="http://schemas.microsoft.com/office/word/2010/wordprocessingDrawing" xmlns:w14="http://schemas.microsoft.com/office/word/2010/wordml" xmlns:w15="http://schemas.microsoft.com/office/word/2012/wordml" mc:Ignorable="w14 wp14 w15">
-  <w:p>
+<w:ftr xmlns:o="urn:schemas-microsoft-com:office:office" xmlns:r="http://schemas.openxmlformats.org/officeDocument/2006/relationships" xmlns:v="urn:schemas-microsoft-com:vml" xmlns:w="http://schemas.openxmlformats.org/wordprocessingml/2006/main" xmlns:w10="urn:schemas-microsoft-com:office:word" xmlns:wp="http://schemas.openxmlformats.org/drawingml/2006/wordprocessingDrawing" xmlns:pic="http://schemas.openxmlformats.org/drawingml/2006/picture" xmlns:wps="http://schemas.microsoft.com/office/word/2010/wordprocessingShape" xmlns:wpg="http://schemas.microsoft.com/office/word/2010/wordprocessingGroup" xmlns:mc="http://schemas.openxmlformats.org/markup-compatibility/2006" xmlns:wp14="http://schemas.microsoft.com/office/word/2010/wordprocessingDrawing" xmlns:w14="http://schemas.microsoft.com/office/word/2010/wordml" xmlns:w15="http://schemas.microsoft.com/office/word/2012/wordml" xmlns:a="http://schemas.openxmlformats.org/drawingml/2006/main" mc:Ignorable="w14 wp14 w15">
+  <w:p xmlns:wp14="http://schemas.microsoft.com/office/word/2010/wordml" wp14:textId="77777777">
     <w:pPr>
       <w:pStyle w:val="Footer"/>
       <w:jc w:val="end"/>
@@ -1778,10 +1783,10 @@
       <w:fldChar w:fldCharType="end"/>
     </w:r>
   </w:p>
-  <w:p>
+  <w:p xmlns:wp14="http://schemas.microsoft.com/office/word/2010/wordml" wp14:textId="77777777">
     <w:pPr>
       <w:pStyle w:val="Normal"/>
-      <w:spacing w:lineRule="auto" w:line="240"/>
+      <w:spacing w:line="240" w:lineRule="auto"/>
       <w:jc w:val="center"/>
       <w:rPr>
         <w:sz w:val="24"/>
@@ -1791,7 +1796,7 @@
     <w:r>
       <w:rPr/>
       <w:drawing>
-        <wp:inline distT="0" distB="0" distL="0" distR="0">
+        <wp:inline xmlns:wp14="http://schemas.microsoft.com/office/word/2010/wordprocessingDrawing" distT="0" distB="0" distL="0" distR="0" wp14:anchorId="3D7E9649" wp14:editId="7777777">
           <wp:extent cx="722630" cy="214630"/>
           <wp:effectExtent l="0" t="0" r="0" b="0"/>
           <wp:docPr id="4" name="image1.png"/>
@@ -1831,10 +1836,10 @@
       </w:drawing>
     </w:r>
   </w:p>
-  <w:p>
+  <w:p xmlns:wp14="http://schemas.microsoft.com/office/word/2010/wordml" wp14:textId="77777777">
     <w:pPr>
       <w:pStyle w:val="Normal"/>
-      <w:spacing w:lineRule="auto" w:line="240"/>
+      <w:spacing w:line="240" w:lineRule="auto"/>
       <w:jc w:val="center"/>
       <w:rPr>
         <w:sz w:val="16"/>
@@ -1848,11 +1853,11 @@
       </w:rPr>
     </w:r>
   </w:p>
-  <w:p>
+  <w:p xmlns:wp14="http://schemas.microsoft.com/office/word/2010/wordml" wp14:textId="77777777">
     <w:pPr>
       <w:pStyle w:val="Normal"/>
       <w:widowControl w:val="false"/>
-      <w:spacing w:lineRule="auto" w:line="230"/>
+      <w:spacing w:line="230" w:lineRule="auto"/>
       <w:ind w:start="-450" w:end="-360"/>
       <w:jc w:val="center"/>
       <w:rPr>
@@ -1876,11 +1881,11 @@
       <w:t>{{unidade_rodape}}- {{endereco}}  {{telefone}} – {{email}}</w:t>
     </w:r>
   </w:p>
-  <w:p>
+  <w:p xmlns:wp14="http://schemas.microsoft.com/office/word/2010/wordml" wp14:textId="77777777">
     <w:pPr>
       <w:pStyle w:val="Normal"/>
       <w:widowControl w:val="false"/>
-      <w:spacing w:lineRule="auto" w:line="230"/>
+      <w:spacing w:line="230" w:lineRule="auto"/>
       <w:ind w:start="-450" w:end="-360"/>
       <w:jc w:val="center"/>
       <w:rPr>
@@ -1908,7 +1913,7 @@
 
 <file path=word/header1.xml><?xml version="1.0" encoding="utf-8"?>
 <w:hdr xmlns:o="urn:schemas-microsoft-com:office:office" xmlns:r="http://schemas.openxmlformats.org/officeDocument/2006/relationships" xmlns:v="urn:schemas-microsoft-com:vml" xmlns:w="http://schemas.openxmlformats.org/wordprocessingml/2006/main" xmlns:w10="urn:schemas-microsoft-com:office:word" xmlns:wp="http://schemas.openxmlformats.org/drawingml/2006/wordprocessingDrawing" xmlns:pic="http://schemas.openxmlformats.org/drawingml/2006/picture" xmlns:wps="http://schemas.microsoft.com/office/word/2010/wordprocessingShape" xmlns:wpg="http://schemas.microsoft.com/office/word/2010/wordprocessingGroup" xmlns:mc="http://schemas.openxmlformats.org/markup-compatibility/2006" xmlns:wp14="http://schemas.microsoft.com/office/word/2010/wordprocessingDrawing" xmlns:w14="http://schemas.microsoft.com/office/word/2010/wordml" xmlns:w15="http://schemas.microsoft.com/office/word/2012/wordml" mc:Ignorable="w14 wp14 w15">
-  <w:p>
+  <w:p xmlns:wp14="http://schemas.microsoft.com/office/word/2010/wordml" wp14:textId="77777777">
     <w:pPr>
       <w:pStyle w:val="Header"/>
       <w:rPr/>
@@ -1921,12 +1926,12 @@
 </file>
 
 <file path=word/header2.xml><?xml version="1.0" encoding="utf-8"?>
-<w:hdr xmlns:o="urn:schemas-microsoft-com:office:office" xmlns:r="http://schemas.openxmlformats.org/officeDocument/2006/relationships" xmlns:v="urn:schemas-microsoft-com:vml" xmlns:w="http://schemas.openxmlformats.org/wordprocessingml/2006/main" xmlns:w10="urn:schemas-microsoft-com:office:word" xmlns:wp="http://schemas.openxmlformats.org/drawingml/2006/wordprocessingDrawing" xmlns:pic="http://schemas.openxmlformats.org/drawingml/2006/picture" xmlns:wps="http://schemas.microsoft.com/office/word/2010/wordprocessingShape" xmlns:wpg="http://schemas.microsoft.com/office/word/2010/wordprocessingGroup" xmlns:mc="http://schemas.openxmlformats.org/markup-compatibility/2006" xmlns:wp14="http://schemas.microsoft.com/office/word/2010/wordprocessingDrawing" xmlns:w14="http://schemas.microsoft.com/office/word/2010/wordml" xmlns:w15="http://schemas.microsoft.com/office/word/2012/wordml" mc:Ignorable="w14 wp14 w15">
-  <w:p>
+<w:hdr xmlns:o="urn:schemas-microsoft-com:office:office" xmlns:r="http://schemas.openxmlformats.org/officeDocument/2006/relationships" xmlns:v="urn:schemas-microsoft-com:vml" xmlns:w="http://schemas.openxmlformats.org/wordprocessingml/2006/main" xmlns:w10="urn:schemas-microsoft-com:office:word" xmlns:wp="http://schemas.openxmlformats.org/drawingml/2006/wordprocessingDrawing" xmlns:pic="http://schemas.openxmlformats.org/drawingml/2006/picture" xmlns:wps="http://schemas.microsoft.com/office/word/2010/wordprocessingShape" xmlns:wpg="http://schemas.microsoft.com/office/word/2010/wordprocessingGroup" xmlns:mc="http://schemas.openxmlformats.org/markup-compatibility/2006" xmlns:wp14="http://schemas.microsoft.com/office/word/2010/wordprocessingDrawing" xmlns:w14="http://schemas.microsoft.com/office/word/2010/wordml" xmlns:w15="http://schemas.microsoft.com/office/word/2012/wordml" xmlns:a="http://schemas.openxmlformats.org/drawingml/2006/main" mc:Ignorable="w14 wp14 w15">
+  <w:p xmlns:wp14="http://schemas.microsoft.com/office/word/2010/wordml" wp14:textId="77777777">
     <w:pPr>
       <w:pStyle w:val="Normal"/>
       <w:widowControl w:val="false"/>
-      <w:spacing w:lineRule="auto" w:line="360"/>
+      <w:spacing w:line="360" w:lineRule="auto"/>
       <w:ind w:end="0"/>
       <w:jc w:val="center"/>
       <w:rPr>
@@ -1939,7 +1944,7 @@
     <w:r>
       <w:rPr/>
       <w:drawing>
-        <wp:inline distT="0" distB="0" distL="0" distR="0">
+        <wp:inline xmlns:wp14="http://schemas.microsoft.com/office/word/2010/wordprocessingDrawing" distT="0" distB="0" distL="0" distR="0" wp14:anchorId="30E465DC" wp14:editId="7777777">
           <wp:extent cx="895350" cy="1142365"/>
           <wp:effectExtent l="0" t="0" r="0" b="0"/>
           <wp:docPr id="1" name="image2.png"/>
@@ -1979,11 +1984,11 @@
       </w:drawing>
     </w:r>
   </w:p>
-  <w:p>
+  <w:p xmlns:wp14="http://schemas.microsoft.com/office/word/2010/wordml" wp14:textId="77777777">
     <w:pPr>
       <w:pStyle w:val="Normal"/>
       <w:widowControl w:val="false"/>
-      <w:spacing w:lineRule="auto" w:line="240"/>
+      <w:spacing w:line="240" w:lineRule="auto"/>
       <w:ind w:end="4"/>
       <w:jc w:val="center"/>
       <w:rPr>
@@ -2003,11 +2008,11 @@
       <w:t>SECRETARIA DE ESTADO DA SEGURANÇA PÚBLICA</w:t>
     </w:r>
   </w:p>
-  <w:p>
+  <w:p xmlns:wp14="http://schemas.microsoft.com/office/word/2010/wordml" wp14:textId="77777777">
     <w:pPr>
       <w:pStyle w:val="Normal"/>
       <w:widowControl w:val="false"/>
-      <w:spacing w:lineRule="auto" w:line="240"/>
+      <w:spacing w:line="240" w:lineRule="auto"/>
       <w:ind w:end="4"/>
       <w:jc w:val="center"/>
       <w:rPr>
@@ -2027,11 +2032,11 @@
       <w:t>POLÍCIA CIVIL DO PARANÁ</w:t>
     </w:r>
   </w:p>
-  <w:p>
+  <w:p xmlns:wp14="http://schemas.microsoft.com/office/word/2010/wordml" wp14:textId="77777777">
     <w:pPr>
       <w:pStyle w:val="Normal"/>
       <w:widowControl w:val="false"/>
-      <w:spacing w:lineRule="auto" w:line="240"/>
+      <w:spacing w:line="240" w:lineRule="auto"/>
       <w:ind w:end="4"/>
       <w:jc w:val="center"/>
       <w:rPr>
@@ -2051,11 +2056,11 @@
       <w:t>{{divisao}}</w:t>
     </w:r>
   </w:p>
-  <w:p>
+  <w:p xmlns:wp14="http://schemas.microsoft.com/office/word/2010/wordml" wp14:textId="77777777">
     <w:pPr>
       <w:pStyle w:val="Normal"/>
       <w:widowControl w:val="false"/>
-      <w:spacing w:lineRule="auto" w:line="240"/>
+      <w:spacing w:line="240" w:lineRule="auto"/>
       <w:ind w:end="4"/>
       <w:jc w:val="center"/>
       <w:rPr>
@@ -2075,11 +2080,11 @@
       <w:t>{{unidade}}</w:t>
     </w:r>
   </w:p>
-  <w:p>
+  <w:p xmlns:wp14="http://schemas.microsoft.com/office/word/2010/wordml" wp14:textId="77777777">
     <w:pPr>
       <w:pStyle w:val="Normal"/>
       <w:widowControl w:val="false"/>
-      <w:spacing w:lineRule="auto" w:line="240"/>
+      <w:spacing w:line="240" w:lineRule="auto"/>
       <w:ind w:end="4"/>
       <w:jc w:val="center"/>
       <w:rPr>
@@ -2098,11 +2103,11 @@
       </w:rPr>
     </w:r>
   </w:p>
-  <w:p>
+  <w:p xmlns:wp14="http://schemas.microsoft.com/office/word/2010/wordml" wp14:textId="77777777">
     <w:pPr>
       <w:pStyle w:val="Normal"/>
       <w:widowControl w:val="false"/>
-      <w:spacing w:lineRule="auto" w:line="240"/>
+      <w:spacing w:line="240" w:lineRule="auto"/>
       <w:ind w:end="4"/>
       <w:jc w:val="center"/>
       <w:rPr>
@@ -2121,7 +2126,7 @@
       </w:rPr>
     </w:r>
   </w:p>
-  <w:p>
+  <w:p xmlns:wp14="http://schemas.microsoft.com/office/word/2010/wordml" wp14:textId="77777777">
     <w:pPr>
       <w:pStyle w:val="Normal"/>
       <w:rPr/>
@@ -2134,12 +2139,12 @@
 </file>
 
 <file path=word/header3.xml><?xml version="1.0" encoding="utf-8"?>
-<w:hdr xmlns:o="urn:schemas-microsoft-com:office:office" xmlns:r="http://schemas.openxmlformats.org/officeDocument/2006/relationships" xmlns:v="urn:schemas-microsoft-com:vml" xmlns:w="http://schemas.openxmlformats.org/wordprocessingml/2006/main" xmlns:w10="urn:schemas-microsoft-com:office:word" xmlns:wp="http://schemas.openxmlformats.org/drawingml/2006/wordprocessingDrawing" xmlns:pic="http://schemas.openxmlformats.org/drawingml/2006/picture" xmlns:wps="http://schemas.microsoft.com/office/word/2010/wordprocessingShape" xmlns:wpg="http://schemas.microsoft.com/office/word/2010/wordprocessingGroup" xmlns:mc="http://schemas.openxmlformats.org/markup-compatibility/2006" xmlns:wp14="http://schemas.microsoft.com/office/word/2010/wordprocessingDrawing" xmlns:w14="http://schemas.microsoft.com/office/word/2010/wordml" xmlns:w15="http://schemas.microsoft.com/office/word/2012/wordml" mc:Ignorable="w14 wp14 w15">
-  <w:p>
+<w:hdr xmlns:o="urn:schemas-microsoft-com:office:office" xmlns:r="http://schemas.openxmlformats.org/officeDocument/2006/relationships" xmlns:v="urn:schemas-microsoft-com:vml" xmlns:w="http://schemas.openxmlformats.org/wordprocessingml/2006/main" xmlns:w10="urn:schemas-microsoft-com:office:word" xmlns:wp="http://schemas.openxmlformats.org/drawingml/2006/wordprocessingDrawing" xmlns:pic="http://schemas.openxmlformats.org/drawingml/2006/picture" xmlns:wps="http://schemas.microsoft.com/office/word/2010/wordprocessingShape" xmlns:wpg="http://schemas.microsoft.com/office/word/2010/wordprocessingGroup" xmlns:mc="http://schemas.openxmlformats.org/markup-compatibility/2006" xmlns:wp14="http://schemas.microsoft.com/office/word/2010/wordprocessingDrawing" xmlns:w14="http://schemas.microsoft.com/office/word/2010/wordml" xmlns:w15="http://schemas.microsoft.com/office/word/2012/wordml" xmlns:a="http://schemas.openxmlformats.org/drawingml/2006/main" mc:Ignorable="w14 wp14 w15">
+  <w:p xmlns:wp14="http://schemas.microsoft.com/office/word/2010/wordml" wp14:textId="77777777">
     <w:pPr>
       <w:pStyle w:val="Normal"/>
       <w:widowControl w:val="false"/>
-      <w:spacing w:lineRule="auto" w:line="360"/>
+      <w:spacing w:line="360" w:lineRule="auto"/>
       <w:ind w:end="0"/>
       <w:jc w:val="center"/>
       <w:rPr>
@@ -2152,7 +2157,7 @@
     <w:r>
       <w:rPr/>
       <w:drawing>
-        <wp:inline distT="0" distB="0" distL="0" distR="0">
+        <wp:inline xmlns:wp14="http://schemas.microsoft.com/office/word/2010/wordprocessingDrawing" distT="0" distB="0" distL="0" distR="0" wp14:anchorId="05591B2A" wp14:editId="7777777">
           <wp:extent cx="895350" cy="1142365"/>
           <wp:effectExtent l="0" t="0" r="0" b="0"/>
           <wp:docPr id="2" name="image2.png"/>
@@ -2192,11 +2197,11 @@
       </w:drawing>
     </w:r>
   </w:p>
-  <w:p>
+  <w:p xmlns:wp14="http://schemas.microsoft.com/office/word/2010/wordml" wp14:textId="77777777">
     <w:pPr>
       <w:pStyle w:val="Normal"/>
       <w:widowControl w:val="false"/>
-      <w:spacing w:lineRule="auto" w:line="240"/>
+      <w:spacing w:line="240" w:lineRule="auto"/>
       <w:ind w:end="4"/>
       <w:jc w:val="center"/>
       <w:rPr>
@@ -2216,11 +2221,11 @@
       <w:t>SECRETARIA DE ESTADO DA SEGURANÇA PÚBLICA</w:t>
     </w:r>
   </w:p>
-  <w:p>
+  <w:p xmlns:wp14="http://schemas.microsoft.com/office/word/2010/wordml" wp14:textId="77777777">
     <w:pPr>
       <w:pStyle w:val="Normal"/>
       <w:widowControl w:val="false"/>
-      <w:spacing w:lineRule="auto" w:line="240"/>
+      <w:spacing w:line="240" w:lineRule="auto"/>
       <w:ind w:end="4"/>
       <w:jc w:val="center"/>
       <w:rPr>
@@ -2240,11 +2245,11 @@
       <w:t>POLÍCIA CIVIL DO PARANÁ</w:t>
     </w:r>
   </w:p>
-  <w:p>
+  <w:p xmlns:wp14="http://schemas.microsoft.com/office/word/2010/wordml" wp14:textId="77777777">
     <w:pPr>
       <w:pStyle w:val="Normal"/>
       <w:widowControl w:val="false"/>
-      <w:spacing w:lineRule="auto" w:line="240"/>
+      <w:spacing w:line="240" w:lineRule="auto"/>
       <w:ind w:end="4"/>
       <w:jc w:val="center"/>
       <w:rPr>
@@ -2264,11 +2269,11 @@
       <w:t>{{divisao}}</w:t>
     </w:r>
   </w:p>
-  <w:p>
+  <w:p xmlns:wp14="http://schemas.microsoft.com/office/word/2010/wordml" wp14:textId="77777777">
     <w:pPr>
       <w:pStyle w:val="Normal"/>
       <w:widowControl w:val="false"/>
-      <w:spacing w:lineRule="auto" w:line="240"/>
+      <w:spacing w:line="240" w:lineRule="auto"/>
       <w:ind w:end="4"/>
       <w:jc w:val="center"/>
       <w:rPr>
@@ -2288,11 +2293,11 @@
       <w:t>{{unidade}}</w:t>
     </w:r>
   </w:p>
-  <w:p>
+  <w:p xmlns:wp14="http://schemas.microsoft.com/office/word/2010/wordml" wp14:textId="77777777">
     <w:pPr>
       <w:pStyle w:val="Normal"/>
       <w:widowControl w:val="false"/>
-      <w:spacing w:lineRule="auto" w:line="240"/>
+      <w:spacing w:line="240" w:lineRule="auto"/>
       <w:ind w:end="4"/>
       <w:jc w:val="center"/>
       <w:rPr>
@@ -2311,11 +2316,11 @@
       </w:rPr>
     </w:r>
   </w:p>
-  <w:p>
+  <w:p xmlns:wp14="http://schemas.microsoft.com/office/word/2010/wordml" wp14:textId="77777777">
     <w:pPr>
       <w:pStyle w:val="Normal"/>
       <w:widowControl w:val="false"/>
-      <w:spacing w:lineRule="auto" w:line="240"/>
+      <w:spacing w:line="240" w:lineRule="auto"/>
       <w:ind w:end="4"/>
       <w:jc w:val="center"/>
       <w:rPr>
@@ -2334,7 +2339,7 @@
       </w:rPr>
     </w:r>
   </w:p>
-  <w:p>
+  <w:p xmlns:wp14="http://schemas.microsoft.com/office/word/2010/wordml" wp14:textId="77777777">
     <w:pPr>
       <w:pStyle w:val="Normal"/>
       <w:rPr/>
@@ -2466,6 +2471,7 @@
       </w:pPr>
       <w:rPr/>
     </w:lvl>
+    <w:nsid w:val="519c248c"/>
   </w:abstractNum>
   <w:abstractNum w:abstractNumId="2">
     <w:lvl w:ilvl="0">
@@ -2585,6 +2591,7 @@
         <w:ind w:start="0" w:hanging="0"/>
       </w:pPr>
     </w:lvl>
+    <w:nsid w:val="4ef1714a"/>
   </w:abstractNum>
   <w:num w:numId="1">
     <w:abstractNumId w:val="1"/>
@@ -2596,7 +2603,7 @@
 </file>
 
 <file path=word/styles.xml><?xml version="1.0" encoding="utf-8"?>
-<w:styles xmlns:w="http://schemas.openxmlformats.org/wordprocessingml/2006/main" xmlns:w14="http://schemas.microsoft.com/office/word/2010/wordml" xmlns:mc="http://schemas.openxmlformats.org/markup-compatibility/2006" mc:Ignorable="w14">
+<w:styles xmlns:wp14="http://schemas.microsoft.com/office/word/2010/wordprocessingDrawing" xmlns:w="http://schemas.openxmlformats.org/wordprocessingml/2006/main" xmlns:w14="http://schemas.microsoft.com/office/word/2010/wordml" xmlns:mc="http://schemas.openxmlformats.org/markup-compatibility/2006" mc:Ignorable="w14 wp14">
   <w:docDefaults>
     <w:rPrDefault>
       <w:rPr>
@@ -2997,7 +3004,7 @@
       <w:widowControl/>
       <w:suppressAutoHyphens w:val="true"/>
       <w:bidi w:val="0"/>
-      <w:spacing w:lineRule="auto" w:line="276" w:before="0" w:after="0"/>
+      <w:spacing w:before="0" w:after="0" w:line="276" w:lineRule="auto"/>
       <w:jc w:val="start"/>
     </w:pPr>
     <w:rPr>
@@ -3162,7 +3169,7 @@
     <w:name w:val="Body Text"/>
     <w:basedOn w:val="Normal"/>
     <w:pPr>
-      <w:spacing w:lineRule="auto" w:line="276" w:before="0" w:after="140"/>
+      <w:spacing w:before="0" w:after="140" w:line="276" w:lineRule="auto"/>
     </w:pPr>
     <w:rPr/>
   </w:style>
@@ -3283,10 +3290,10 @@
     <w:pPr>
       <w:tabs>
         <w:tab w:val="clear" w:pos="720"/>
-        <w:tab w:val="center" w:pos="4680" w:leader="none"/>
-        <w:tab w:val="right" w:pos="9360" w:leader="none"/>
+        <w:tab w:val="center" w:leader="none" w:pos="4680"/>
+        <w:tab w:val="right" w:leader="none" w:pos="9360"/>
       </w:tabs>
-      <w:spacing w:lineRule="auto" w:line="240" w:before="0" w:after="0"/>
+      <w:spacing w:before="0" w:after="0" w:line="240" w:lineRule="auto"/>
     </w:pPr>
     <w:rPr/>
   </w:style>
@@ -3316,7 +3323,7 @@
     <w:unhideWhenUsed/>
     <w:qFormat/>
   </w:style>
-  <w:style w:type="table" w:default="1" w:styleId="Tabelanormal">
+  <w:style w:type="table" w:styleId="Tabelanormal" w:default="1">
     <w:name w:val="Normal Table"/>
     <w:uiPriority w:val="99"/>
     <w:semiHidden/>
@@ -3330,7 +3337,7 @@
       </w:tblCellMar>
     </w:tblPr>
   </w:style>
-  <w:style w:type="table" w:customStyle="1" w:styleId="TableNormal">
+  <w:style w:type="table" w:styleId="TableNormal" w:customStyle="1">
     <w:name w:val="TableNormal"/>
     <w:tblPr>
       <w:tblCellMar>

--- a/documentos/resources/plano_trabalho_multievento.docx
+++ b/documentos/resources/plano_trabalho_multievento.docx
@@ -2,11 +2,11 @@
 <file path=word/document.xml><?xml version="1.0" encoding="utf-8"?>
 <w:document xmlns:o="urn:schemas-microsoft-com:office:office" xmlns:r="http://schemas.openxmlformats.org/officeDocument/2006/relationships" xmlns:v="urn:schemas-microsoft-com:vml" xmlns:w="http://schemas.openxmlformats.org/wordprocessingml/2006/main" xmlns:w10="urn:schemas-microsoft-com:office:word" xmlns:wp="http://schemas.openxmlformats.org/drawingml/2006/wordprocessingDrawing" xmlns:pic="http://schemas.openxmlformats.org/drawingml/2006/picture" xmlns:wps="http://schemas.microsoft.com/office/word/2010/wordprocessingShape" xmlns:wpg="http://schemas.microsoft.com/office/word/2010/wordprocessingGroup" xmlns:mc="http://schemas.openxmlformats.org/markup-compatibility/2006" xmlns:wp14="http://schemas.microsoft.com/office/word/2010/wordprocessingDrawing" xmlns:w14="http://schemas.microsoft.com/office/word/2010/wordml" xmlns:w15="http://schemas.microsoft.com/office/word/2012/wordml" mc:Ignorable="w14 wp14 w15">
   <w:body>
-    <w:p xmlns:wp14="http://schemas.microsoft.com/office/word/2010/wordml" wp14:textId="77777777">
-      <w:pPr>
-        <w:pStyle w:val="Normal"/>
-        <w:widowControl w:val="false"/>
-        <w:spacing w:before="147" w:after="0" w:line="240" w:lineRule="auto"/>
+    <w:p>
+      <w:pPr>
+        <w:pStyle w:val="Normal"/>
+        <w:widowControl w:val="false"/>
+        <w:spacing w:lineRule="auto" w:line="240" w:before="147" w:after="0"/>
         <w:jc w:val="center"/>
         <w:rPr>
           <w:b/>
@@ -26,11 +26,11 @@
         </w:rPr>
       </w:r>
     </w:p>
-    <w:p xmlns:wp14="http://schemas.microsoft.com/office/word/2010/wordml" wp14:textId="77777777">
-      <w:pPr>
-        <w:pStyle w:val="Normal"/>
-        <w:widowControl w:val="false"/>
-        <w:spacing w:before="147" w:after="0" w:line="240" w:lineRule="auto"/>
+    <w:p>
+      <w:pPr>
+        <w:pStyle w:val="Normal"/>
+        <w:widowControl w:val="false"/>
+        <w:spacing w:lineRule="auto" w:line="240" w:before="147" w:after="0"/>
         <w:jc w:val="center"/>
         <w:rPr>
           <w:b/>
@@ -50,11 +50,11 @@
         </w:rPr>
       </w:r>
     </w:p>
-    <w:p xmlns:wp14="http://schemas.microsoft.com/office/word/2010/wordml" wp14:textId="77777777">
-      <w:pPr>
-        <w:pStyle w:val="Normal"/>
-        <w:widowControl w:val="false"/>
-        <w:spacing w:before="147" w:after="0" w:line="240" w:lineRule="auto"/>
+    <w:p>
+      <w:pPr>
+        <w:pStyle w:val="Normal"/>
+        <w:widowControl w:val="false"/>
+        <w:spacing w:lineRule="auto" w:line="240" w:before="147" w:after="0"/>
         <w:jc w:val="center"/>
         <w:rPr>
           <w:b/>
@@ -74,11 +74,11 @@
         </w:rPr>
       </w:r>
     </w:p>
-    <w:p xmlns:wp14="http://schemas.microsoft.com/office/word/2010/wordml" wp14:textId="77777777">
-      <w:pPr>
-        <w:pStyle w:val="Normal"/>
-        <w:widowControl w:val="false"/>
-        <w:spacing w:before="147" w:after="0" w:line="240" w:lineRule="auto"/>
+    <w:p>
+      <w:pPr>
+        <w:pStyle w:val="Normal"/>
+        <w:widowControl w:val="false"/>
+        <w:spacing w:lineRule="auto" w:line="240" w:before="147" w:after="0"/>
         <w:jc w:val="center"/>
         <w:rPr>
           <w:rFonts w:ascii="Arial" w:hAnsi="Arial"/>
@@ -95,11 +95,11 @@
         <w:t>PLANO DE TRABALHO Nº{{numero_plano_trabalho}}</w:t>
       </w:r>
     </w:p>
-    <w:p xmlns:wp14="http://schemas.microsoft.com/office/word/2010/wordml" wp14:textId="77777777">
-      <w:pPr>
-        <w:pStyle w:val="Normal"/>
-        <w:widowControl w:val="false"/>
-        <w:spacing w:before="147" w:after="0" w:line="240" w:lineRule="auto"/>
+    <w:p>
+      <w:pPr>
+        <w:pStyle w:val="Normal"/>
+        <w:widowControl w:val="false"/>
+        <w:spacing w:lineRule="auto" w:line="240" w:before="147" w:after="0"/>
         <w:jc w:val="center"/>
         <w:rPr>
           <w:rFonts w:ascii="Arial" w:hAnsi="Arial"/>
@@ -116,11 +116,11 @@
         <w:t>{{unidade}}</w:t>
       </w:r>
     </w:p>
-    <w:p xmlns:wp14="http://schemas.microsoft.com/office/word/2010/wordml" wp14:textId="77777777">
-      <w:pPr>
-        <w:pStyle w:val="Normal"/>
-        <w:widowControl w:val="false"/>
-        <w:spacing w:before="147" w:after="0" w:line="240" w:lineRule="auto"/>
+    <w:p>
+      <w:pPr>
+        <w:pStyle w:val="Normal"/>
+        <w:widowControl w:val="false"/>
+        <w:spacing w:lineRule="auto" w:line="240" w:before="147" w:after="0"/>
         <w:jc w:val="center"/>
         <w:rPr>
           <w:rFonts w:ascii="Arial" w:hAnsi="Arial"/>
@@ -130,11 +130,11 @@
         <w:rPr/>
       </w:r>
     </w:p>
-    <w:p xmlns:wp14="http://schemas.microsoft.com/office/word/2010/wordml" wp14:textId="77777777">
-      <w:pPr>
-        <w:pStyle w:val="Normal"/>
-        <w:widowControl w:val="false"/>
-        <w:spacing w:before="147" w:after="0" w:line="240" w:lineRule="auto"/>
+    <w:p>
+      <w:pPr>
+        <w:pStyle w:val="Normal"/>
+        <w:widowControl w:val="false"/>
+        <w:spacing w:lineRule="auto" w:line="240" w:before="147" w:after="0"/>
         <w:jc w:val="center"/>
         <w:rPr>
           <w:rFonts w:ascii="Arial" w:hAnsi="Arial"/>
@@ -144,11 +144,11 @@
         <w:rPr/>
       </w:r>
     </w:p>
-    <w:p xmlns:wp14="http://schemas.microsoft.com/office/word/2010/wordml" wp14:textId="77777777">
-      <w:pPr>
-        <w:pStyle w:val="Normal"/>
-        <w:widowControl w:val="false"/>
-        <w:spacing w:before="147" w:after="0" w:line="240" w:lineRule="auto"/>
+    <w:p>
+      <w:pPr>
+        <w:pStyle w:val="Normal"/>
+        <w:widowControl w:val="false"/>
+        <w:spacing w:lineRule="auto" w:line="240" w:before="147" w:after="0"/>
         <w:jc w:val="center"/>
         <w:rPr>
           <w:rFonts w:ascii="Arial" w:hAnsi="Arial"/>
@@ -158,11 +158,11 @@
         <w:rPr/>
       </w:r>
     </w:p>
-    <w:p xmlns:wp14="http://schemas.microsoft.com/office/word/2010/wordml" wp14:textId="77777777">
-      <w:pPr>
-        <w:pStyle w:val="Normal"/>
-        <w:widowControl w:val="false"/>
-        <w:spacing w:before="147" w:after="0" w:line="240" w:lineRule="auto"/>
+    <w:p>
+      <w:pPr>
+        <w:pStyle w:val="Normal"/>
+        <w:widowControl w:val="false"/>
+        <w:spacing w:lineRule="auto" w:line="240" w:before="147" w:after="0"/>
         <w:jc w:val="center"/>
         <w:rPr>
           <w:rFonts w:ascii="Arial" w:hAnsi="Arial"/>
@@ -172,11 +172,11 @@
         <w:rPr/>
       </w:r>
     </w:p>
-    <w:p xmlns:wp14="http://schemas.microsoft.com/office/word/2010/wordml" wp14:textId="77777777">
-      <w:pPr>
-        <w:pStyle w:val="Normal"/>
-        <w:widowControl w:val="false"/>
-        <w:spacing w:before="147" w:after="0" w:line="240" w:lineRule="auto"/>
+    <w:p>
+      <w:pPr>
+        <w:pStyle w:val="Normal"/>
+        <w:widowControl w:val="false"/>
+        <w:spacing w:lineRule="auto" w:line="240" w:before="147" w:after="0"/>
         <w:jc w:val="center"/>
         <w:rPr>
           <w:rFonts w:ascii="Arial" w:hAnsi="Arial"/>
@@ -186,7 +186,7 @@
         <w:rPr/>
       </w:r>
     </w:p>
-    <w:p xmlns:wp14="http://schemas.microsoft.com/office/word/2010/wordml" wp14:textId="77777777">
+    <w:p>
       <w:pPr>
         <w:pStyle w:val="Normal"/>
         <w:keepNext w:val="true"/>
@@ -198,13 +198,13 @@
         </w:numPr>
         <w:tabs>
           <w:tab w:val="clear" w:pos="720"/>
-          <w:tab w:val="left" w:leader="none" w:pos="168"/>
-          <w:tab w:val="left" w:leader="none" w:pos="288"/>
+          <w:tab w:val="left" w:pos="168" w:leader="none"/>
+          <w:tab w:val="left" w:pos="288" w:leader="none"/>
         </w:tabs>
         <w:suppressAutoHyphens w:val="true"/>
         <w:bidi w:val="0"/>
-        <w:spacing w:before="261" w:after="114" w:line="240" w:lineRule="auto"/>
-        <w:ind w:start="360" w:end="0" w:hanging="360"/>
+        <w:spacing w:lineRule="auto" w:line="240" w:before="261" w:after="114"/>
+        <w:ind w:hanging="360" w:start="360" w:end="0"/>
         <w:rPr>
           <w:rFonts w:ascii="Arial" w:hAnsi="Arial"/>
           <w:b/>
@@ -221,7 +221,7 @@
         <w:t>BREVE CONTEXTUALIZAÇÃO</w:t>
       </w:r>
     </w:p>
-    <w:p xmlns:wp14="http://schemas.microsoft.com/office/word/2010/wordml" wp14:textId="77777777">
+    <w:p>
       <w:pPr>
         <w:pStyle w:val="Normal"/>
         <w:keepNext w:val="true"/>
@@ -229,13 +229,13 @@
         <w:widowControl w:val="false"/>
         <w:tabs>
           <w:tab w:val="clear" w:pos="720"/>
-          <w:tab w:val="left" w:leader="none" w:pos="168"/>
-          <w:tab w:val="left" w:leader="none" w:pos="288"/>
+          <w:tab w:val="left" w:pos="168" w:leader="none"/>
+          <w:tab w:val="left" w:pos="288" w:leader="none"/>
         </w:tabs>
         <w:suppressAutoHyphens w:val="true"/>
         <w:bidi w:val="0"/>
-        <w:spacing w:before="261" w:after="114" w:line="240" w:lineRule="auto"/>
-        <w:ind w:start="0" w:end="0" w:hanging="0"/>
+        <w:spacing w:lineRule="auto" w:line="240" w:before="261" w:after="114"/>
+        <w:ind w:hanging="0" w:start="0" w:end="0"/>
         <w:rPr>
           <w:rFonts w:ascii="Arial" w:hAnsi="Arial"/>
           <w:b/>
@@ -253,14 +253,14 @@
         </w:rPr>
       </w:r>
     </w:p>
-    <w:p xmlns:wp14="http://schemas.microsoft.com/office/word/2010/wordml" wp14:textId="77777777">
+    <w:p>
       <w:pPr>
         <w:pStyle w:val="Normal"/>
         <w:keepNext w:val="true"/>
         <w:keepLines/>
         <w:widowControl w:val="false"/>
         <w:bidi w:val="0"/>
-        <w:spacing w:before="90" w:after="0" w:line="240" w:lineRule="auto"/>
+        <w:spacing w:lineRule="auto" w:line="240" w:before="90" w:after="0"/>
         <w:ind w:start="0" w:end="0"/>
         <w:rPr>
           <w:rFonts w:ascii="Arial" w:hAnsi="Arial"/>
@@ -276,7 +276,7 @@
         <w:t>{{contextualizacao}}</w:t>
       </w:r>
     </w:p>
-    <w:p xmlns:wp14="http://schemas.microsoft.com/office/word/2010/wordml" wp14:textId="77777777">
+    <w:p>
       <w:pPr>
         <w:pStyle w:val="Normal"/>
         <w:widowControl w:val="false"/>
@@ -285,8 +285,8 @@
           <w:numId w:val="0"/>
         </w:numPr>
         <w:bidi w:val="0"/>
-        <w:spacing w:before="204" w:after="57" w:line="240" w:lineRule="auto"/>
-        <w:ind w:start="0" w:end="0" w:hanging="0"/>
+        <w:spacing w:lineRule="auto" w:line="240" w:before="204" w:after="57"/>
+        <w:ind w:hanging="0" w:start="0" w:end="0"/>
         <w:jc w:val="start"/>
         <w:rPr>
           <w:rFonts w:ascii="Arial" w:hAnsi="Arial"/>
@@ -305,7 +305,7 @@
         </w:rPr>
       </w:r>
     </w:p>
-    <w:p xmlns:wp14="http://schemas.microsoft.com/office/word/2010/wordml" wp14:textId="77777777">
+    <w:p>
       <w:pPr>
         <w:pStyle w:val="Normal"/>
         <w:keepNext w:val="true"/>
@@ -318,12 +318,12 @@
         <w:suppressLineNumbers w:val="0"/>
         <w:tabs>
           <w:tab w:val="clear" w:pos="720"/>
-          <w:tab w:val="left" w:leader="none" w:pos="168"/>
-          <w:tab w:val="left" w:leader="none" w:pos="288"/>
+          <w:tab w:val="left" w:pos="168" w:leader="none"/>
+          <w:tab w:val="left" w:pos="288" w:leader="none"/>
         </w:tabs>
         <w:bidi w:val="0"/>
-        <w:spacing w:before="261" w:beforeAutospacing="0" w:after="114" w:afterAutospacing="0" w:line="240" w:lineRule="auto"/>
-        <w:ind w:start="360" w:end="0" w:hanging="360"/>
+        <w:spacing w:lineRule="auto" w:line="240" w:beforeAutospacing="0" w:before="261" w:afterAutospacing="0" w:after="114"/>
+        <w:ind w:hanging="360" w:start="360" w:end="0"/>
         <w:jc w:val="start"/>
         <w:rPr>
           <w:b/>
@@ -342,59 +342,13 @@
         <w:t>METAS ESTABELECIDAS</w:t>
       </w:r>
     </w:p>
-    <w:p xmlns:wp14="http://schemas.microsoft.com/office/word/2010/wordml" wp14:textId="77777777">
-      <w:pPr>
-        <w:pStyle w:val="Normal"/>
-        <w:keepNext w:val="1"/>
-        <w:keepLines w:val="1"/>
-        <w:widowControl w:val="0"/>
-      </w:pPr>
-      <w:r>
-        <w:rPr>
-          <w:b w:val="0"/>
-          <w:bCs w:val="0"/>
-          <w:sz w:val="20"/>
-          <w:szCs w:val="20"/>
-        </w:rPr>
-        <w:t>{%p for ev in eventos %}</w:t>
-      </w:r>
-    </w:p>
-    <w:p xmlns:wp14="http://schemas.microsoft.com/office/word/2010/wordml" wp14:textId="77777777">
-      <w:pPr>
-        <w:pStyle w:val="Normal"/>
-        <w:keepNext w:val="true"/>
-        <w:keepLines/>
-        <w:widowControl w:val="false"/>
-        <w:spacing w:before="147" w:after="0" w:line="240" w:lineRule="auto"/>
-        <w:ind w:start="270" w:end="0" w:hanging="0"/>
-        <w:rPr>
-          <w:rFonts w:ascii="Arial" w:hAnsi="Arial"/>
-        </w:rPr>
-      </w:pPr>
-      <w:r>
-        <w:rPr>
-          <w:b/>
-          <w:bCs/>
-          <w:sz w:val="20"/>
-          <w:szCs w:val="20"/>
-        </w:rPr>
-        <w:t>{{ ev.data_header }}:</w:t>
-      </w:r>
-    </w:p>
-    <w:p xmlns:wp14="http://schemas.microsoft.com/office/word/2010/wordml" wp14:textId="77777777">
-      <w:pPr>
-        <w:pStyle w:val="Normal"/>
-        <w:keepNext w:val="true"/>
-        <w:keepLines/>
-        <w:widowControl w:val="false"/>
-        <w:suppressAutoHyphens w:val="true"/>
-        <w:bidi w:val="0"/>
-        <w:spacing w:before="147" w:after="0" w:line="240" w:lineRule="auto"/>
-        <w:ind w:start="567" w:end="0" w:hanging="0"/>
-        <w:jc w:val="start"/>
-        <w:rPr>
-          <w:rFonts w:ascii="Arial" w:hAnsi="Arial"/>
-        </w:rPr>
+    <w:p>
+      <w:pPr>
+        <w:pStyle w:val="Normal"/>
+        <w:keepNext w:val="true"/>
+        <w:keepLines/>
+        <w:widowControl w:val="false"/>
+        <w:rPr/>
       </w:pPr>
       <w:r>
         <w:rPr>
@@ -403,40 +357,91 @@
           <w:sz w:val="20"/>
           <w:szCs w:val="20"/>
         </w:rPr>
-        <w:t>{{ ev.metas }}</w:t>
-      </w:r>
-    </w:p>
-    <w:p xmlns:wp14="http://schemas.microsoft.com/office/word/2010/wordml" wp14:textId="77777777">
-      <w:pPr>
-        <w:pStyle w:val="Normal"/>
-        <w:keepNext w:val="1"/>
-        <w:keepLines w:val="1"/>
-        <w:widowControl w:val="0"/>
-        <w:spacing w:before="147" w:after="0" w:line="240" w:lineRule="auto"/>
-        <w:ind w:start="270" w:end="0" w:hanging="0"/>
-        <w:rPr>
-          <w:rFonts w:ascii="Arial" w:hAnsi="Arial"/>
-        </w:rPr>
-      </w:pPr>
-    </w:p>
-    <w:p xmlns:wp14="http://schemas.microsoft.com/office/word/2010/wordml" wp14:textId="77777777">
-      <w:pPr>
-        <w:pStyle w:val="Normal"/>
-        <w:keepNext w:val="1"/>
-        <w:keepLines w:val="1"/>
-        <w:widowControl w:val="0"/>
-      </w:pPr>
-      <w:r>
-        <w:rPr>
-          <w:b w:val="0"/>
-          <w:bCs w:val="0"/>
+        <w:t>{%p for ev in eventos %}</w:t>
+      </w:r>
+    </w:p>
+    <w:p>
+      <w:pPr>
+        <w:pStyle w:val="Normal"/>
+        <w:keepNext w:val="true"/>
+        <w:keepLines/>
+        <w:widowControl w:val="false"/>
+        <w:spacing w:lineRule="auto" w:line="240" w:before="147" w:after="0"/>
+        <w:ind w:hanging="0" w:start="270" w:end="0"/>
+        <w:rPr>
+          <w:rFonts w:ascii="Arial" w:hAnsi="Arial"/>
+        </w:rPr>
+      </w:pPr>
+      <w:r>
+        <w:rPr>
+          <w:b/>
+          <w:bCs/>
           <w:sz w:val="20"/>
           <w:szCs w:val="20"/>
         </w:rPr>
+        <w:t>{{ ev.data_header }}:</w:t>
+      </w:r>
+    </w:p>
+    <w:p>
+      <w:pPr>
+        <w:pStyle w:val="Normal"/>
+        <w:keepNext w:val="true"/>
+        <w:keepLines/>
+        <w:widowControl w:val="false"/>
+        <w:suppressAutoHyphens w:val="true"/>
+        <w:bidi w:val="0"/>
+        <w:spacing w:lineRule="auto" w:line="240" w:before="147" w:after="0"/>
+        <w:ind w:hanging="0" w:start="567" w:end="0"/>
+        <w:jc w:val="start"/>
+        <w:rPr>
+          <w:rFonts w:ascii="Arial" w:hAnsi="Arial"/>
+        </w:rPr>
+      </w:pPr>
+      <w:r>
+        <w:rPr>
+          <w:b w:val="false"/>
+          <w:bCs w:val="false"/>
+          <w:sz w:val="20"/>
+          <w:szCs w:val="20"/>
+        </w:rPr>
+        <w:t>{{ ev.metas }}</w:t>
+      </w:r>
+    </w:p>
+    <w:p>
+      <w:pPr>
+        <w:pStyle w:val="Normal"/>
+        <w:keepNext w:val="true"/>
+        <w:keepLines/>
+        <w:widowControl w:val="false"/>
+        <w:spacing w:lineRule="auto" w:line="240" w:before="147" w:after="0"/>
+        <w:ind w:hanging="0" w:start="270" w:end="0"/>
+        <w:rPr>
+          <w:rFonts w:ascii="Arial" w:hAnsi="Arial"/>
+        </w:rPr>
+      </w:pPr>
+      <w:r>
+        <w:rPr/>
+      </w:r>
+    </w:p>
+    <w:p>
+      <w:pPr>
+        <w:pStyle w:val="Normal"/>
+        <w:keepNext w:val="true"/>
+        <w:keepLines/>
+        <w:widowControl w:val="false"/>
+        <w:rPr/>
+      </w:pPr>
+      <w:r>
+        <w:rPr>
+          <w:b w:val="false"/>
+          <w:bCs w:val="false"/>
+          <w:sz w:val="20"/>
+          <w:szCs w:val="20"/>
+        </w:rPr>
         <w:t>{%p endfor %}</w:t>
       </w:r>
     </w:p>
-    <w:p xmlns:wp14="http://schemas.microsoft.com/office/word/2010/wordml" wp14:textId="77777777">
+    <w:p>
       <w:pPr>
         <w:pStyle w:val="Normal"/>
         <w:widowControl w:val="false"/>
@@ -444,8 +449,8 @@
           <w:ilvl w:val="0"/>
           <w:numId w:val="0"/>
         </w:numPr>
-        <w:spacing w:before="147" w:after="0" w:line="240" w:lineRule="auto"/>
-        <w:ind w:start="0" w:end="0" w:hanging="0"/>
+        <w:spacing w:lineRule="auto" w:line="240" w:before="147" w:after="0"/>
+        <w:ind w:hanging="0" w:start="0" w:end="0"/>
         <w:rPr>
           <w:rFonts w:ascii="Arial" w:hAnsi="Arial"/>
           <w:b/>
@@ -463,7 +468,7 @@
         </w:rPr>
       </w:r>
     </w:p>
-    <w:p xmlns:wp14="http://schemas.microsoft.com/office/word/2010/wordml" wp14:textId="77777777">
+    <w:p>
       <w:pPr>
         <w:pStyle w:val="Normal"/>
         <w:keepNext w:val="true"/>
@@ -476,12 +481,12 @@
         <w:suppressLineNumbers w:val="0"/>
         <w:tabs>
           <w:tab w:val="clear" w:pos="720"/>
-          <w:tab w:val="left" w:leader="none" w:pos="168"/>
-          <w:tab w:val="left" w:leader="none" w:pos="288"/>
+          <w:tab w:val="left" w:pos="168" w:leader="none"/>
+          <w:tab w:val="left" w:pos="288" w:leader="none"/>
         </w:tabs>
         <w:bidi w:val="0"/>
-        <w:spacing w:before="261" w:beforeAutospacing="0" w:after="114" w:afterAutospacing="0" w:line="240" w:lineRule="auto"/>
-        <w:ind w:start="360" w:end="0" w:hanging="360"/>
+        <w:spacing w:lineRule="auto" w:line="240" w:beforeAutospacing="0" w:before="261" w:afterAutospacing="0" w:after="114"/>
+        <w:ind w:hanging="360" w:start="360" w:end="0"/>
         <w:jc w:val="start"/>
         <w:rPr>
           <w:b/>
@@ -500,59 +505,13 @@
         <w:t>ATIVIDADES A SEREM DESENVOLVIDAS</w:t>
       </w:r>
     </w:p>
-    <w:p xmlns:wp14="http://schemas.microsoft.com/office/word/2010/wordml" wp14:textId="77777777">
-      <w:pPr>
-        <w:pStyle w:val="Normal"/>
-        <w:keepNext w:val="1"/>
-        <w:keepLines w:val="1"/>
-        <w:widowControl w:val="0"/>
-      </w:pPr>
-      <w:r>
-        <w:rPr>
-          <w:b w:val="0"/>
-          <w:bCs w:val="0"/>
-          <w:sz w:val="20"/>
-          <w:szCs w:val="20"/>
-        </w:rPr>
-        <w:t>{%p for ev in eventos %}</w:t>
-      </w:r>
-    </w:p>
-    <w:p xmlns:wp14="http://schemas.microsoft.com/office/word/2010/wordml" wp14:textId="77777777">
-      <w:pPr>
-        <w:pStyle w:val="Normal"/>
-        <w:keepNext w:val="true"/>
-        <w:keepLines/>
-        <w:widowControl w:val="false"/>
-        <w:spacing w:before="147" w:after="0" w:line="240" w:lineRule="auto"/>
-        <w:ind w:start="270" w:end="0" w:hanging="0"/>
-        <w:rPr>
-          <w:rFonts w:ascii="Arial" w:hAnsi="Arial"/>
-        </w:rPr>
-      </w:pPr>
-      <w:r>
-        <w:rPr>
-          <w:b/>
-          <w:bCs/>
-          <w:sz w:val="20"/>
-          <w:szCs w:val="20"/>
-        </w:rPr>
-        <w:t>{{ ev.data_header }}:</w:t>
-      </w:r>
-    </w:p>
-    <w:p xmlns:wp14="http://schemas.microsoft.com/office/word/2010/wordml" wp14:textId="77777777">
-      <w:pPr>
-        <w:pStyle w:val="Normal"/>
-        <w:keepNext w:val="true"/>
-        <w:keepLines/>
-        <w:widowControl w:val="false"/>
-        <w:suppressAutoHyphens w:val="true"/>
-        <w:bidi w:val="0"/>
-        <w:spacing w:before="147" w:after="0" w:line="240" w:lineRule="auto"/>
-        <w:ind w:start="567" w:end="0" w:hanging="0"/>
-        <w:jc w:val="start"/>
-        <w:rPr>
-          <w:rFonts w:ascii="Arial" w:hAnsi="Arial"/>
-        </w:rPr>
+    <w:p>
+      <w:pPr>
+        <w:pStyle w:val="Normal"/>
+        <w:keepNext w:val="true"/>
+        <w:keepLines/>
+        <w:widowControl w:val="false"/>
+        <w:rPr/>
       </w:pPr>
       <w:r>
         <w:rPr>
@@ -561,45 +520,96 @@
           <w:sz w:val="20"/>
           <w:szCs w:val="20"/>
         </w:rPr>
-        <w:t>{{ ev.atividades }}</w:t>
-      </w:r>
-    </w:p>
-    <w:p xmlns:wp14="http://schemas.microsoft.com/office/word/2010/wordml" wp14:textId="77777777">
-      <w:pPr>
-        <w:pStyle w:val="Normal"/>
-        <w:keepNext w:val="1"/>
-        <w:keepLines w:val="1"/>
-        <w:widowControl w:val="0"/>
-        <w:spacing w:before="147" w:after="0" w:line="240" w:lineRule="auto"/>
-        <w:ind w:start="270" w:end="0" w:hanging="0"/>
-        <w:rPr>
-          <w:rFonts w:ascii="Arial" w:hAnsi="Arial"/>
-        </w:rPr>
-      </w:pPr>
-    </w:p>
-    <w:p xmlns:wp14="http://schemas.microsoft.com/office/word/2010/wordml" wp14:textId="77777777">
-      <w:pPr>
-        <w:pStyle w:val="Normal"/>
-        <w:keepNext w:val="1"/>
-        <w:keepLines w:val="1"/>
-        <w:widowControl w:val="0"/>
-      </w:pPr>
-      <w:r>
-        <w:rPr>
-          <w:b w:val="0"/>
-          <w:bCs w:val="0"/>
+        <w:t>{%p for ev in eventos %}</w:t>
+      </w:r>
+    </w:p>
+    <w:p>
+      <w:pPr>
+        <w:pStyle w:val="Normal"/>
+        <w:keepNext w:val="true"/>
+        <w:keepLines/>
+        <w:widowControl w:val="false"/>
+        <w:spacing w:lineRule="auto" w:line="240" w:before="147" w:after="0"/>
+        <w:ind w:hanging="0" w:start="270" w:end="0"/>
+        <w:rPr>
+          <w:rFonts w:ascii="Arial" w:hAnsi="Arial"/>
+        </w:rPr>
+      </w:pPr>
+      <w:r>
+        <w:rPr>
+          <w:b/>
+          <w:bCs/>
           <w:sz w:val="20"/>
           <w:szCs w:val="20"/>
         </w:rPr>
+        <w:t>{{ ev.data_header }}:</w:t>
+      </w:r>
+    </w:p>
+    <w:p>
+      <w:pPr>
+        <w:pStyle w:val="Normal"/>
+        <w:keepNext w:val="true"/>
+        <w:keepLines/>
+        <w:widowControl w:val="false"/>
+        <w:suppressAutoHyphens w:val="true"/>
+        <w:bidi w:val="0"/>
+        <w:spacing w:lineRule="auto" w:line="240" w:before="147" w:after="0"/>
+        <w:ind w:hanging="0" w:start="567" w:end="0"/>
+        <w:jc w:val="start"/>
+        <w:rPr>
+          <w:rFonts w:ascii="Arial" w:hAnsi="Arial"/>
+        </w:rPr>
+      </w:pPr>
+      <w:r>
+        <w:rPr>
+          <w:b w:val="false"/>
+          <w:bCs w:val="false"/>
+          <w:sz w:val="20"/>
+          <w:szCs w:val="20"/>
+        </w:rPr>
+        <w:t>{{ ev.atividades }}</w:t>
+      </w:r>
+    </w:p>
+    <w:p>
+      <w:pPr>
+        <w:pStyle w:val="Normal"/>
+        <w:keepNext w:val="true"/>
+        <w:keepLines/>
+        <w:widowControl w:val="false"/>
+        <w:spacing w:lineRule="auto" w:line="240" w:before="147" w:after="0"/>
+        <w:ind w:hanging="0" w:start="270" w:end="0"/>
+        <w:rPr>
+          <w:rFonts w:ascii="Arial" w:hAnsi="Arial"/>
+        </w:rPr>
+      </w:pPr>
+      <w:r>
+        <w:rPr/>
+      </w:r>
+    </w:p>
+    <w:p>
+      <w:pPr>
+        <w:pStyle w:val="Normal"/>
+        <w:keepNext w:val="true"/>
+        <w:keepLines/>
+        <w:widowControl w:val="false"/>
+        <w:rPr/>
+      </w:pPr>
+      <w:r>
+        <w:rPr>
+          <w:b w:val="false"/>
+          <w:bCs w:val="false"/>
+          <w:sz w:val="20"/>
+          <w:szCs w:val="20"/>
+        </w:rPr>
         <w:t>{%p endfor %}</w:t>
       </w:r>
     </w:p>
-    <w:p xmlns:wp14="http://schemas.microsoft.com/office/word/2010/wordml" wp14:textId="77777777">
-      <w:pPr>
-        <w:pStyle w:val="Normal"/>
-        <w:widowControl w:val="false"/>
-        <w:spacing w:before="147" w:after="0" w:line="240" w:lineRule="auto"/>
-        <w:ind w:start="0" w:end="0" w:hanging="0"/>
+    <w:p>
+      <w:pPr>
+        <w:pStyle w:val="Normal"/>
+        <w:widowControl w:val="false"/>
+        <w:spacing w:lineRule="auto" w:line="240" w:before="147" w:after="0"/>
+        <w:ind w:hanging="0" w:start="0" w:end="0"/>
         <w:rPr>
           <w:rFonts w:ascii="Arial" w:hAnsi="Arial"/>
           <w:b/>
@@ -617,7 +627,7 @@
         </w:rPr>
       </w:r>
     </w:p>
-    <w:p xmlns:wp14="http://schemas.microsoft.com/office/word/2010/wordml" wp14:textId="77777777">
+    <w:p>
       <w:pPr>
         <w:pStyle w:val="Normal"/>
         <w:keepNext w:val="true"/>
@@ -630,12 +640,12 @@
         <w:suppressLineNumbers w:val="0"/>
         <w:tabs>
           <w:tab w:val="clear" w:pos="720"/>
-          <w:tab w:val="left" w:leader="none" w:pos="168"/>
-          <w:tab w:val="left" w:leader="none" w:pos="288"/>
+          <w:tab w:val="left" w:pos="168" w:leader="none"/>
+          <w:tab w:val="left" w:pos="288" w:leader="none"/>
         </w:tabs>
         <w:bidi w:val="0"/>
-        <w:spacing w:before="261" w:beforeAutospacing="0" w:after="114" w:afterAutospacing="0" w:line="240" w:lineRule="auto"/>
-        <w:ind w:start="360" w:end="0" w:hanging="360"/>
+        <w:spacing w:lineRule="auto" w:line="240" w:beforeAutospacing="0" w:before="261" w:afterAutospacing="0" w:after="114"/>
+        <w:ind w:hanging="360" w:start="360" w:end="0"/>
         <w:jc w:val="start"/>
         <w:rPr>
           <w:b/>
@@ -654,66 +664,14 @@
         <w:t>ATUAÇÃO</w:t>
       </w:r>
     </w:p>
-    <w:p xmlns:wp14="http://schemas.microsoft.com/office/word/2010/wordml" wp14:textId="77777777">
-      <w:pPr>
-        <w:pStyle w:val="Normal"/>
-        <w:keepNext w:val="1"/>
-        <w:keepLines w:val="1"/>
-        <w:widowControl w:val="0"/>
-      </w:pPr>
-      <w:r>
-        <w:rPr>
-          <w:b w:val="0"/>
-          <w:bCs w:val="0"/>
-          <w:sz w:val="20"/>
-          <w:szCs w:val="20"/>
-        </w:rPr>
-        <w:t>{%p for ev in eventos %}</w:t>
-      </w:r>
-    </w:p>
-    <w:p xmlns:wp14="http://schemas.microsoft.com/office/word/2010/wordml" wp14:textId="77777777">
-      <w:pPr>
-        <w:pStyle w:val="Normal"/>
-        <w:keepNext w:val="true"/>
-        <w:keepLines/>
-        <w:widowControl w:val="false"/>
-        <w:spacing w:before="147" w:after="0" w:line="240" w:lineRule="auto"/>
-        <w:ind w:start="270" w:end="0" w:hanging="0"/>
-        <w:rPr>
-          <w:rFonts w:ascii="Arial" w:hAnsi="Arial"/>
-        </w:rPr>
-      </w:pPr>
-      <w:r>
-        <w:rPr>
-          <w:b/>
-          <w:bCs/>
-          <w:sz w:val="20"/>
-          <w:szCs w:val="20"/>
-        </w:rPr>
-        <w:t>{{ ev.titulo }}:</w:t>
-      </w:r>
-    </w:p>
-    <w:p xmlns:wp14="http://schemas.microsoft.com/office/word/2010/wordml" wp14:textId="77777777">
-      <w:pPr>
-        <w:pStyle w:val="Normal"/>
-        <w:keepNext w:val="true"/>
-        <w:keepLines/>
-        <w:widowControl w:val="false"/>
-        <w:spacing w:before="147" w:after="0" w:line="240" w:lineRule="auto"/>
-        <w:ind w:start="270" w:end="0" w:hanging="0"/>
-        <w:rPr>
-          <w:rFonts w:ascii="Arial" w:hAnsi="Arial"/>
-        </w:rPr>
-      </w:pPr>
-      <w:r>
-        <w:rPr>
-          <w:b/>
-          <w:bCs/>
-          <w:sz w:val="20"/>
-          <w:szCs w:val="20"/>
-        </w:rPr>
-        <w:t>Local:</w:t>
-      </w:r>
+    <w:p>
+      <w:pPr>
+        <w:pStyle w:val="Normal"/>
+        <w:keepNext w:val="true"/>
+        <w:keepLines/>
+        <w:widowControl w:val="false"/>
+        <w:rPr/>
+      </w:pPr>
       <w:r>
         <w:rPr>
           <w:b w:val="false"/>
@@ -721,17 +679,17 @@
           <w:sz w:val="20"/>
           <w:szCs w:val="20"/>
         </w:rPr>
-        <w:t xml:space="preserve"> {{ ev.local }};</w:t>
-      </w:r>
-    </w:p>
-    <w:p xmlns:wp14="http://schemas.microsoft.com/office/word/2010/wordml" wp14:textId="77777777">
-      <w:pPr>
-        <w:pStyle w:val="Normal"/>
-        <w:keepNext w:val="true"/>
-        <w:keepLines/>
-        <w:widowControl w:val="false"/>
-        <w:spacing w:before="147" w:after="0" w:line="240" w:lineRule="auto"/>
-        <w:ind w:start="270" w:end="0" w:hanging="0"/>
+        <w:t>{%p for ev in eventos %}</w:t>
+      </w:r>
+    </w:p>
+    <w:p>
+      <w:pPr>
+        <w:pStyle w:val="Normal"/>
+        <w:keepNext w:val="true"/>
+        <w:keepLines/>
+        <w:widowControl w:val="false"/>
+        <w:spacing w:lineRule="auto" w:line="240" w:before="147" w:after="0"/>
+        <w:ind w:hanging="0" w:start="270" w:end="0"/>
         <w:rPr>
           <w:rFonts w:ascii="Arial" w:hAnsi="Arial"/>
         </w:rPr>
@@ -743,7 +701,29 @@
           <w:sz w:val="20"/>
           <w:szCs w:val="20"/>
         </w:rPr>
-        <w:t>Horário de atendimento:</w:t>
+        <w:t>{{ ev.titulo }}:</w:t>
+      </w:r>
+    </w:p>
+    <w:p>
+      <w:pPr>
+        <w:pStyle w:val="Normal"/>
+        <w:keepNext w:val="true"/>
+        <w:keepLines/>
+        <w:widowControl w:val="false"/>
+        <w:spacing w:lineRule="auto" w:line="240" w:before="147" w:after="0"/>
+        <w:ind w:hanging="0" w:start="270" w:end="0"/>
+        <w:rPr>
+          <w:rFonts w:ascii="Arial" w:hAnsi="Arial"/>
+        </w:rPr>
+      </w:pPr>
+      <w:r>
+        <w:rPr>
+          <w:b/>
+          <w:bCs/>
+          <w:sz w:val="20"/>
+          <w:szCs w:val="20"/>
+        </w:rPr>
+        <w:t>Local:</w:t>
       </w:r>
       <w:r>
         <w:rPr>
@@ -752,17 +732,17 @@
           <w:sz w:val="20"/>
           <w:szCs w:val="20"/>
         </w:rPr>
-        <w:t xml:space="preserve"> {{ ev.horario }};</w:t>
-      </w:r>
-    </w:p>
-    <w:p xmlns:wp14="http://schemas.microsoft.com/office/word/2010/wordml" wp14:textId="77777777">
-      <w:pPr>
-        <w:pStyle w:val="Normal"/>
-        <w:keepNext w:val="true"/>
-        <w:keepLines/>
-        <w:widowControl w:val="false"/>
-        <w:spacing w:before="147" w:after="0" w:line="240" w:lineRule="auto"/>
-        <w:ind w:start="270" w:end="0" w:hanging="0"/>
+        <w:t xml:space="preserve"> {{ ev.local }};</w:t>
+      </w:r>
+    </w:p>
+    <w:p>
+      <w:pPr>
+        <w:pStyle w:val="Normal"/>
+        <w:keepNext w:val="true"/>
+        <w:keepLines/>
+        <w:widowControl w:val="false"/>
+        <w:spacing w:lineRule="auto" w:line="240" w:before="147" w:after="0"/>
+        <w:ind w:hanging="0" w:start="270" w:end="0"/>
         <w:rPr>
           <w:rFonts w:ascii="Arial" w:hAnsi="Arial"/>
         </w:rPr>
@@ -774,7 +754,7 @@
           <w:sz w:val="20"/>
           <w:szCs w:val="20"/>
         </w:rPr>
-        <w:t>Efetivo total:</w:t>
+        <w:t>Horário de atendimento:</w:t>
       </w:r>
       <w:r>
         <w:rPr>
@@ -783,51 +763,30 @@
           <w:sz w:val="20"/>
           <w:szCs w:val="20"/>
         </w:rPr>
-        <w:t xml:space="preserve"> {{ ev.efetivo }};</w:t>
-      </w:r>
-    </w:p>
-    <w:p xmlns:wp14="http://schemas.microsoft.com/office/word/2010/wordml" wp14:textId="77777777">
-      <w:pPr>
-        <w:pStyle w:val="Normal"/>
-        <w:keepNext w:val="1"/>
-        <w:keepLines w:val="1"/>
-        <w:widowControl w:val="0"/>
-        <w:spacing w:before="147" w:after="0" w:line="240" w:lineRule="auto"/>
-        <w:ind w:start="270" w:end="0" w:hanging="0"/>
-        <w:rPr>
-          <w:rFonts w:ascii="Arial" w:hAnsi="Arial"/>
-        </w:rPr>
-      </w:pPr>
-    </w:p>
-    <w:p xmlns:wp14="http://schemas.microsoft.com/office/word/2010/wordml" wp14:textId="77777777">
-      <w:pPr>
-        <w:pStyle w:val="Normal"/>
-        <w:keepNext w:val="1"/>
-        <w:keepLines w:val="1"/>
-        <w:widowControl w:val="0"/>
-      </w:pPr>
-      <w:r>
-        <w:rPr>
-          <w:b w:val="0"/>
-          <w:bCs w:val="0"/>
+        <w:t xml:space="preserve"> {{ ev.horario }};</w:t>
+      </w:r>
+    </w:p>
+    <w:p>
+      <w:pPr>
+        <w:pStyle w:val="Normal"/>
+        <w:keepNext w:val="true"/>
+        <w:keepLines/>
+        <w:widowControl w:val="false"/>
+        <w:spacing w:lineRule="auto" w:line="240" w:before="147" w:after="0"/>
+        <w:ind w:hanging="0" w:start="270" w:end="0"/>
+        <w:rPr>
+          <w:rFonts w:ascii="Arial" w:hAnsi="Arial"/>
+        </w:rPr>
+      </w:pPr>
+      <w:r>
+        <w:rPr>
+          <w:b/>
+          <w:bCs/>
           <w:sz w:val="20"/>
           <w:szCs w:val="20"/>
         </w:rPr>
-        <w:t>{%p if ev.unidade_movel %}</w:t>
-      </w:r>
-    </w:p>
-    <w:p xmlns:wp14="http://schemas.microsoft.com/office/word/2010/wordml" wp14:textId="77777777">
-      <w:pPr>
-        <w:pStyle w:val="Normal"/>
-        <w:keepNext w:val="true"/>
-        <w:keepLines/>
-        <w:widowControl w:val="false"/>
-        <w:spacing w:before="147" w:after="0" w:line="240" w:lineRule="auto"/>
-        <w:ind w:start="270" w:end="0" w:hanging="0"/>
-        <w:rPr>
-          <w:rFonts w:ascii="Arial" w:hAnsi="Arial"/>
-        </w:rPr>
-      </w:pPr>
+        <w:t>Efetivo total:</w:t>
+      </w:r>
       <w:r>
         <w:rPr>
           <w:b w:val="false"/>
@@ -835,57 +794,118 @@
           <w:sz w:val="20"/>
           <w:szCs w:val="20"/>
         </w:rPr>
-        <w:t>{{ ev.unidade_movel }}</w:t>
-      </w:r>
-    </w:p>
-    <w:p xmlns:wp14="http://schemas.microsoft.com/office/word/2010/wordml" wp14:textId="77777777">
-      <w:pPr>
-        <w:pStyle w:val="Normal"/>
-        <w:keepNext w:val="1"/>
-        <w:keepLines w:val="1"/>
-        <w:widowControl w:val="0"/>
-        <w:spacing w:before="147" w:after="0" w:line="240" w:lineRule="auto"/>
-        <w:ind w:start="270" w:end="0" w:hanging="0"/>
-        <w:rPr>
-          <w:rFonts w:ascii="Arial" w:hAnsi="Arial"/>
-        </w:rPr>
-      </w:pPr>
-    </w:p>
-    <w:p xmlns:wp14="http://schemas.microsoft.com/office/word/2010/wordml" wp14:textId="77777777">
-      <w:pPr>
-        <w:pStyle w:val="Normal"/>
-        <w:keepNext w:val="1"/>
-        <w:keepLines w:val="1"/>
-        <w:widowControl w:val="0"/>
-      </w:pPr>
-      <w:r>
-        <w:rPr>
-          <w:b w:val="0"/>
-          <w:bCs w:val="0"/>
+        <w:t xml:space="preserve"> {{ ev.efetivo }};</w:t>
+      </w:r>
+    </w:p>
+    <w:p>
+      <w:pPr>
+        <w:pStyle w:val="Normal"/>
+        <w:keepNext w:val="true"/>
+        <w:keepLines/>
+        <w:widowControl w:val="false"/>
+        <w:spacing w:lineRule="auto" w:line="240" w:before="147" w:after="0"/>
+        <w:ind w:hanging="0" w:start="270" w:end="0"/>
+        <w:rPr>
+          <w:rFonts w:ascii="Arial" w:hAnsi="Arial"/>
+        </w:rPr>
+      </w:pPr>
+      <w:r>
+        <w:rPr/>
+      </w:r>
+    </w:p>
+    <w:p>
+      <w:pPr>
+        <w:pStyle w:val="Normal"/>
+        <w:keepNext w:val="true"/>
+        <w:keepLines/>
+        <w:widowControl w:val="false"/>
+        <w:rPr/>
+      </w:pPr>
+      <w:r>
+        <w:rPr>
+          <w:b w:val="false"/>
+          <w:bCs w:val="false"/>
           <w:sz w:val="20"/>
           <w:szCs w:val="20"/>
         </w:rPr>
-        <w:t>{%p endif %}</w:t>
-      </w:r>
-    </w:p>
-    <w:p xmlns:wp14="http://schemas.microsoft.com/office/word/2010/wordml" wp14:textId="77777777">
-      <w:pPr>
-        <w:pStyle w:val="Normal"/>
-        <w:keepNext w:val="1"/>
-        <w:keepLines w:val="1"/>
-        <w:widowControl w:val="0"/>
-      </w:pPr>
-      <w:r>
-        <w:rPr>
-          <w:b w:val="0"/>
-          <w:bCs w:val="0"/>
+        <w:t>{%p if ev.unidade_movel %}</w:t>
+      </w:r>
+    </w:p>
+    <w:p>
+      <w:pPr>
+        <w:pStyle w:val="Normal"/>
+        <w:keepNext w:val="true"/>
+        <w:keepLines/>
+        <w:widowControl w:val="false"/>
+        <w:spacing w:lineRule="auto" w:line="240" w:before="147" w:after="0"/>
+        <w:ind w:hanging="0" w:start="270" w:end="0"/>
+        <w:rPr>
+          <w:rFonts w:ascii="Arial" w:hAnsi="Arial"/>
+        </w:rPr>
+      </w:pPr>
+      <w:r>
+        <w:rPr>
+          <w:b w:val="false"/>
+          <w:bCs w:val="false"/>
           <w:sz w:val="20"/>
           <w:szCs w:val="20"/>
         </w:rPr>
+        <w:t>{{ ev.unidade_movel }}</w:t>
+      </w:r>
+    </w:p>
+    <w:p>
+      <w:pPr>
+        <w:pStyle w:val="Normal"/>
+        <w:keepNext w:val="true"/>
+        <w:keepLines/>
+        <w:widowControl w:val="false"/>
+        <w:spacing w:lineRule="auto" w:line="240" w:before="147" w:after="0"/>
+        <w:ind w:hanging="0" w:start="270" w:end="0"/>
+        <w:rPr>
+          <w:rFonts w:ascii="Arial" w:hAnsi="Arial"/>
+        </w:rPr>
+      </w:pPr>
+      <w:r>
+        <w:rPr/>
+      </w:r>
+    </w:p>
+    <w:p>
+      <w:pPr>
+        <w:pStyle w:val="Normal"/>
+        <w:keepNext w:val="true"/>
+        <w:keepLines/>
+        <w:widowControl w:val="false"/>
+        <w:rPr/>
+      </w:pPr>
+      <w:r>
+        <w:rPr>
+          <w:b w:val="false"/>
+          <w:bCs w:val="false"/>
+          <w:sz w:val="20"/>
+          <w:szCs w:val="20"/>
+        </w:rPr>
+        <w:t>{%p endif %}</w:t>
+      </w:r>
+    </w:p>
+    <w:p>
+      <w:pPr>
+        <w:pStyle w:val="Normal"/>
+        <w:keepNext w:val="true"/>
+        <w:keepLines/>
+        <w:widowControl w:val="false"/>
+        <w:rPr/>
+      </w:pPr>
+      <w:r>
+        <w:rPr>
+          <w:b w:val="false"/>
+          <w:bCs w:val="false"/>
+          <w:sz w:val="20"/>
+          <w:szCs w:val="20"/>
+        </w:rPr>
         <w:t>{%p endfor %}</w:t>
       </w:r>
     </w:p>
-    <w:p xmlns:wp14="http://schemas.microsoft.com/office/word/2010/wordml" wp14:textId="77777777">
+    <w:p>
       <w:pPr>
         <w:pStyle w:val="Normal"/>
         <w:widowControl w:val="false"/>
@@ -893,8 +913,8 @@
           <w:ilvl w:val="0"/>
           <w:numId w:val="0"/>
         </w:numPr>
-        <w:spacing w:before="147" w:after="0" w:line="240" w:lineRule="auto"/>
-        <w:ind w:start="0" w:end="0" w:hanging="0"/>
+        <w:spacing w:lineRule="auto" w:line="240" w:before="147" w:after="0"/>
+        <w:ind w:hanging="0" w:start="0" w:end="0"/>
         <w:rPr>
           <w:rFonts w:ascii="Arial" w:hAnsi="Arial"/>
           <w:b/>
@@ -912,7 +932,7 @@
         </w:rPr>
       </w:r>
     </w:p>
-    <w:p xmlns:wp14="http://schemas.microsoft.com/office/word/2010/wordml" wp14:textId="77777777">
+    <w:p>
       <w:pPr>
         <w:pStyle w:val="Normal"/>
         <w:keepNext w:val="true"/>
@@ -925,12 +945,12 @@
         <w:suppressLineNumbers w:val="0"/>
         <w:tabs>
           <w:tab w:val="clear" w:pos="720"/>
-          <w:tab w:val="left" w:leader="none" w:pos="168"/>
-          <w:tab w:val="left" w:leader="none" w:pos="288"/>
+          <w:tab w:val="left" w:pos="168" w:leader="none"/>
+          <w:tab w:val="left" w:pos="288" w:leader="none"/>
         </w:tabs>
         <w:bidi w:val="0"/>
-        <w:spacing w:before="261" w:beforeAutospacing="0" w:after="114" w:afterAutospacing="0" w:line="240" w:lineRule="auto"/>
-        <w:ind w:start="360" w:end="0" w:hanging="360"/>
+        <w:spacing w:lineRule="auto" w:line="240" w:beforeAutospacing="0" w:before="261" w:afterAutospacing="0" w:after="114"/>
+        <w:ind w:hanging="360" w:start="360" w:end="0"/>
         <w:jc w:val="start"/>
         <w:rPr>
           <w:b/>
@@ -949,7 +969,7 @@
         <w:t>VALOR TOTAL DO PLANO</w:t>
       </w:r>
     </w:p>
-    <w:p xmlns:wp14="http://schemas.microsoft.com/office/word/2010/wordml" wp14:textId="77777777">
+    <w:p>
       <w:pPr>
         <w:pStyle w:val="Normal"/>
         <w:keepNext w:val="true"/>
@@ -957,11 +977,11 @@
         <w:widowControl w:val="false"/>
         <w:tabs>
           <w:tab w:val="clear" w:pos="720"/>
-          <w:tab w:val="left" w:leader="none" w:pos="168"/>
-          <w:tab w:val="left" w:leader="none" w:pos="288"/>
+          <w:tab w:val="left" w:pos="168" w:leader="none"/>
+          <w:tab w:val="left" w:pos="288" w:leader="none"/>
         </w:tabs>
-        <w:spacing w:before="261" w:after="114" w:line="240" w:lineRule="auto"/>
-        <w:ind w:start="0" w:end="0" w:hanging="0"/>
+        <w:spacing w:lineRule="auto" w:line="240" w:before="261" w:after="114"/>
+        <w:ind w:hanging="0" w:start="0" w:end="0"/>
         <w:rPr>
           <w:rFonts w:ascii="Arial" w:hAnsi="Arial"/>
           <w:b/>
@@ -979,7 +999,7 @@
         </w:rPr>
       </w:r>
     </w:p>
-    <w:p xmlns:wp14="http://schemas.microsoft.com/office/word/2010/wordml" wp14:textId="77777777">
+    <w:p>
       <w:pPr>
         <w:pStyle w:val="Normal"/>
         <w:keepNext w:val="true"/>
@@ -987,7 +1007,7 @@
         <w:widowControl w:val="false"/>
         <w:suppressLineNumbers w:val="0"/>
         <w:bidi w:val="0"/>
-        <w:spacing w:before="90" w:beforeAutospacing="0" w:after="0" w:afterAutospacing="0" w:line="240" w:lineRule="auto"/>
+        <w:spacing w:lineRule="auto" w:line="240" w:beforeAutospacing="0" w:before="90" w:afterAutospacing="0" w:after="0"/>
         <w:ind w:start="0" w:end="0"/>
         <w:rPr>
           <w:rFonts w:ascii="Arial" w:hAnsi="Arial"/>
@@ -1003,13 +1023,13 @@
         <w:t>{{r valor_do_plano}}</w:t>
       </w:r>
     </w:p>
-    <w:p xmlns:wp14="http://schemas.microsoft.com/office/word/2010/wordml" wp14:textId="77777777">
+    <w:p>
       <w:pPr>
         <w:pStyle w:val="Normal"/>
         <w:widowControl w:val="false"/>
         <w:suppressLineNumbers w:val="0"/>
         <w:bidi w:val="0"/>
-        <w:spacing w:before="90" w:beforeAutospacing="0" w:after="0" w:afterAutospacing="0" w:line="240" w:lineRule="auto"/>
+        <w:spacing w:lineRule="auto" w:line="240" w:beforeAutospacing="0" w:before="90" w:afterAutospacing="0" w:after="0"/>
         <w:ind w:start="0" w:end="0"/>
         <w:jc w:val="start"/>
         <w:rPr>
@@ -1029,7 +1049,7 @@
         </w:rPr>
       </w:r>
     </w:p>
-    <w:p xmlns:wp14="http://schemas.microsoft.com/office/word/2010/wordml" wp14:textId="77777777">
+    <w:p>
       <w:pPr>
         <w:pStyle w:val="Normal"/>
         <w:keepNext w:val="true"/>
@@ -1042,12 +1062,12 @@
         <w:suppressLineNumbers w:val="0"/>
         <w:tabs>
           <w:tab w:val="clear" w:pos="720"/>
-          <w:tab w:val="left" w:leader="none" w:pos="168"/>
-          <w:tab w:val="left" w:leader="none" w:pos="288"/>
+          <w:tab w:val="left" w:pos="168" w:leader="none"/>
+          <w:tab w:val="left" w:pos="288" w:leader="none"/>
         </w:tabs>
         <w:bidi w:val="0"/>
-        <w:spacing w:before="261" w:beforeAutospacing="0" w:after="114" w:afterAutospacing="0" w:line="240" w:lineRule="auto"/>
-        <w:ind w:start="360" w:end="0" w:hanging="360"/>
+        <w:spacing w:lineRule="auto" w:line="240" w:beforeAutospacing="0" w:before="261" w:afterAutospacing="0" w:after="114"/>
+        <w:ind w:hanging="360" w:start="360" w:end="0"/>
         <w:jc w:val="start"/>
         <w:rPr>
           <w:b/>
@@ -1066,59 +1086,13 @@
         <w:t>RECURSOS NECESSÁRIOS</w:t>
       </w:r>
     </w:p>
-    <w:p xmlns:wp14="http://schemas.microsoft.com/office/word/2010/wordml" wp14:textId="77777777">
-      <w:pPr>
-        <w:pStyle w:val="Normal"/>
-        <w:keepNext w:val="1"/>
-        <w:keepLines w:val="1"/>
-        <w:widowControl w:val="0"/>
-      </w:pPr>
-      <w:r>
-        <w:rPr>
-          <w:b w:val="0"/>
-          <w:bCs w:val="0"/>
-          <w:sz w:val="20"/>
-          <w:szCs w:val="20"/>
-        </w:rPr>
-        <w:t>{%p for ev in eventos %}</w:t>
-      </w:r>
-    </w:p>
-    <w:p xmlns:wp14="http://schemas.microsoft.com/office/word/2010/wordml" wp14:textId="77777777">
-      <w:pPr>
-        <w:pStyle w:val="Normal"/>
-        <w:keepNext w:val="true"/>
-        <w:keepLines/>
-        <w:widowControl w:val="false"/>
-        <w:spacing w:before="147" w:after="0" w:line="240" w:lineRule="auto"/>
-        <w:ind w:start="270" w:end="0" w:hanging="0"/>
-        <w:rPr>
-          <w:rFonts w:ascii="Arial" w:hAnsi="Arial"/>
-        </w:rPr>
-      </w:pPr>
-      <w:r>
-        <w:rPr>
-          <w:b/>
-          <w:bCs/>
-          <w:sz w:val="20"/>
-          <w:szCs w:val="20"/>
-        </w:rPr>
-        <w:t>{{ ev.data_header }}:</w:t>
-      </w:r>
-    </w:p>
-    <w:p xmlns:wp14="http://schemas.microsoft.com/office/word/2010/wordml" wp14:textId="77777777">
-      <w:pPr>
-        <w:pStyle w:val="Normal"/>
-        <w:keepNext w:val="true"/>
-        <w:keepLines/>
-        <w:widowControl w:val="false"/>
-        <w:suppressAutoHyphens w:val="true"/>
-        <w:bidi w:val="0"/>
-        <w:spacing w:before="147" w:after="0" w:line="240" w:lineRule="auto"/>
-        <w:ind w:start="567" w:end="0" w:hanging="0"/>
-        <w:jc w:val="start"/>
-        <w:rPr>
-          <w:rFonts w:ascii="Arial" w:hAnsi="Arial"/>
-        </w:rPr>
+    <w:p>
+      <w:pPr>
+        <w:pStyle w:val="Normal"/>
+        <w:keepNext w:val="true"/>
+        <w:keepLines/>
+        <w:widowControl w:val="false"/>
+        <w:rPr/>
       </w:pPr>
       <w:r>
         <w:rPr>
@@ -1127,42 +1101,93 @@
           <w:sz w:val="20"/>
           <w:szCs w:val="20"/>
         </w:rPr>
-        <w:t>{{ ev.recursos }}</w:t>
-      </w:r>
-    </w:p>
-    <w:p xmlns:wp14="http://schemas.microsoft.com/office/word/2010/wordml" wp14:textId="77777777">
-      <w:pPr>
-        <w:pStyle w:val="Normal"/>
-        <w:keepNext w:val="1"/>
-        <w:keepLines w:val="1"/>
-        <w:widowControl w:val="0"/>
+        <w:t>{%p for ev in eventos %}</w:t>
+      </w:r>
+    </w:p>
+    <w:p>
+      <w:pPr>
+        <w:pStyle w:val="Normal"/>
+        <w:keepNext w:val="true"/>
+        <w:keepLines/>
+        <w:widowControl w:val="false"/>
+        <w:spacing w:lineRule="auto" w:line="240" w:before="147" w:after="0"/>
+        <w:ind w:hanging="0" w:start="270" w:end="0"/>
+        <w:rPr>
+          <w:rFonts w:ascii="Arial" w:hAnsi="Arial"/>
+        </w:rPr>
+      </w:pPr>
+      <w:r>
+        <w:rPr>
+          <w:b/>
+          <w:bCs/>
+          <w:sz w:val="20"/>
+          <w:szCs w:val="20"/>
+        </w:rPr>
+        <w:t>{{ ev.data_header }}:</w:t>
+      </w:r>
+    </w:p>
+    <w:p>
+      <w:pPr>
+        <w:pStyle w:val="Normal"/>
+        <w:keepNext w:val="true"/>
+        <w:keepLines/>
+        <w:widowControl w:val="false"/>
         <w:suppressAutoHyphens w:val="true"/>
         <w:bidi w:val="0"/>
-        <w:spacing w:before="147" w:after="0" w:line="240" w:lineRule="auto"/>
-        <w:ind w:start="567" w:end="0" w:hanging="0"/>
-        <w:rPr>
-          <w:rFonts w:ascii="Arial" w:hAnsi="Arial"/>
-        </w:rPr>
-      </w:pPr>
-    </w:p>
-    <w:p xmlns:wp14="http://schemas.microsoft.com/office/word/2010/wordml" wp14:textId="77777777">
-      <w:pPr>
-        <w:pStyle w:val="Normal"/>
-        <w:keepNext w:val="1"/>
-        <w:keepLines w:val="1"/>
-        <w:widowControl w:val="0"/>
-      </w:pPr>
-      <w:r>
-        <w:rPr>
-          <w:b w:val="0"/>
-          <w:bCs w:val="0"/>
+        <w:spacing w:lineRule="auto" w:line="240" w:before="147" w:after="0"/>
+        <w:ind w:hanging="0" w:start="567" w:end="0"/>
+        <w:jc w:val="start"/>
+        <w:rPr>
+          <w:rFonts w:ascii="Arial" w:hAnsi="Arial"/>
+        </w:rPr>
+      </w:pPr>
+      <w:r>
+        <w:rPr>
+          <w:b w:val="false"/>
+          <w:bCs w:val="false"/>
           <w:sz w:val="20"/>
           <w:szCs w:val="20"/>
         </w:rPr>
+        <w:t>{{ ev.recursos }}</w:t>
+      </w:r>
+    </w:p>
+    <w:p>
+      <w:pPr>
+        <w:pStyle w:val="Normal"/>
+        <w:keepNext w:val="true"/>
+        <w:keepLines/>
+        <w:widowControl w:val="false"/>
+        <w:suppressAutoHyphens w:val="true"/>
+        <w:bidi w:val="0"/>
+        <w:spacing w:lineRule="auto" w:line="240" w:before="147" w:after="0"/>
+        <w:ind w:hanging="0" w:start="567" w:end="0"/>
+        <w:rPr>
+          <w:rFonts w:ascii="Arial" w:hAnsi="Arial"/>
+        </w:rPr>
+      </w:pPr>
+      <w:r>
+        <w:rPr/>
+      </w:r>
+    </w:p>
+    <w:p>
+      <w:pPr>
+        <w:pStyle w:val="Normal"/>
+        <w:keepNext w:val="true"/>
+        <w:keepLines/>
+        <w:widowControl w:val="false"/>
+        <w:rPr/>
+      </w:pPr>
+      <w:r>
+        <w:rPr>
+          <w:b w:val="false"/>
+          <w:bCs w:val="false"/>
+          <w:sz w:val="20"/>
+          <w:szCs w:val="20"/>
+        </w:rPr>
         <w:t>{%p endfor %}</w:t>
       </w:r>
     </w:p>
-    <w:p xmlns:wp14="http://schemas.microsoft.com/office/word/2010/wordml" wp14:textId="77777777">
+    <w:p>
       <w:pPr>
         <w:pStyle w:val="Normal"/>
         <w:widowControl w:val="false"/>
@@ -1170,8 +1195,8 @@
           <w:ilvl w:val="0"/>
           <w:numId w:val="0"/>
         </w:numPr>
-        <w:spacing w:before="147" w:after="0" w:line="240" w:lineRule="auto"/>
-        <w:ind w:start="0" w:end="0" w:hanging="0"/>
+        <w:spacing w:lineRule="auto" w:line="240" w:before="147" w:after="0"/>
+        <w:ind w:hanging="0" w:start="0" w:end="0"/>
         <w:rPr>
           <w:rFonts w:ascii="Arial" w:hAnsi="Arial"/>
           <w:b/>
@@ -1189,7 +1214,7 @@
         </w:rPr>
       </w:r>
     </w:p>
-    <w:p xmlns:wp14="http://schemas.microsoft.com/office/word/2010/wordml" wp14:textId="77777777">
+    <w:p>
       <w:pPr>
         <w:pStyle w:val="Normal"/>
         <w:keepNext w:val="true"/>
@@ -1202,12 +1227,12 @@
         <w:suppressLineNumbers w:val="0"/>
         <w:tabs>
           <w:tab w:val="clear" w:pos="720"/>
-          <w:tab w:val="left" w:leader="none" w:pos="168"/>
-          <w:tab w:val="left" w:leader="none" w:pos="288"/>
+          <w:tab w:val="left" w:pos="168" w:leader="none"/>
+          <w:tab w:val="left" w:pos="288" w:leader="none"/>
         </w:tabs>
         <w:bidi w:val="0"/>
-        <w:spacing w:before="261" w:beforeAutospacing="0" w:after="114" w:afterAutospacing="0" w:line="240" w:lineRule="auto"/>
-        <w:ind w:start="360" w:end="0" w:hanging="360"/>
+        <w:spacing w:lineRule="auto" w:line="240" w:beforeAutospacing="0" w:before="261" w:afterAutospacing="0" w:after="114"/>
+        <w:ind w:hanging="360" w:start="360" w:end="0"/>
         <w:jc w:val="start"/>
         <w:rPr>
           <w:b/>
@@ -1226,7 +1251,7 @@
         <w:t>COORDENADOR DO EVENTO</w:t>
       </w:r>
     </w:p>
-    <w:p xmlns:wp14="http://schemas.microsoft.com/office/word/2010/wordml" wp14:textId="77777777">
+    <w:p>
       <w:pPr>
         <w:pStyle w:val="Normal"/>
         <w:keepNext w:val="true"/>
@@ -1234,11 +1259,11 @@
         <w:widowControl w:val="false"/>
         <w:tabs>
           <w:tab w:val="clear" w:pos="720"/>
-          <w:tab w:val="left" w:leader="none" w:pos="168"/>
-          <w:tab w:val="left" w:leader="none" w:pos="288"/>
+          <w:tab w:val="left" w:pos="168" w:leader="none"/>
+          <w:tab w:val="left" w:pos="288" w:leader="none"/>
         </w:tabs>
-        <w:spacing w:before="261" w:after="114" w:line="240" w:lineRule="auto"/>
-        <w:ind w:start="0" w:end="0" w:hanging="0"/>
+        <w:spacing w:lineRule="auto" w:line="240" w:before="261" w:after="114"/>
+        <w:ind w:hanging="0" w:start="0" w:end="0"/>
         <w:rPr>
           <w:rFonts w:ascii="Arial" w:hAnsi="Arial"/>
           <w:b/>
@@ -1256,7 +1281,7 @@
         </w:rPr>
       </w:r>
     </w:p>
-    <w:p xmlns:wp14="http://schemas.microsoft.com/office/word/2010/wordml" wp14:textId="77777777">
+    <w:p>
       <w:pPr>
         <w:pStyle w:val="Normal"/>
         <w:keepNext w:val="true"/>
@@ -1264,7 +1289,7 @@
         <w:widowControl w:val="false"/>
         <w:suppressLineNumbers w:val="0"/>
         <w:bidi w:val="0"/>
-        <w:spacing w:before="90" w:beforeAutospacing="0" w:after="0" w:afterAutospacing="0" w:line="240" w:lineRule="auto"/>
+        <w:spacing w:lineRule="auto" w:line="240" w:beforeAutospacing="0" w:before="90" w:afterAutospacing="0" w:after="0"/>
         <w:ind w:start="0" w:end="0"/>
         <w:rPr>
           <w:rFonts w:ascii="Arial" w:hAnsi="Arial"/>
@@ -1280,7 +1305,7 @@
         <w:t>{{coordenacao}}</w:t>
       </w:r>
     </w:p>
-    <w:p xmlns:wp14="http://schemas.microsoft.com/office/word/2010/wordml" wp14:textId="77777777">
+    <w:p>
       <w:pPr>
         <w:pStyle w:val="Normal"/>
         <w:widowControl w:val="false"/>
@@ -1288,8 +1313,8 @@
           <w:ilvl w:val="0"/>
           <w:numId w:val="0"/>
         </w:numPr>
-        <w:spacing w:before="147" w:after="0" w:line="240" w:lineRule="auto"/>
-        <w:ind w:start="0" w:end="0" w:hanging="0"/>
+        <w:spacing w:lineRule="auto" w:line="240" w:before="147" w:after="0"/>
+        <w:ind w:hanging="0" w:start="0" w:end="0"/>
         <w:rPr>
           <w:rFonts w:ascii="Arial" w:hAnsi="Arial"/>
           <w:b/>
@@ -1307,7 +1332,7 @@
         </w:rPr>
       </w:r>
     </w:p>
-    <w:p xmlns:wp14="http://schemas.microsoft.com/office/word/2010/wordml" wp14:textId="77777777">
+    <w:p>
       <w:pPr>
         <w:pStyle w:val="Normal"/>
         <w:keepNext w:val="true"/>
@@ -1320,12 +1345,12 @@
         <w:suppressLineNumbers w:val="0"/>
         <w:tabs>
           <w:tab w:val="clear" w:pos="720"/>
-          <w:tab w:val="left" w:leader="none" w:pos="168"/>
-          <w:tab w:val="left" w:leader="none" w:pos="288"/>
+          <w:tab w:val="left" w:pos="168" w:leader="none"/>
+          <w:tab w:val="left" w:pos="288" w:leader="none"/>
         </w:tabs>
         <w:bidi w:val="0"/>
-        <w:spacing w:before="261" w:beforeAutospacing="0" w:after="114" w:afterAutospacing="0" w:line="240" w:lineRule="auto"/>
-        <w:ind w:start="360" w:end="0" w:hanging="360"/>
+        <w:spacing w:lineRule="auto" w:line="240" w:beforeAutospacing="0" w:before="261" w:afterAutospacing="0" w:after="114"/>
+        <w:ind w:hanging="360" w:start="360" w:end="0"/>
         <w:jc w:val="start"/>
         <w:rPr>
           <w:b/>
@@ -1344,7 +1369,7 @@
         <w:t>CONSIDERAÇÕES FINAIS</w:t>
       </w:r>
     </w:p>
-    <w:p xmlns:wp14="http://schemas.microsoft.com/office/word/2010/wordml" wp14:textId="77777777">
+    <w:p>
       <w:pPr>
         <w:pStyle w:val="Normal"/>
         <w:keepNext w:val="true"/>
@@ -1352,11 +1377,11 @@
         <w:widowControl w:val="false"/>
         <w:tabs>
           <w:tab w:val="clear" w:pos="720"/>
-          <w:tab w:val="left" w:leader="none" w:pos="168"/>
-          <w:tab w:val="left" w:leader="none" w:pos="288"/>
+          <w:tab w:val="left" w:pos="168" w:leader="none"/>
+          <w:tab w:val="left" w:pos="288" w:leader="none"/>
         </w:tabs>
-        <w:spacing w:before="261" w:after="114" w:line="240" w:lineRule="auto"/>
-        <w:ind w:start="0" w:end="0" w:hanging="0"/>
+        <w:spacing w:lineRule="auto" w:line="240" w:before="261" w:after="114"/>
+        <w:ind w:hanging="0" w:start="0" w:end="0"/>
         <w:rPr>
           <w:rFonts w:ascii="Arial" w:hAnsi="Arial"/>
           <w:b/>
@@ -1374,7 +1399,7 @@
         </w:rPr>
       </w:r>
     </w:p>
-    <w:p xmlns:wp14="http://schemas.microsoft.com/office/word/2010/wordml" wp14:textId="77777777">
+    <w:p>
       <w:pPr>
         <w:pStyle w:val="Normal"/>
         <w:keepNext w:val="true"/>
@@ -1382,7 +1407,7 @@
         <w:widowControl w:val="false"/>
         <w:suppressLineNumbers w:val="0"/>
         <w:bidi w:val="0"/>
-        <w:spacing w:before="90" w:beforeAutospacing="0" w:after="0" w:afterAutospacing="0" w:line="240" w:lineRule="auto"/>
+        <w:spacing w:lineRule="auto" w:line="240" w:beforeAutospacing="0" w:before="90" w:afterAutospacing="0" w:after="0"/>
         <w:ind w:start="0" w:end="0"/>
         <w:rPr>
           <w:rFonts w:ascii="Arial" w:hAnsi="Arial"/>
@@ -1398,13 +1423,13 @@
         <w:t>{{consideracao_final}}</w:t>
       </w:r>
     </w:p>
-    <w:p xmlns:wp14="http://schemas.microsoft.com/office/word/2010/wordml" wp14:textId="77777777">
-      <w:pPr>
-        <w:pStyle w:val="Normal"/>
-        <w:keepNext w:val="true"/>
-        <w:keepLines/>
-        <w:widowControl w:val="false"/>
-        <w:spacing w:before="147" w:after="0" w:line="240" w:lineRule="auto"/>
+    <w:p>
+      <w:pPr>
+        <w:pStyle w:val="Normal"/>
+        <w:keepNext w:val="true"/>
+        <w:keepLines/>
+        <w:widowControl w:val="false"/>
+        <w:spacing w:lineRule="auto" w:line="240" w:before="147" w:after="0"/>
         <w:ind w:start="720" w:end="-4"/>
         <w:jc w:val="both"/>
         <w:rPr>
@@ -1426,13 +1451,13 @@
         </w:rPr>
       </w:r>
     </w:p>
-    <w:p xmlns:wp14="http://schemas.microsoft.com/office/word/2010/wordml" wp14:textId="77777777">
-      <w:pPr>
-        <w:pStyle w:val="Normal"/>
-        <w:keepNext w:val="true"/>
-        <w:keepLines/>
-        <w:widowControl w:val="false"/>
-        <w:spacing w:before="147" w:after="0" w:line="240" w:lineRule="auto"/>
+    <w:p>
+      <w:pPr>
+        <w:pStyle w:val="Normal"/>
+        <w:keepNext w:val="true"/>
+        <w:keepLines/>
+        <w:widowControl w:val="false"/>
+        <w:spacing w:lineRule="auto" w:line="240" w:before="147" w:after="0"/>
         <w:ind w:start="720" w:end="-4"/>
         <w:jc w:val="both"/>
         <w:rPr>
@@ -1454,13 +1479,13 @@
         </w:rPr>
       </w:r>
     </w:p>
-    <w:p xmlns:wp14="http://schemas.microsoft.com/office/word/2010/wordml" wp14:textId="77777777">
-      <w:pPr>
-        <w:pStyle w:val="Normal"/>
-        <w:keepNext w:val="true"/>
-        <w:keepLines/>
-        <w:widowControl w:val="false"/>
-        <w:spacing w:line="240" w:lineRule="auto"/>
+    <w:p>
+      <w:pPr>
+        <w:pStyle w:val="Normal"/>
+        <w:keepNext w:val="true"/>
+        <w:keepLines/>
+        <w:widowControl w:val="false"/>
+        <w:spacing w:lineRule="auto" w:line="240"/>
         <w:ind w:end="19"/>
         <w:jc w:val="center"/>
         <w:rPr>
@@ -1472,7 +1497,7 @@
         <w:t>{{sede}}, {{data_extenso}}</w:t>
       </w:r>
     </w:p>
-    <w:p xmlns:wp14="http://schemas.microsoft.com/office/word/2010/wordml" wp14:textId="77777777">
+    <w:p>
       <w:pPr>
         <w:pStyle w:val="Normal"/>
         <w:keepNext w:val="true"/>
@@ -1480,8 +1505,8 @@
         <w:widowControl w:val="false"/>
         <w:suppressAutoHyphens w:val="true"/>
         <w:bidi w:val="0"/>
-        <w:spacing w:before="0" w:after="0" w:line="360" w:lineRule="auto"/>
-        <w:ind w:start="0" w:end="0" w:hanging="0"/>
+        <w:spacing w:lineRule="auto" w:line="360" w:before="0" w:after="0"/>
+        <w:ind w:hanging="0" w:start="0" w:end="0"/>
         <w:jc w:val="center"/>
         <w:rPr>
           <w:rFonts w:ascii="Arial" w:hAnsi="Arial"/>
@@ -1491,13 +1516,13 @@
         <w:rPr/>
       </w:r>
     </w:p>
-    <w:p xmlns:wp14="http://schemas.microsoft.com/office/word/2010/wordml" wp14:textId="77777777">
-      <w:pPr>
-        <w:pStyle w:val="Normal"/>
-        <w:keepNext w:val="true"/>
-        <w:keepLines/>
-        <w:widowControl w:val="false"/>
-        <w:spacing w:line="360" w:lineRule="auto"/>
+    <w:p>
+      <w:pPr>
+        <w:pStyle w:val="Normal"/>
+        <w:keepNext w:val="true"/>
+        <w:keepLines/>
+        <w:widowControl w:val="false"/>
+        <w:spacing w:lineRule="auto" w:line="360"/>
         <w:ind w:end="19"/>
         <w:jc w:val="center"/>
         <w:rPr>
@@ -1514,13 +1539,13 @@
         <w:t>{{nome_chefia}}</w:t>
       </w:r>
     </w:p>
-    <w:p xmlns:wp14="http://schemas.microsoft.com/office/word/2010/wordml" wp14:textId="77777777">
-      <w:pPr>
-        <w:pStyle w:val="Normal"/>
-        <w:keepNext w:val="true"/>
-        <w:keepLines/>
-        <w:widowControl w:val="false"/>
-        <w:spacing w:line="360" w:lineRule="auto"/>
+    <w:p>
+      <w:pPr>
+        <w:pStyle w:val="Normal"/>
+        <w:keepNext w:val="true"/>
+        <w:keepLines/>
+        <w:widowControl w:val="false"/>
+        <w:spacing w:lineRule="auto" w:line="360"/>
         <w:ind w:end="19"/>
         <w:jc w:val="center"/>
         <w:rPr>
@@ -1537,11 +1562,11 @@
         <w:t>{{cargo_chefia}}</w:t>
       </w:r>
     </w:p>
-    <w:p xmlns:wp14="http://schemas.microsoft.com/office/word/2010/wordml" wp14:textId="77777777">
-      <w:pPr>
-        <w:pStyle w:val="Normal"/>
-        <w:widowControl w:val="false"/>
-        <w:spacing w:before="147" w:after="0" w:line="240" w:lineRule="auto"/>
+    <w:p>
+      <w:pPr>
+        <w:pStyle w:val="Normal"/>
+        <w:widowControl w:val="false"/>
+        <w:spacing w:lineRule="auto" w:line="240" w:before="147" w:after="0"/>
         <w:ind w:end="-4"/>
         <w:jc w:val="center"/>
         <w:rPr>
@@ -1571,13 +1596,12 @@
       <w:footerReference w:type="default" r:id="rId6"/>
       <w:footerReference w:type="first" r:id="rId7"/>
       <w:type w:val="nextPage"/>
-      <w:pgSz w:w="11906" w:h="16838" w:orient="portrait"/>
-      <w:pgMar w:top="777" w:right="720" w:bottom="720" w:left="720" w:header="720" w:footer="0" w:gutter="0"/>
-      <w:pgNumType w:fmt="decimal" w:start="1"/>
+      <w:pgSz w:w="11906" w:h="16838"/>
+      <w:pgMar w:left="720" w:right="720" w:gutter="0" w:header="720" w:top="777" w:footer="0" w:bottom="720"/>
+      <w:pgNumType w:start="1" w:fmt="decimal"/>
       <w:formProt w:val="false"/>
       <w:textDirection w:val="lrTb"/>
       <w:docGrid w:type="default" w:linePitch="100" w:charSpace="0"/>
-      <w:cols w:num="1"/>
     </w:sectPr>
   </w:body>
 </w:document>
@@ -1585,7 +1609,7 @@
 
 <file path=word/footer1.xml><?xml version="1.0" encoding="utf-8"?>
 <w:ftr xmlns:o="urn:schemas-microsoft-com:office:office" xmlns:r="http://schemas.openxmlformats.org/officeDocument/2006/relationships" xmlns:v="urn:schemas-microsoft-com:vml" xmlns:w="http://schemas.openxmlformats.org/wordprocessingml/2006/main" xmlns:w10="urn:schemas-microsoft-com:office:word" xmlns:wp="http://schemas.openxmlformats.org/drawingml/2006/wordprocessingDrawing" xmlns:pic="http://schemas.openxmlformats.org/drawingml/2006/picture" xmlns:wps="http://schemas.microsoft.com/office/word/2010/wordprocessingShape" xmlns:wpg="http://schemas.microsoft.com/office/word/2010/wordprocessingGroup" xmlns:mc="http://schemas.openxmlformats.org/markup-compatibility/2006" xmlns:wp14="http://schemas.microsoft.com/office/word/2010/wordprocessingDrawing" xmlns:w14="http://schemas.microsoft.com/office/word/2010/wordml" xmlns:w15="http://schemas.microsoft.com/office/word/2012/wordml" mc:Ignorable="w14 wp14 w15">
-  <w:p xmlns:wp14="http://schemas.microsoft.com/office/word/2010/wordml" wp14:textId="77777777">
+  <w:p>
     <w:pPr>
       <w:pStyle w:val="Footer"/>
       <w:rPr/>
@@ -1598,8 +1622,8 @@
 </file>
 
 <file path=word/footer2.xml><?xml version="1.0" encoding="utf-8"?>
-<w:ftr xmlns:o="urn:schemas-microsoft-com:office:office" xmlns:r="http://schemas.openxmlformats.org/officeDocument/2006/relationships" xmlns:v="urn:schemas-microsoft-com:vml" xmlns:w="http://schemas.openxmlformats.org/wordprocessingml/2006/main" xmlns:w10="urn:schemas-microsoft-com:office:word" xmlns:wp="http://schemas.openxmlformats.org/drawingml/2006/wordprocessingDrawing" xmlns:pic="http://schemas.openxmlformats.org/drawingml/2006/picture" xmlns:wps="http://schemas.microsoft.com/office/word/2010/wordprocessingShape" xmlns:wpg="http://schemas.microsoft.com/office/word/2010/wordprocessingGroup" xmlns:mc="http://schemas.openxmlformats.org/markup-compatibility/2006" xmlns:wp14="http://schemas.microsoft.com/office/word/2010/wordprocessingDrawing" xmlns:w14="http://schemas.microsoft.com/office/word/2010/wordml" xmlns:w15="http://schemas.microsoft.com/office/word/2012/wordml" xmlns:a="http://schemas.openxmlformats.org/drawingml/2006/main" mc:Ignorable="w14 wp14 w15">
-  <w:p xmlns:wp14="http://schemas.microsoft.com/office/word/2010/wordml" wp14:textId="77777777">
+<w:ftr xmlns:o="urn:schemas-microsoft-com:office:office" xmlns:r="http://schemas.openxmlformats.org/officeDocument/2006/relationships" xmlns:v="urn:schemas-microsoft-com:vml" xmlns:w="http://schemas.openxmlformats.org/wordprocessingml/2006/main" xmlns:w10="urn:schemas-microsoft-com:office:word" xmlns:wp="http://schemas.openxmlformats.org/drawingml/2006/wordprocessingDrawing" xmlns:pic="http://schemas.openxmlformats.org/drawingml/2006/picture" xmlns:wps="http://schemas.microsoft.com/office/word/2010/wordprocessingShape" xmlns:wpg="http://schemas.microsoft.com/office/word/2010/wordprocessingGroup" xmlns:mc="http://schemas.openxmlformats.org/markup-compatibility/2006" xmlns:wp14="http://schemas.microsoft.com/office/word/2010/wordprocessingDrawing" xmlns:w14="http://schemas.microsoft.com/office/word/2010/wordml" xmlns:w15="http://schemas.microsoft.com/office/word/2012/wordml" mc:Ignorable="w14 wp14 w15">
+  <w:p>
     <w:pPr>
       <w:pStyle w:val="Footer"/>
       <w:jc w:val="end"/>
@@ -1626,10 +1650,10 @@
       <w:fldChar w:fldCharType="end"/>
     </w:r>
   </w:p>
-  <w:p xmlns:wp14="http://schemas.microsoft.com/office/word/2010/wordml" wp14:textId="77777777">
+  <w:p>
     <w:pPr>
       <w:pStyle w:val="Normal"/>
-      <w:spacing w:line="240" w:lineRule="auto"/>
+      <w:spacing w:lineRule="auto" w:line="240"/>
       <w:jc w:val="center"/>
       <w:rPr>
         <w:sz w:val="24"/>
@@ -1639,7 +1663,7 @@
     <w:r>
       <w:rPr/>
       <w:drawing>
-        <wp:inline xmlns:wp14="http://schemas.microsoft.com/office/word/2010/wordprocessingDrawing" distT="0" distB="0" distL="0" distR="0" wp14:anchorId="490CE90E" wp14:editId="7777777">
+        <wp:inline distT="0" distB="0" distL="0" distR="0">
           <wp:extent cx="722630" cy="214630"/>
           <wp:effectExtent l="0" t="0" r="0" b="0"/>
           <wp:docPr id="3" name="image1.png"/>
@@ -1679,10 +1703,10 @@
       </w:drawing>
     </w:r>
   </w:p>
-  <w:p xmlns:wp14="http://schemas.microsoft.com/office/word/2010/wordml" wp14:textId="77777777">
+  <w:p>
     <w:pPr>
       <w:pStyle w:val="Normal"/>
-      <w:spacing w:line="240" w:lineRule="auto"/>
+      <w:spacing w:lineRule="auto" w:line="240"/>
       <w:jc w:val="center"/>
       <w:rPr>
         <w:sz w:val="16"/>
@@ -1696,11 +1720,11 @@
       </w:rPr>
     </w:r>
   </w:p>
-  <w:p xmlns:wp14="http://schemas.microsoft.com/office/word/2010/wordml" wp14:textId="77777777">
+  <w:p>
     <w:pPr>
       <w:pStyle w:val="Normal"/>
       <w:widowControl w:val="false"/>
-      <w:spacing w:line="230" w:lineRule="auto"/>
+      <w:spacing w:lineRule="auto" w:line="230"/>
       <w:ind w:start="-450" w:end="-360"/>
       <w:jc w:val="center"/>
       <w:rPr>
@@ -1724,11 +1748,11 @@
       <w:t>{{unidade_rodape}}- {{endereco}}  {{telefone}} – {{email}}</w:t>
     </w:r>
   </w:p>
-  <w:p xmlns:wp14="http://schemas.microsoft.com/office/word/2010/wordml" wp14:textId="77777777">
+  <w:p>
     <w:pPr>
       <w:pStyle w:val="Normal"/>
       <w:widowControl w:val="false"/>
-      <w:spacing w:line="230" w:lineRule="auto"/>
+      <w:spacing w:lineRule="auto" w:line="230"/>
       <w:ind w:start="-450" w:end="-360"/>
       <w:jc w:val="center"/>
       <w:rPr>
@@ -1755,8 +1779,8 @@
 </file>
 
 <file path=word/footer3.xml><?xml version="1.0" encoding="utf-8"?>
-<w:ftr xmlns:o="urn:schemas-microsoft-com:office:office" xmlns:r="http://schemas.openxmlformats.org/officeDocument/2006/relationships" xmlns:v="urn:schemas-microsoft-com:vml" xmlns:w="http://schemas.openxmlformats.org/wordprocessingml/2006/main" xmlns:w10="urn:schemas-microsoft-com:office:word" xmlns:wp="http://schemas.openxmlformats.org/drawingml/2006/wordprocessingDrawing" xmlns:pic="http://schemas.openxmlformats.org/drawingml/2006/picture" xmlns:wps="http://schemas.microsoft.com/office/word/2010/wordprocessingShape" xmlns:wpg="http://schemas.microsoft.com/office/word/2010/wordprocessingGroup" xmlns:mc="http://schemas.openxmlformats.org/markup-compatibility/2006" xmlns:wp14="http://schemas.microsoft.com/office/word/2010/wordprocessingDrawing" xmlns:w14="http://schemas.microsoft.com/office/word/2010/wordml" xmlns:w15="http://schemas.microsoft.com/office/word/2012/wordml" xmlns:a="http://schemas.openxmlformats.org/drawingml/2006/main" mc:Ignorable="w14 wp14 w15">
-  <w:p xmlns:wp14="http://schemas.microsoft.com/office/word/2010/wordml" wp14:textId="77777777">
+<w:ftr xmlns:o="urn:schemas-microsoft-com:office:office" xmlns:r="http://schemas.openxmlformats.org/officeDocument/2006/relationships" xmlns:v="urn:schemas-microsoft-com:vml" xmlns:w="http://schemas.openxmlformats.org/wordprocessingml/2006/main" xmlns:w10="urn:schemas-microsoft-com:office:word" xmlns:wp="http://schemas.openxmlformats.org/drawingml/2006/wordprocessingDrawing" xmlns:pic="http://schemas.openxmlformats.org/drawingml/2006/picture" xmlns:wps="http://schemas.microsoft.com/office/word/2010/wordprocessingShape" xmlns:wpg="http://schemas.microsoft.com/office/word/2010/wordprocessingGroup" xmlns:mc="http://schemas.openxmlformats.org/markup-compatibility/2006" xmlns:wp14="http://schemas.microsoft.com/office/word/2010/wordprocessingDrawing" xmlns:w14="http://schemas.microsoft.com/office/word/2010/wordml" xmlns:w15="http://schemas.microsoft.com/office/word/2012/wordml" mc:Ignorable="w14 wp14 w15">
+  <w:p>
     <w:pPr>
       <w:pStyle w:val="Footer"/>
       <w:jc w:val="end"/>
@@ -1783,10 +1807,10 @@
       <w:fldChar w:fldCharType="end"/>
     </w:r>
   </w:p>
-  <w:p xmlns:wp14="http://schemas.microsoft.com/office/word/2010/wordml" wp14:textId="77777777">
+  <w:p>
     <w:pPr>
       <w:pStyle w:val="Normal"/>
-      <w:spacing w:line="240" w:lineRule="auto"/>
+      <w:spacing w:lineRule="auto" w:line="240"/>
       <w:jc w:val="center"/>
       <w:rPr>
         <w:sz w:val="24"/>
@@ -1796,7 +1820,7 @@
     <w:r>
       <w:rPr/>
       <w:drawing>
-        <wp:inline xmlns:wp14="http://schemas.microsoft.com/office/word/2010/wordprocessingDrawing" distT="0" distB="0" distL="0" distR="0" wp14:anchorId="3D7E9649" wp14:editId="7777777">
+        <wp:inline distT="0" distB="0" distL="0" distR="0">
           <wp:extent cx="722630" cy="214630"/>
           <wp:effectExtent l="0" t="0" r="0" b="0"/>
           <wp:docPr id="4" name="image1.png"/>
@@ -1836,10 +1860,10 @@
       </w:drawing>
     </w:r>
   </w:p>
-  <w:p xmlns:wp14="http://schemas.microsoft.com/office/word/2010/wordml" wp14:textId="77777777">
+  <w:p>
     <w:pPr>
       <w:pStyle w:val="Normal"/>
-      <w:spacing w:line="240" w:lineRule="auto"/>
+      <w:spacing w:lineRule="auto" w:line="240"/>
       <w:jc w:val="center"/>
       <w:rPr>
         <w:sz w:val="16"/>
@@ -1853,11 +1877,11 @@
       </w:rPr>
     </w:r>
   </w:p>
-  <w:p xmlns:wp14="http://schemas.microsoft.com/office/word/2010/wordml" wp14:textId="77777777">
+  <w:p>
     <w:pPr>
       <w:pStyle w:val="Normal"/>
       <w:widowControl w:val="false"/>
-      <w:spacing w:line="230" w:lineRule="auto"/>
+      <w:spacing w:lineRule="auto" w:line="230"/>
       <w:ind w:start="-450" w:end="-360"/>
       <w:jc w:val="center"/>
       <w:rPr>
@@ -1881,11 +1905,11 @@
       <w:t>{{unidade_rodape}}- {{endereco}}  {{telefone}} – {{email}}</w:t>
     </w:r>
   </w:p>
-  <w:p xmlns:wp14="http://schemas.microsoft.com/office/word/2010/wordml" wp14:textId="77777777">
+  <w:p>
     <w:pPr>
       <w:pStyle w:val="Normal"/>
       <w:widowControl w:val="false"/>
-      <w:spacing w:line="230" w:lineRule="auto"/>
+      <w:spacing w:lineRule="auto" w:line="230"/>
       <w:ind w:start="-450" w:end="-360"/>
       <w:jc w:val="center"/>
       <w:rPr>
@@ -1913,7 +1937,7 @@
 
 <file path=word/header1.xml><?xml version="1.0" encoding="utf-8"?>
 <w:hdr xmlns:o="urn:schemas-microsoft-com:office:office" xmlns:r="http://schemas.openxmlformats.org/officeDocument/2006/relationships" xmlns:v="urn:schemas-microsoft-com:vml" xmlns:w="http://schemas.openxmlformats.org/wordprocessingml/2006/main" xmlns:w10="urn:schemas-microsoft-com:office:word" xmlns:wp="http://schemas.openxmlformats.org/drawingml/2006/wordprocessingDrawing" xmlns:pic="http://schemas.openxmlformats.org/drawingml/2006/picture" xmlns:wps="http://schemas.microsoft.com/office/word/2010/wordprocessingShape" xmlns:wpg="http://schemas.microsoft.com/office/word/2010/wordprocessingGroup" xmlns:mc="http://schemas.openxmlformats.org/markup-compatibility/2006" xmlns:wp14="http://schemas.microsoft.com/office/word/2010/wordprocessingDrawing" xmlns:w14="http://schemas.microsoft.com/office/word/2010/wordml" xmlns:w15="http://schemas.microsoft.com/office/word/2012/wordml" mc:Ignorable="w14 wp14 w15">
-  <w:p xmlns:wp14="http://schemas.microsoft.com/office/word/2010/wordml" wp14:textId="77777777">
+  <w:p>
     <w:pPr>
       <w:pStyle w:val="Header"/>
       <w:rPr/>
@@ -1926,12 +1950,12 @@
 </file>
 
 <file path=word/header2.xml><?xml version="1.0" encoding="utf-8"?>
-<w:hdr xmlns:o="urn:schemas-microsoft-com:office:office" xmlns:r="http://schemas.openxmlformats.org/officeDocument/2006/relationships" xmlns:v="urn:schemas-microsoft-com:vml" xmlns:w="http://schemas.openxmlformats.org/wordprocessingml/2006/main" xmlns:w10="urn:schemas-microsoft-com:office:word" xmlns:wp="http://schemas.openxmlformats.org/drawingml/2006/wordprocessingDrawing" xmlns:pic="http://schemas.openxmlformats.org/drawingml/2006/picture" xmlns:wps="http://schemas.microsoft.com/office/word/2010/wordprocessingShape" xmlns:wpg="http://schemas.microsoft.com/office/word/2010/wordprocessingGroup" xmlns:mc="http://schemas.openxmlformats.org/markup-compatibility/2006" xmlns:wp14="http://schemas.microsoft.com/office/word/2010/wordprocessingDrawing" xmlns:w14="http://schemas.microsoft.com/office/word/2010/wordml" xmlns:w15="http://schemas.microsoft.com/office/word/2012/wordml" xmlns:a="http://schemas.openxmlformats.org/drawingml/2006/main" mc:Ignorable="w14 wp14 w15">
-  <w:p xmlns:wp14="http://schemas.microsoft.com/office/word/2010/wordml" wp14:textId="77777777">
+<w:hdr xmlns:o="urn:schemas-microsoft-com:office:office" xmlns:r="http://schemas.openxmlformats.org/officeDocument/2006/relationships" xmlns:v="urn:schemas-microsoft-com:vml" xmlns:w="http://schemas.openxmlformats.org/wordprocessingml/2006/main" xmlns:w10="urn:schemas-microsoft-com:office:word" xmlns:wp="http://schemas.openxmlformats.org/drawingml/2006/wordprocessingDrawing" xmlns:pic="http://schemas.openxmlformats.org/drawingml/2006/picture" xmlns:wps="http://schemas.microsoft.com/office/word/2010/wordprocessingShape" xmlns:wpg="http://schemas.microsoft.com/office/word/2010/wordprocessingGroup" xmlns:mc="http://schemas.openxmlformats.org/markup-compatibility/2006" xmlns:wp14="http://schemas.microsoft.com/office/word/2010/wordprocessingDrawing" xmlns:w14="http://schemas.microsoft.com/office/word/2010/wordml" xmlns:w15="http://schemas.microsoft.com/office/word/2012/wordml" mc:Ignorable="w14 wp14 w15">
+  <w:p>
     <w:pPr>
       <w:pStyle w:val="Normal"/>
       <w:widowControl w:val="false"/>
-      <w:spacing w:line="360" w:lineRule="auto"/>
+      <w:spacing w:lineRule="auto" w:line="360"/>
       <w:ind w:end="0"/>
       <w:jc w:val="center"/>
       <w:rPr>
@@ -1944,7 +1968,7 @@
     <w:r>
       <w:rPr/>
       <w:drawing>
-        <wp:inline xmlns:wp14="http://schemas.microsoft.com/office/word/2010/wordprocessingDrawing" distT="0" distB="0" distL="0" distR="0" wp14:anchorId="30E465DC" wp14:editId="7777777">
+        <wp:inline distT="0" distB="0" distL="0" distR="0">
           <wp:extent cx="895350" cy="1142365"/>
           <wp:effectExtent l="0" t="0" r="0" b="0"/>
           <wp:docPr id="1" name="image2.png"/>
@@ -1984,11 +2008,11 @@
       </w:drawing>
     </w:r>
   </w:p>
-  <w:p xmlns:wp14="http://schemas.microsoft.com/office/word/2010/wordml" wp14:textId="77777777">
+  <w:p>
     <w:pPr>
       <w:pStyle w:val="Normal"/>
       <w:widowControl w:val="false"/>
-      <w:spacing w:line="240" w:lineRule="auto"/>
+      <w:spacing w:lineRule="auto" w:line="240"/>
       <w:ind w:end="4"/>
       <w:jc w:val="center"/>
       <w:rPr>
@@ -2008,11 +2032,11 @@
       <w:t>SECRETARIA DE ESTADO DA SEGURANÇA PÚBLICA</w:t>
     </w:r>
   </w:p>
-  <w:p xmlns:wp14="http://schemas.microsoft.com/office/word/2010/wordml" wp14:textId="77777777">
+  <w:p>
     <w:pPr>
       <w:pStyle w:val="Normal"/>
       <w:widowControl w:val="false"/>
-      <w:spacing w:line="240" w:lineRule="auto"/>
+      <w:spacing w:lineRule="auto" w:line="240"/>
       <w:ind w:end="4"/>
       <w:jc w:val="center"/>
       <w:rPr>
@@ -2032,11 +2056,11 @@
       <w:t>POLÍCIA CIVIL DO PARANÁ</w:t>
     </w:r>
   </w:p>
-  <w:p xmlns:wp14="http://schemas.microsoft.com/office/word/2010/wordml" wp14:textId="77777777">
+  <w:p>
     <w:pPr>
       <w:pStyle w:val="Normal"/>
       <w:widowControl w:val="false"/>
-      <w:spacing w:line="240" w:lineRule="auto"/>
+      <w:spacing w:lineRule="auto" w:line="240"/>
       <w:ind w:end="4"/>
       <w:jc w:val="center"/>
       <w:rPr>
@@ -2053,14 +2077,14 @@
         <w:sz w:val="24"/>
         <w:szCs w:val="24"/>
       </w:rPr>
-      <w:t>{{divisao}}</w:t>
+      <w:t>{{unidade}}</w:t>
     </w:r>
   </w:p>
-  <w:p xmlns:wp14="http://schemas.microsoft.com/office/word/2010/wordml" wp14:textId="77777777">
+  <w:p>
     <w:pPr>
       <w:pStyle w:val="Normal"/>
       <w:widowControl w:val="false"/>
-      <w:spacing w:line="240" w:lineRule="auto"/>
+      <w:spacing w:lineRule="auto" w:line="240"/>
       <w:ind w:end="4"/>
       <w:jc w:val="center"/>
       <w:rPr>
@@ -2077,14 +2101,13 @@
         <w:sz w:val="24"/>
         <w:szCs w:val="24"/>
       </w:rPr>
-      <w:t>{{unidade}}</w:t>
     </w:r>
   </w:p>
-  <w:p xmlns:wp14="http://schemas.microsoft.com/office/word/2010/wordml" wp14:textId="77777777">
+  <w:p>
     <w:pPr>
       <w:pStyle w:val="Normal"/>
       <w:widowControl w:val="false"/>
-      <w:spacing w:line="240" w:lineRule="auto"/>
+      <w:spacing w:lineRule="auto" w:line="240"/>
       <w:ind w:end="4"/>
       <w:jc w:val="center"/>
       <w:rPr>
@@ -2103,30 +2126,7 @@
       </w:rPr>
     </w:r>
   </w:p>
-  <w:p xmlns:wp14="http://schemas.microsoft.com/office/word/2010/wordml" wp14:textId="77777777">
-    <w:pPr>
-      <w:pStyle w:val="Normal"/>
-      <w:widowControl w:val="false"/>
-      <w:spacing w:line="240" w:lineRule="auto"/>
-      <w:ind w:end="4"/>
-      <w:jc w:val="center"/>
-      <w:rPr>
-        <w:b/>
-        <w:bCs/>
-        <w:sz w:val="24"/>
-        <w:szCs w:val="24"/>
-      </w:rPr>
-    </w:pPr>
-    <w:r>
-      <w:rPr>
-        <w:b/>
-        <w:bCs/>
-        <w:sz w:val="24"/>
-        <w:szCs w:val="24"/>
-      </w:rPr>
-    </w:r>
-  </w:p>
-  <w:p xmlns:wp14="http://schemas.microsoft.com/office/word/2010/wordml" wp14:textId="77777777">
+  <w:p>
     <w:pPr>
       <w:pStyle w:val="Normal"/>
       <w:rPr/>
@@ -2139,12 +2139,12 @@
 </file>
 
 <file path=word/header3.xml><?xml version="1.0" encoding="utf-8"?>
-<w:hdr xmlns:o="urn:schemas-microsoft-com:office:office" xmlns:r="http://schemas.openxmlformats.org/officeDocument/2006/relationships" xmlns:v="urn:schemas-microsoft-com:vml" xmlns:w="http://schemas.openxmlformats.org/wordprocessingml/2006/main" xmlns:w10="urn:schemas-microsoft-com:office:word" xmlns:wp="http://schemas.openxmlformats.org/drawingml/2006/wordprocessingDrawing" xmlns:pic="http://schemas.openxmlformats.org/drawingml/2006/picture" xmlns:wps="http://schemas.microsoft.com/office/word/2010/wordprocessingShape" xmlns:wpg="http://schemas.microsoft.com/office/word/2010/wordprocessingGroup" xmlns:mc="http://schemas.openxmlformats.org/markup-compatibility/2006" xmlns:wp14="http://schemas.microsoft.com/office/word/2010/wordprocessingDrawing" xmlns:w14="http://schemas.microsoft.com/office/word/2010/wordml" xmlns:w15="http://schemas.microsoft.com/office/word/2012/wordml" xmlns:a="http://schemas.openxmlformats.org/drawingml/2006/main" mc:Ignorable="w14 wp14 w15">
-  <w:p xmlns:wp14="http://schemas.microsoft.com/office/word/2010/wordml" wp14:textId="77777777">
+<w:hdr xmlns:o="urn:schemas-microsoft-com:office:office" xmlns:r="http://schemas.openxmlformats.org/officeDocument/2006/relationships" xmlns:v="urn:schemas-microsoft-com:vml" xmlns:w="http://schemas.openxmlformats.org/wordprocessingml/2006/main" xmlns:w10="urn:schemas-microsoft-com:office:word" xmlns:wp="http://schemas.openxmlformats.org/drawingml/2006/wordprocessingDrawing" xmlns:pic="http://schemas.openxmlformats.org/drawingml/2006/picture" xmlns:wps="http://schemas.microsoft.com/office/word/2010/wordprocessingShape" xmlns:wpg="http://schemas.microsoft.com/office/word/2010/wordprocessingGroup" xmlns:mc="http://schemas.openxmlformats.org/markup-compatibility/2006" xmlns:wp14="http://schemas.microsoft.com/office/word/2010/wordprocessingDrawing" xmlns:w14="http://schemas.microsoft.com/office/word/2010/wordml" xmlns:w15="http://schemas.microsoft.com/office/word/2012/wordml" mc:Ignorable="w14 wp14 w15">
+  <w:p>
     <w:pPr>
       <w:pStyle w:val="Normal"/>
       <w:widowControl w:val="false"/>
-      <w:spacing w:line="360" w:lineRule="auto"/>
+      <w:spacing w:lineRule="auto" w:line="360"/>
       <w:ind w:end="0"/>
       <w:jc w:val="center"/>
       <w:rPr>
@@ -2157,7 +2157,7 @@
     <w:r>
       <w:rPr/>
       <w:drawing>
-        <wp:inline xmlns:wp14="http://schemas.microsoft.com/office/word/2010/wordprocessingDrawing" distT="0" distB="0" distL="0" distR="0" wp14:anchorId="05591B2A" wp14:editId="7777777">
+        <wp:inline distT="0" distB="0" distL="0" distR="0">
           <wp:extent cx="895350" cy="1142365"/>
           <wp:effectExtent l="0" t="0" r="0" b="0"/>
           <wp:docPr id="2" name="image2.png"/>
@@ -2197,11 +2197,11 @@
       </w:drawing>
     </w:r>
   </w:p>
-  <w:p xmlns:wp14="http://schemas.microsoft.com/office/word/2010/wordml" wp14:textId="77777777">
+  <w:p>
     <w:pPr>
       <w:pStyle w:val="Normal"/>
       <w:widowControl w:val="false"/>
-      <w:spacing w:line="240" w:lineRule="auto"/>
+      <w:spacing w:lineRule="auto" w:line="240"/>
       <w:ind w:end="4"/>
       <w:jc w:val="center"/>
       <w:rPr>
@@ -2221,11 +2221,11 @@
       <w:t>SECRETARIA DE ESTADO DA SEGURANÇA PÚBLICA</w:t>
     </w:r>
   </w:p>
-  <w:p xmlns:wp14="http://schemas.microsoft.com/office/word/2010/wordml" wp14:textId="77777777">
+  <w:p>
     <w:pPr>
       <w:pStyle w:val="Normal"/>
       <w:widowControl w:val="false"/>
-      <w:spacing w:line="240" w:lineRule="auto"/>
+      <w:spacing w:lineRule="auto" w:line="240"/>
       <w:ind w:end="4"/>
       <w:jc w:val="center"/>
       <w:rPr>
@@ -2245,11 +2245,11 @@
       <w:t>POLÍCIA CIVIL DO PARANÁ</w:t>
     </w:r>
   </w:p>
-  <w:p xmlns:wp14="http://schemas.microsoft.com/office/word/2010/wordml" wp14:textId="77777777">
+  <w:p>
     <w:pPr>
       <w:pStyle w:val="Normal"/>
       <w:widowControl w:val="false"/>
-      <w:spacing w:line="240" w:lineRule="auto"/>
+      <w:spacing w:lineRule="auto" w:line="240"/>
       <w:ind w:end="4"/>
       <w:jc w:val="center"/>
       <w:rPr>
@@ -2266,14 +2266,14 @@
         <w:sz w:val="24"/>
         <w:szCs w:val="24"/>
       </w:rPr>
-      <w:t>{{divisao}}</w:t>
+      <w:t>{{unidade}}</w:t>
     </w:r>
   </w:p>
-  <w:p xmlns:wp14="http://schemas.microsoft.com/office/word/2010/wordml" wp14:textId="77777777">
+  <w:p>
     <w:pPr>
       <w:pStyle w:val="Normal"/>
       <w:widowControl w:val="false"/>
-      <w:spacing w:line="240" w:lineRule="auto"/>
+      <w:spacing w:lineRule="auto" w:line="240"/>
       <w:ind w:end="4"/>
       <w:jc w:val="center"/>
       <w:rPr>
@@ -2290,14 +2290,13 @@
         <w:sz w:val="24"/>
         <w:szCs w:val="24"/>
       </w:rPr>
-      <w:t>{{unidade}}</w:t>
     </w:r>
   </w:p>
-  <w:p xmlns:wp14="http://schemas.microsoft.com/office/word/2010/wordml" wp14:textId="77777777">
+  <w:p>
     <w:pPr>
       <w:pStyle w:val="Normal"/>
       <w:widowControl w:val="false"/>
-      <w:spacing w:line="240" w:lineRule="auto"/>
+      <w:spacing w:lineRule="auto" w:line="240"/>
       <w:ind w:end="4"/>
       <w:jc w:val="center"/>
       <w:rPr>
@@ -2316,30 +2315,7 @@
       </w:rPr>
     </w:r>
   </w:p>
-  <w:p xmlns:wp14="http://schemas.microsoft.com/office/word/2010/wordml" wp14:textId="77777777">
-    <w:pPr>
-      <w:pStyle w:val="Normal"/>
-      <w:widowControl w:val="false"/>
-      <w:spacing w:line="240" w:lineRule="auto"/>
-      <w:ind w:end="4"/>
-      <w:jc w:val="center"/>
-      <w:rPr>
-        <w:b/>
-        <w:bCs/>
-        <w:sz w:val="24"/>
-        <w:szCs w:val="24"/>
-      </w:rPr>
-    </w:pPr>
-    <w:r>
-      <w:rPr>
-        <w:b/>
-        <w:bCs/>
-        <w:sz w:val="24"/>
-        <w:szCs w:val="24"/>
-      </w:rPr>
-    </w:r>
-  </w:p>
-  <w:p xmlns:wp14="http://schemas.microsoft.com/office/word/2010/wordml" wp14:textId="77777777">
+  <w:p>
     <w:pPr>
       <w:pStyle w:val="Normal"/>
       <w:rPr/>
@@ -2471,7 +2447,6 @@
       </w:pPr>
       <w:rPr/>
     </w:lvl>
-    <w:nsid w:val="519c248c"/>
   </w:abstractNum>
   <w:abstractNum w:abstractNumId="2">
     <w:lvl w:ilvl="0">
@@ -2591,7 +2566,6 @@
         <w:ind w:start="0" w:hanging="0"/>
       </w:pPr>
     </w:lvl>
-    <w:nsid w:val="4ef1714a"/>
   </w:abstractNum>
   <w:num w:numId="1">
     <w:abstractNumId w:val="1"/>
@@ -2603,7 +2577,7 @@
 </file>
 
 <file path=word/styles.xml><?xml version="1.0" encoding="utf-8"?>
-<w:styles xmlns:wp14="http://schemas.microsoft.com/office/word/2010/wordprocessingDrawing" xmlns:w="http://schemas.openxmlformats.org/wordprocessingml/2006/main" xmlns:w14="http://schemas.microsoft.com/office/word/2010/wordml" xmlns:mc="http://schemas.openxmlformats.org/markup-compatibility/2006" mc:Ignorable="w14 wp14">
+<w:styles xmlns:w="http://schemas.openxmlformats.org/wordprocessingml/2006/main" xmlns:w14="http://schemas.microsoft.com/office/word/2010/wordml" xmlns:mc="http://schemas.openxmlformats.org/markup-compatibility/2006" mc:Ignorable="w14">
   <w:docDefaults>
     <w:rPrDefault>
       <w:rPr>
@@ -3004,7 +2978,7 @@
       <w:widowControl/>
       <w:suppressAutoHyphens w:val="true"/>
       <w:bidi w:val="0"/>
-      <w:spacing w:before="0" w:after="0" w:line="276" w:lineRule="auto"/>
+      <w:spacing w:lineRule="auto" w:line="276" w:before="0" w:after="0"/>
       <w:jc w:val="start"/>
     </w:pPr>
     <w:rPr>
@@ -3138,13 +3112,13 @@
     <w:qFormat/>
     <w:rPr/>
   </w:style>
-  <w:style w:type="character" w:styleId="Smbolosdenumeraouser">
-    <w:name w:val="Símbolos de numeração (user)"/>
+  <w:style w:type="character" w:styleId="Smbolosdenumerao">
+    <w:name w:val="Símbolos de numeração"/>
     <w:qFormat/>
     <w:rPr/>
   </w:style>
-  <w:style w:type="character" w:styleId="Marcadoresuser">
-    <w:name w:val="Marcadores (user)"/>
+  <w:style w:type="character" w:styleId="Marcadores">
+    <w:name w:val="Marcadores"/>
     <w:qFormat/>
     <w:rPr>
       <w:rFonts w:ascii="OpenSymbol" w:hAnsi="OpenSymbol" w:eastAsia="OpenSymbol" w:cs="OpenSymbol"/>
@@ -3169,7 +3143,7 @@
     <w:name w:val="Body Text"/>
     <w:basedOn w:val="Normal"/>
     <w:pPr>
-      <w:spacing w:before="0" w:after="140" w:line="276" w:lineRule="auto"/>
+      <w:spacing w:lineRule="auto" w:line="276" w:before="0" w:after="140"/>
     </w:pPr>
     <w:rPr/>
   </w:style>
@@ -3267,15 +3241,15 @@
       <w:szCs w:val="30"/>
     </w:rPr>
   </w:style>
-  <w:style w:type="paragraph" w:styleId="Cabealhoerodapuser">
-    <w:name w:val="Cabeçalho e rodapé (user)"/>
+  <w:style w:type="paragraph" w:styleId="Cabealhoerodap">
+    <w:name w:val="Cabeçalho e rodapé"/>
     <w:basedOn w:val="Normal"/>
     <w:qFormat/>
     <w:pPr/>
     <w:rPr/>
   </w:style>
-  <w:style w:type="paragraph" w:styleId="Cabealhoerodap">
-    <w:name w:val="Cabeçalho e rodapé"/>
+  <w:style w:type="paragraph" w:styleId="Cabealhoerodapuser">
+    <w:name w:val="Cabeçalho e rodapé (user)"/>
     <w:basedOn w:val="Normal"/>
     <w:qFormat/>
     <w:pPr/>
@@ -3290,10 +3264,10 @@
     <w:pPr>
       <w:tabs>
         <w:tab w:val="clear" w:pos="720"/>
-        <w:tab w:val="center" w:leader="none" w:pos="4680"/>
-        <w:tab w:val="right" w:leader="none" w:pos="9360"/>
+        <w:tab w:val="center" w:pos="4680" w:leader="none"/>
+        <w:tab w:val="right" w:pos="9360" w:leader="none"/>
       </w:tabs>
-      <w:spacing w:before="0" w:after="0" w:line="240" w:lineRule="auto"/>
+      <w:spacing w:lineRule="auto" w:line="240" w:before="0" w:after="0"/>
     </w:pPr>
     <w:rPr/>
   </w:style>
@@ -3312,18 +3286,18 @@
   </w:style>
   <w:style w:type="paragraph" w:styleId="Header">
     <w:name w:val="header"/>
-    <w:basedOn w:val="Cabealhoerodapuser"/>
+    <w:basedOn w:val="Cabealhoerodap"/>
     <w:pPr/>
     <w:rPr/>
   </w:style>
-  <w:style w:type="numbering" w:styleId="Semlistauser" w:default="1">
-    <w:name w:val="Sem lista (user)"/>
+  <w:style w:type="numbering" w:styleId="Semlista" w:default="1">
+    <w:name w:val="Sem lista"/>
     <w:uiPriority w:val="99"/>
     <w:semiHidden/>
     <w:unhideWhenUsed/>
     <w:qFormat/>
   </w:style>
-  <w:style w:type="table" w:styleId="Tabelanormal" w:default="1">
+  <w:style w:type="table" w:default="1" w:styleId="Tabelanormal">
     <w:name w:val="Normal Table"/>
     <w:uiPriority w:val="99"/>
     <w:semiHidden/>
@@ -3337,7 +3311,7 @@
       </w:tblCellMar>
     </w:tblPr>
   </w:style>
-  <w:style w:type="table" w:styleId="TableNormal" w:customStyle="1">
+  <w:style w:type="table" w:customStyle="1" w:styleId="TableNormal">
     <w:name w:val="TableNormal"/>
     <w:tblPr>
       <w:tblCellMar>
